--- a/DW&BI/GirlsPower_Cristea_Bianca_Analiza.docx
+++ b/DW&BI/GirlsPower_Cristea_Bianca_Analiza.docx
@@ -116,54 +116,50 @@
         </w:rPr>
         <w:t xml:space="preserve">obligatoriu </w:t>
       </w:r>
-      <w:r>
-        <w:rPr>
-          <w:lang w:val="ro-RO"/>
-        </w:rPr>
-        <w:t>(Bianca)</w:t>
-      </w:r>
-      <w:r>
-        <w:rPr>
-          <w:lang w:val="es-ES"/>
-        </w:rPr>
-        <w:t> </w:t>
-      </w:r>
     </w:p>
     <w:p>
       <w:pPr>
         <w:rPr>
-          <w:lang w:val="es-ES"/>
-        </w:rPr>
-      </w:pPr>
-      <w:r>
-        <w:rPr>
-          <w:lang w:val="ro-RO"/>
-        </w:rPr>
-        <w:t>Modelul de bază de date propus reprezintă un sistem de gestiune pentru o unitate hotelieră care oferă servicii de cazare, evenimente și servicii suplimentare (spa, fitness, transport etc.).</w:t>
-      </w:r>
-      <w:r>
-        <w:rPr>
-          <w:lang w:val="es-ES"/>
-        </w:rPr>
-        <w:t> </w:t>
-      </w:r>
-      <w:r>
-        <w:rPr>
-          <w:lang w:val="es-ES"/>
-        </w:rPr>
-        <w:br/>
-      </w:r>
-      <w:r>
-        <w:rPr>
-          <w:lang w:val="ro-RO"/>
-        </w:rPr>
-        <w:t>Scopul principal al aplicației este de a gestiona relațiile dintre clienți, rezervări, camere, servicii, plăți și evenimente, asigurând o evidență completă și coerentă a tuturor operațiunilor.</w:t>
-      </w:r>
-      <w:r>
-        <w:rPr>
-          <w:lang w:val="es-ES"/>
-        </w:rPr>
-        <w:t> </w:t>
+          <w:lang w:val="ro-RO"/>
+        </w:rPr>
+      </w:pPr>
+      <w:r>
+        <w:rPr>
+          <w:lang w:val="ro-RO"/>
+        </w:rPr>
+        <w:t xml:space="preserve">Modelul de bază de date </w:t>
+      </w:r>
+      <w:r>
+        <w:rPr>
+          <w:lang w:val="ro-RO"/>
+        </w:rPr>
+        <w:t>reprezinta un sistem de gestiune pentru o unitate hoteliera care ofera servicii de cazare, organizare evenimente si servicii suplimentare(spa, fitness, etc).</w:t>
+      </w:r>
+    </w:p>
+    <w:p>
+      <w:pPr>
+        <w:rPr>
+          <w:lang w:val="ro-RO"/>
+        </w:rPr>
+      </w:pPr>
+      <w:r>
+        <w:rPr>
+          <w:lang w:val="ro-RO"/>
+        </w:rPr>
+        <w:t>Sistemul OLTP are rolul de a asigura gestionarea operatiunilor zilnice ale hotelului de la rezervarea camerelor si inregistrarea clientilor pana la procesarea platilor si gestionarea evenimentelor. Principalele entitati implicatie in sistem sunt: Clienti, Rezervari, Camere, Servicii, Plati, Angajati, Evenimente.</w:t>
+      </w:r>
+    </w:p>
+    <w:p>
+      <w:pPr>
+        <w:rPr>
+          <w:lang w:val="ro-RO"/>
+        </w:rPr>
+      </w:pPr>
+      <w:r>
+        <w:rPr>
+          <w:lang w:val="ro-RO"/>
+        </w:rPr>
+        <w:t>Scopul principal al aplicatiei este crearea unui depozit de date care sa permita analiza detaliata a  activitatii hoteliere.</w:t>
       </w:r>
     </w:p>
     <w:p>
@@ -188,13 +184,7 @@
         <w:rPr>
           <w:lang w:val="ro-RO"/>
         </w:rPr>
-        <w:t>Diagramele bazei de date OLTP (Bianca)</w:t>
-      </w:r>
-      <w:r>
-        <w:rPr>
-          <w:lang w:val="es-ES"/>
-        </w:rPr>
-        <w:t> </w:t>
+        <w:t xml:space="preserve">Diagramele bazei de date OLTP </w:t>
       </w:r>
     </w:p>
     <w:p>
@@ -243,15 +233,32 @@
       </w:r>
     </w:p>
     <w:p>
+      <w:pPr>
+        <w:rPr>
+          <w:lang w:val="es-ES"/>
+        </w:rPr>
+      </w:pPr>
+      <w:r>
+        <w:rPr>
+          <w:lang w:val="es-ES"/>
+        </w:rPr>
+        <w:t xml:space="preserve">               </w:t>
+      </w:r>
+      <w:r>
+        <w:rPr>
+          <w:lang w:val="es-ES"/>
+        </w:rPr>
+        <w:t> </w:t>
+      </w:r>
       <w:r>
         <w:rPr>
           <w:noProof/>
         </w:rPr>
         <w:drawing>
-          <wp:inline distT="0" distB="0" distL="0" distR="0" wp14:anchorId="78ADA449" wp14:editId="462CC8C6">
-            <wp:extent cx="6019800" cy="3905250"/>
-            <wp:effectExtent l="0" t="0" r="0" b="0"/>
-            <wp:docPr id="298122014" name="Picture 4"/>
+          <wp:inline distT="0" distB="0" distL="0" distR="0" wp14:anchorId="506553B5" wp14:editId="73AB8E55">
+            <wp:extent cx="4933950" cy="3214370"/>
+            <wp:effectExtent l="0" t="0" r="0" b="5080"/>
+            <wp:docPr id="1958363103" name="Picture 1"/>
             <wp:cNvGraphicFramePr>
               <a:graphicFrameLocks xmlns:a="http://schemas.openxmlformats.org/drawingml/2006/main" noChangeAspect="1"/>
             </wp:cNvGraphicFramePr>
@@ -259,12 +266,12 @@
               <a:graphicData uri="http://schemas.openxmlformats.org/drawingml/2006/picture">
                 <pic:pic xmlns:pic="http://schemas.openxmlformats.org/drawingml/2006/picture">
                   <pic:nvPicPr>
-                    <pic:cNvPr id="0" name="Picture 11"/>
+                    <pic:cNvPr id="0" name="Picture 1"/>
                     <pic:cNvPicPr>
                       <a:picLocks noChangeAspect="1" noChangeArrowheads="1"/>
                     </pic:cNvPicPr>
                   </pic:nvPicPr>
-                  <pic:blipFill>
+                  <pic:blipFill rotWithShape="1">
                     <a:blip r:embed="rId5">
                       <a:extLst>
                         <a:ext uri="{28A0092B-C50C-407E-A947-70E740481C1C}">
@@ -272,7 +279,7 @@
                         </a:ext>
                       </a:extLst>
                     </a:blip>
-                    <a:srcRect/>
+                    <a:srcRect t="11689" r="-3057"/>
                     <a:stretch>
                       <a:fillRect/>
                     </a:stretch>
@@ -280,7 +287,7 @@
                   <pic:spPr bwMode="auto">
                     <a:xfrm>
                       <a:off x="0" y="0"/>
-                      <a:ext cx="6019800" cy="3905250"/>
+                      <a:ext cx="4940477" cy="3218622"/>
                     </a:xfrm>
                     <a:prstGeom prst="rect">
                       <a:avLst/>
@@ -289,6 +296,11 @@
                     <a:ln>
                       <a:noFill/>
                     </a:ln>
+                    <a:extLst>
+                      <a:ext uri="{53640926-AAD7-44D8-BBD7-CCE9431645EC}">
+                        <a14:shadowObscured xmlns:a14="http://schemas.microsoft.com/office/drawing/2010/main"/>
+                      </a:ext>
+                    </a:extLst>
                   </pic:spPr>
                 </pic:pic>
               </a:graphicData>
@@ -296,14 +308,40 @@
           </wp:inline>
         </w:drawing>
       </w:r>
-      <w:r>
-        <w:t> </w:t>
-      </w:r>
     </w:p>
     <w:p>
-      <w:r>
+      <w:pPr>
+        <w:rPr>
+          <w:lang w:val="es-ES"/>
+        </w:rPr>
+      </w:pPr>
+      <w:r>
+        <w:rPr>
+          <w:lang w:val="es-ES"/>
+        </w:rPr>
         <w:t> </w:t>
       </w:r>
+    </w:p>
+    <w:p>
+      <w:pPr>
+        <w:rPr>
+          <w:lang w:val="es-ES"/>
+        </w:rPr>
+      </w:pPr>
+    </w:p>
+    <w:p>
+      <w:pPr>
+        <w:rPr>
+          <w:lang w:val="es-ES"/>
+        </w:rPr>
+      </w:pPr>
+    </w:p>
+    <w:p>
+      <w:pPr>
+        <w:rPr>
+          <w:lang w:val="es-ES"/>
+        </w:rPr>
+      </w:pPr>
     </w:p>
     <w:p>
       <w:pPr>
@@ -355,19 +393,23 @@
         <w:rPr>
           <w:lang w:val="es-ES"/>
         </w:rPr>
+        <w:t xml:space="preserve">               </w:t>
+      </w:r>
+      <w:r>
+        <w:rPr>
+          <w:lang w:val="es-ES"/>
+        </w:rPr>
         <w:t> </w:t>
       </w:r>
-    </w:p>
-    <w:p>
       <w:r>
         <w:rPr>
           <w:noProof/>
         </w:rPr>
         <w:drawing>
-          <wp:inline distT="0" distB="0" distL="0" distR="0" wp14:anchorId="38848CBD" wp14:editId="24EFEE40">
-            <wp:extent cx="5818971" cy="2254250"/>
+          <wp:inline distT="0" distB="0" distL="0" distR="0" wp14:anchorId="16A6CED7" wp14:editId="2AF7A60A">
+            <wp:extent cx="4533900" cy="2978150"/>
             <wp:effectExtent l="0" t="0" r="0" b="0"/>
-            <wp:docPr id="316075628" name="Picture 3"/>
+            <wp:docPr id="1932548295" name="Picture 2"/>
             <wp:cNvGraphicFramePr>
               <a:graphicFrameLocks xmlns:a="http://schemas.openxmlformats.org/drawingml/2006/main" noChangeAspect="1"/>
             </wp:cNvGraphicFramePr>
@@ -375,12 +417,12 @@
               <a:graphicData uri="http://schemas.openxmlformats.org/drawingml/2006/picture">
                 <pic:pic xmlns:pic="http://schemas.openxmlformats.org/drawingml/2006/picture">
                   <pic:nvPicPr>
-                    <pic:cNvPr id="0" name="Picture 12"/>
+                    <pic:cNvPr id="0" name="Picture 3"/>
                     <pic:cNvPicPr>
                       <a:picLocks noChangeAspect="1" noChangeArrowheads="1"/>
                     </pic:cNvPicPr>
                   </pic:nvPicPr>
-                  <pic:blipFill>
+                  <pic:blipFill rotWithShape="1">
                     <a:blip r:embed="rId6">
                       <a:extLst>
                         <a:ext uri="{28A0092B-C50C-407E-A947-70E740481C1C}">
@@ -388,7 +430,7 @@
                         </a:ext>
                       </a:extLst>
                     </a:blip>
-                    <a:srcRect/>
+                    <a:srcRect l="1" t="12987" r="-2149"/>
                     <a:stretch>
                       <a:fillRect/>
                     </a:stretch>
@@ -396,7 +438,7 @@
                   <pic:spPr bwMode="auto">
                     <a:xfrm>
                       <a:off x="0" y="0"/>
-                      <a:ext cx="5819936" cy="2254624"/>
+                      <a:ext cx="4539669" cy="2981939"/>
                     </a:xfrm>
                     <a:prstGeom prst="rect">
                       <a:avLst/>
@@ -405,6 +447,11 @@
                     <a:ln>
                       <a:noFill/>
                     </a:ln>
+                    <a:extLst>
+                      <a:ext uri="{53640926-AAD7-44D8-BBD7-CCE9431645EC}">
+                        <a14:shadowObscured xmlns:a14="http://schemas.microsoft.com/office/drawing/2010/main"/>
+                      </a:ext>
+                    </a:extLst>
                   </pic:spPr>
                 </pic:pic>
               </a:graphicData>
@@ -412,14 +459,6 @@
           </wp:inline>
         </w:drawing>
       </w:r>
-      <w:r>
-        <w:t> </w:t>
-      </w:r>
-    </w:p>
-    <w:p>
-      <w:r>
-        <w:t> </w:t>
-      </w:r>
     </w:p>
     <w:p>
       <w:pPr>
@@ -472,10 +511,10 @@
           <w:noProof/>
         </w:rPr>
         <w:drawing>
-          <wp:inline distT="0" distB="0" distL="0" distR="0" wp14:anchorId="32A2D702" wp14:editId="08E63D23">
-            <wp:extent cx="5943600" cy="2528570"/>
-            <wp:effectExtent l="0" t="0" r="0" b="5080"/>
-            <wp:docPr id="800100741" name="Picture 1"/>
+          <wp:inline distT="0" distB="0" distL="0" distR="0" wp14:anchorId="6E46A8C1" wp14:editId="0B5F71D2">
+            <wp:extent cx="5098729" cy="3479800"/>
+            <wp:effectExtent l="0" t="0" r="6985" b="6350"/>
+            <wp:docPr id="713392989" name="Picture 3"/>
             <wp:cNvGraphicFramePr>
               <a:graphicFrameLocks xmlns:a="http://schemas.openxmlformats.org/drawingml/2006/main" noChangeAspect="1"/>
             </wp:cNvGraphicFramePr>
@@ -483,23 +522,41 @@
               <a:graphicData uri="http://schemas.openxmlformats.org/drawingml/2006/picture">
                 <pic:pic xmlns:pic="http://schemas.openxmlformats.org/drawingml/2006/picture">
                   <pic:nvPicPr>
-                    <pic:cNvPr id="800100741" name=""/>
-                    <pic:cNvPicPr/>
+                    <pic:cNvPr id="0" name="Picture 5"/>
+                    <pic:cNvPicPr>
+                      <a:picLocks noChangeAspect="1" noChangeArrowheads="1"/>
+                    </pic:cNvPicPr>
                   </pic:nvPicPr>
-                  <pic:blipFill>
-                    <a:blip r:embed="rId7"/>
+                  <pic:blipFill rotWithShape="1">
+                    <a:blip r:embed="rId7">
+                      <a:extLst>
+                        <a:ext uri="{28A0092B-C50C-407E-A947-70E740481C1C}">
+                          <a14:useLocalDpi xmlns:a14="http://schemas.microsoft.com/office/drawing/2010/main" val="0"/>
+                        </a:ext>
+                      </a:extLst>
+                    </a:blip>
+                    <a:srcRect t="9879" r="-321"/>
                     <a:stretch>
                       <a:fillRect/>
                     </a:stretch>
                   </pic:blipFill>
-                  <pic:spPr>
+                  <pic:spPr bwMode="auto">
                     <a:xfrm>
                       <a:off x="0" y="0"/>
-                      <a:ext cx="5943600" cy="2528570"/>
+                      <a:ext cx="5113844" cy="3490116"/>
                     </a:xfrm>
                     <a:prstGeom prst="rect">
                       <a:avLst/>
                     </a:prstGeom>
+                    <a:noFill/>
+                    <a:ln>
+                      <a:noFill/>
+                    </a:ln>
+                    <a:extLst>
+                      <a:ext uri="{53640926-AAD7-44D8-BBD7-CCE9431645EC}">
+                        <a14:shadowObscured xmlns:a14="http://schemas.microsoft.com/office/drawing/2010/main"/>
+                      </a:ext>
+                    </a:extLst>
                   </pic:spPr>
                 </pic:pic>
               </a:graphicData>
@@ -775,7 +832,7 @@
     </w:p>
     <w:sectPr>
       <w:pgSz w:w="12240" w:h="15840"/>
-      <w:pgMar w:top="1440" w:right="1440" w:bottom="1440" w:left="1440" w:header="720" w:footer="720" w:gutter="0"/>
+      <w:pgMar w:top="720" w:right="720" w:bottom="720" w:left="720" w:header="720" w:footer="720" w:gutter="0"/>
       <w:cols w:space="720"/>
       <w:docGrid w:linePitch="360"/>
     </w:sectPr>

--- a/DW&BI/GirlsPower_Cristea_Bianca_Analiza.docx
+++ b/DW&BI/GirlsPower_Cristea_Bianca_Analiza.docx
@@ -255,10 +255,10 @@
           <w:noProof/>
         </w:rPr>
         <w:drawing>
-          <wp:inline distT="0" distB="0" distL="0" distR="0" wp14:anchorId="506553B5" wp14:editId="73AB8E55">
-            <wp:extent cx="4933950" cy="3214370"/>
-            <wp:effectExtent l="0" t="0" r="0" b="5080"/>
-            <wp:docPr id="1958363103" name="Picture 1"/>
+          <wp:inline distT="0" distB="0" distL="0" distR="0" wp14:anchorId="4450AE8D" wp14:editId="58C94329">
+            <wp:extent cx="6019800" cy="4576163"/>
+            <wp:effectExtent l="0" t="0" r="0" b="0"/>
+            <wp:docPr id="1061060114" name="Picture 1"/>
             <wp:cNvGraphicFramePr>
               <a:graphicFrameLocks xmlns:a="http://schemas.openxmlformats.org/drawingml/2006/main" noChangeAspect="1"/>
             </wp:cNvGraphicFramePr>
@@ -266,41 +266,23 @@
               <a:graphicData uri="http://schemas.openxmlformats.org/drawingml/2006/picture">
                 <pic:pic xmlns:pic="http://schemas.openxmlformats.org/drawingml/2006/picture">
                   <pic:nvPicPr>
-                    <pic:cNvPr id="0" name="Picture 1"/>
-                    <pic:cNvPicPr>
-                      <a:picLocks noChangeAspect="1" noChangeArrowheads="1"/>
-                    </pic:cNvPicPr>
+                    <pic:cNvPr id="1061060114" name=""/>
+                    <pic:cNvPicPr/>
                   </pic:nvPicPr>
-                  <pic:blipFill rotWithShape="1">
-                    <a:blip r:embed="rId5">
-                      <a:extLst>
-                        <a:ext uri="{28A0092B-C50C-407E-A947-70E740481C1C}">
-                          <a14:useLocalDpi xmlns:a14="http://schemas.microsoft.com/office/drawing/2010/main" val="0"/>
-                        </a:ext>
-                      </a:extLst>
-                    </a:blip>
-                    <a:srcRect t="11689" r="-3057"/>
+                  <pic:blipFill>
+                    <a:blip r:embed="rId5"/>
                     <a:stretch>
                       <a:fillRect/>
                     </a:stretch>
                   </pic:blipFill>
-                  <pic:spPr bwMode="auto">
+                  <pic:spPr>
                     <a:xfrm>
                       <a:off x="0" y="0"/>
-                      <a:ext cx="4940477" cy="3218622"/>
+                      <a:ext cx="6027105" cy="4581716"/>
                     </a:xfrm>
                     <a:prstGeom prst="rect">
                       <a:avLst/>
                     </a:prstGeom>
-                    <a:noFill/>
-                    <a:ln>
-                      <a:noFill/>
-                    </a:ln>
-                    <a:extLst>
-                      <a:ext uri="{53640926-AAD7-44D8-BBD7-CCE9431645EC}">
-                        <a14:shadowObscured xmlns:a14="http://schemas.microsoft.com/office/drawing/2010/main"/>
-                      </a:ext>
-                    </a:extLst>
                   </pic:spPr>
                 </pic:pic>
               </a:graphicData>
@@ -319,6 +301,7 @@
         <w:rPr>
           <w:lang w:val="es-ES"/>
         </w:rPr>
+        <w:lastRenderedPageBreak/>
         <w:t> </w:t>
       </w:r>
     </w:p>
@@ -359,7 +342,6 @@
           <w:bCs/>
           <w:lang w:val="ro-RO"/>
         </w:rPr>
-        <w:lastRenderedPageBreak/>
         <w:t xml:space="preserve">(0,5p) </w:t>
       </w:r>
       <w:r>
@@ -406,10 +388,10 @@
           <w:noProof/>
         </w:rPr>
         <w:drawing>
-          <wp:inline distT="0" distB="0" distL="0" distR="0" wp14:anchorId="16A6CED7" wp14:editId="2AF7A60A">
-            <wp:extent cx="4533900" cy="2978150"/>
-            <wp:effectExtent l="0" t="0" r="0" b="0"/>
-            <wp:docPr id="1932548295" name="Picture 2"/>
+          <wp:inline distT="0" distB="0" distL="0" distR="0" wp14:anchorId="20695113" wp14:editId="2FE7E59B">
+            <wp:extent cx="6858000" cy="5558790"/>
+            <wp:effectExtent l="0" t="0" r="0" b="3810"/>
+            <wp:docPr id="1221618529" name="Picture 1"/>
             <wp:cNvGraphicFramePr>
               <a:graphicFrameLocks xmlns:a="http://schemas.openxmlformats.org/drawingml/2006/main" noChangeAspect="1"/>
             </wp:cNvGraphicFramePr>
@@ -417,41 +399,23 @@
               <a:graphicData uri="http://schemas.openxmlformats.org/drawingml/2006/picture">
                 <pic:pic xmlns:pic="http://schemas.openxmlformats.org/drawingml/2006/picture">
                   <pic:nvPicPr>
-                    <pic:cNvPr id="0" name="Picture 3"/>
-                    <pic:cNvPicPr>
-                      <a:picLocks noChangeAspect="1" noChangeArrowheads="1"/>
-                    </pic:cNvPicPr>
+                    <pic:cNvPr id="1221618529" name=""/>
+                    <pic:cNvPicPr/>
                   </pic:nvPicPr>
-                  <pic:blipFill rotWithShape="1">
-                    <a:blip r:embed="rId6">
-                      <a:extLst>
-                        <a:ext uri="{28A0092B-C50C-407E-A947-70E740481C1C}">
-                          <a14:useLocalDpi xmlns:a14="http://schemas.microsoft.com/office/drawing/2010/main" val="0"/>
-                        </a:ext>
-                      </a:extLst>
-                    </a:blip>
-                    <a:srcRect l="1" t="12987" r="-2149"/>
+                  <pic:blipFill>
+                    <a:blip r:embed="rId6"/>
                     <a:stretch>
                       <a:fillRect/>
                     </a:stretch>
                   </pic:blipFill>
-                  <pic:spPr bwMode="auto">
+                  <pic:spPr>
                     <a:xfrm>
                       <a:off x="0" y="0"/>
-                      <a:ext cx="4539669" cy="2981939"/>
+                      <a:ext cx="6858000" cy="5558790"/>
                     </a:xfrm>
                     <a:prstGeom prst="rect">
                       <a:avLst/>
                     </a:prstGeom>
-                    <a:noFill/>
-                    <a:ln>
-                      <a:noFill/>
-                    </a:ln>
-                    <a:extLst>
-                      <a:ext uri="{53640926-AAD7-44D8-BBD7-CCE9431645EC}">
-                        <a14:shadowObscured xmlns:a14="http://schemas.microsoft.com/office/drawing/2010/main"/>
-                      </a:ext>
-                    </a:extLst>
                   </pic:spPr>
                 </pic:pic>
               </a:graphicData>
@@ -462,6 +426,41 @@
     </w:p>
     <w:p>
       <w:pPr>
+        <w:rPr>
+          <w:lang w:val="es-ES"/>
+        </w:rPr>
+      </w:pPr>
+    </w:p>
+    <w:p>
+      <w:pPr>
+        <w:rPr>
+          <w:lang w:val="es-ES"/>
+        </w:rPr>
+      </w:pPr>
+    </w:p>
+    <w:p>
+      <w:pPr>
+        <w:rPr>
+          <w:lang w:val="es-ES"/>
+        </w:rPr>
+      </w:pPr>
+    </w:p>
+    <w:p>
+      <w:pPr>
+        <w:rPr>
+          <w:lang w:val="es-ES"/>
+        </w:rPr>
+      </w:pPr>
+    </w:p>
+    <w:p>
+      <w:pPr>
+        <w:rPr>
+          <w:lang w:val="es-ES"/>
+        </w:rPr>
+      </w:pPr>
+    </w:p>
+    <w:p>
+      <w:pPr>
         <w:numPr>
           <w:ilvl w:val="0"/>
           <w:numId w:val="5"/>
@@ -476,6 +475,7 @@
           <w:bCs/>
           <w:lang w:val="ro-RO"/>
         </w:rPr>
+        <w:lastRenderedPageBreak/>
         <w:t xml:space="preserve">(1,5p) </w:t>
       </w:r>
       <w:r>
@@ -511,10 +511,10 @@
           <w:noProof/>
         </w:rPr>
         <w:drawing>
-          <wp:inline distT="0" distB="0" distL="0" distR="0" wp14:anchorId="6E46A8C1" wp14:editId="0B5F71D2">
-            <wp:extent cx="5098729" cy="3479800"/>
-            <wp:effectExtent l="0" t="0" r="6985" b="6350"/>
-            <wp:docPr id="713392989" name="Picture 3"/>
+          <wp:inline distT="0" distB="0" distL="0" distR="0" wp14:anchorId="6083CF70" wp14:editId="45CD3915">
+            <wp:extent cx="6171341" cy="4324350"/>
+            <wp:effectExtent l="0" t="0" r="1270" b="0"/>
+            <wp:docPr id="91159516" name="Picture 1"/>
             <wp:cNvGraphicFramePr>
               <a:graphicFrameLocks xmlns:a="http://schemas.openxmlformats.org/drawingml/2006/main" noChangeAspect="1"/>
             </wp:cNvGraphicFramePr>
@@ -522,41 +522,23 @@
               <a:graphicData uri="http://schemas.openxmlformats.org/drawingml/2006/picture">
                 <pic:pic xmlns:pic="http://schemas.openxmlformats.org/drawingml/2006/picture">
                   <pic:nvPicPr>
-                    <pic:cNvPr id="0" name="Picture 5"/>
-                    <pic:cNvPicPr>
-                      <a:picLocks noChangeAspect="1" noChangeArrowheads="1"/>
-                    </pic:cNvPicPr>
+                    <pic:cNvPr id="91159516" name=""/>
+                    <pic:cNvPicPr/>
                   </pic:nvPicPr>
-                  <pic:blipFill rotWithShape="1">
-                    <a:blip r:embed="rId7">
-                      <a:extLst>
-                        <a:ext uri="{28A0092B-C50C-407E-A947-70E740481C1C}">
-                          <a14:useLocalDpi xmlns:a14="http://schemas.microsoft.com/office/drawing/2010/main" val="0"/>
-                        </a:ext>
-                      </a:extLst>
-                    </a:blip>
-                    <a:srcRect t="9879" r="-321"/>
+                  <pic:blipFill>
+                    <a:blip r:embed="rId7"/>
                     <a:stretch>
                       <a:fillRect/>
                     </a:stretch>
                   </pic:blipFill>
-                  <pic:spPr bwMode="auto">
+                  <pic:spPr>
                     <a:xfrm>
                       <a:off x="0" y="0"/>
-                      <a:ext cx="5113844" cy="3490116"/>
+                      <a:ext cx="6188237" cy="4336189"/>
                     </a:xfrm>
                     <a:prstGeom prst="rect">
                       <a:avLst/>
                     </a:prstGeom>
-                    <a:noFill/>
-                    <a:ln>
-                      <a:noFill/>
-                    </a:ln>
-                    <a:extLst>
-                      <a:ext uri="{53640926-AAD7-44D8-BBD7-CCE9431645EC}">
-                        <a14:shadowObscured xmlns:a14="http://schemas.microsoft.com/office/drawing/2010/main"/>
-                      </a:ext>
-                    </a:extLst>
                   </pic:spPr>
                 </pic:pic>
               </a:graphicData>
@@ -667,7 +649,6 @@
           <w:bCs/>
           <w:lang w:val="ro-RO"/>
         </w:rPr>
-        <w:lastRenderedPageBreak/>
         <w:t xml:space="preserve">(0,5p) </w:t>
       </w:r>
       <w:r>
@@ -817,6 +798,7 @@
         <w:rPr>
           <w:lang w:val="ro-RO"/>
         </w:rPr>
+        <w:lastRenderedPageBreak/>
         <w:t>complexitate diferit, concretizate în rapoarte (grafice) ce vor fi create în următoarele etape.</w:t>
       </w:r>
       <w:r>

--- a/DW&BI/GirlsPower_Cristea_Bianca_Analiza.docx
+++ b/DW&BI/GirlsPower_Cristea_Bianca_Analiza.docx
@@ -2627,23 +2627,7 @@
           <w:rFonts w:cstheme="minorHAnsi"/>
           <w:lang w:val="es-ES"/>
         </w:rPr>
-        <w:t xml:space="preserve"> (Cash → Numerar, </w:t>
-      </w:r>
-      <w:proofErr w:type="spellStart"/>
-      <w:r>
-        <w:rPr>
-          <w:rFonts w:cstheme="minorHAnsi"/>
-          <w:lang w:val="es-ES"/>
-        </w:rPr>
-        <w:t>Card</w:t>
-      </w:r>
-      <w:proofErr w:type="spellEnd"/>
-      <w:r>
-        <w:rPr>
-          <w:rFonts w:cstheme="minorHAnsi"/>
-          <w:lang w:val="es-ES"/>
-        </w:rPr>
-        <w:t>/Transfer → Electronic).</w:t>
+        <w:t xml:space="preserve"> (Cash → Numerar, Card/Transfer → Electronic).</w:t>
       </w:r>
     </w:p>
     <w:p>
@@ -3569,37 +3553,12 @@
                 <w:lang w:val="es-ES"/>
               </w:rPr>
             </w:pPr>
-            <w:proofErr w:type="spellStart"/>
             <w:r>
               <w:rPr>
                 <w:rFonts w:cstheme="minorHAnsi"/>
                 <w:lang w:val="es-ES"/>
               </w:rPr>
-              <w:t>Not</w:t>
-            </w:r>
-            <w:proofErr w:type="spellEnd"/>
-            <w:r>
-              <w:rPr>
-                <w:rFonts w:cstheme="minorHAnsi"/>
-                <w:lang w:val="es-ES"/>
-              </w:rPr>
-              <w:t xml:space="preserve"> </w:t>
-            </w:r>
-            <w:proofErr w:type="spellStart"/>
-            <w:r>
-              <w:rPr>
-                <w:rFonts w:cstheme="minorHAnsi"/>
-                <w:lang w:val="es-ES"/>
-              </w:rPr>
-              <w:t>Null</w:t>
-            </w:r>
-            <w:proofErr w:type="spellEnd"/>
-            <w:r>
-              <w:rPr>
-                <w:rFonts w:cstheme="minorHAnsi"/>
-                <w:lang w:val="es-ES"/>
-              </w:rPr>
-              <w:t xml:space="preserve"> </w:t>
+              <w:t xml:space="preserve">Not Null </w:t>
             </w:r>
             <w:proofErr w:type="gramStart"/>
             <w:r>
@@ -3738,21 +3697,12 @@
                 <w:lang w:val="es-ES"/>
               </w:rPr>
             </w:pPr>
-            <w:proofErr w:type="spellStart"/>
             <w:r>
               <w:rPr>
                 <w:rFonts w:cstheme="minorHAnsi"/>
                 <w:lang w:val="es-ES"/>
               </w:rPr>
-              <w:t>Unique</w:t>
-            </w:r>
-            <w:proofErr w:type="spellEnd"/>
-            <w:r>
-              <w:rPr>
-                <w:rFonts w:cstheme="minorHAnsi"/>
-                <w:lang w:val="es-ES"/>
-              </w:rPr>
-              <w:t xml:space="preserve"> – pe </w:t>
+              <w:t xml:space="preserve">Unique – pe </w:t>
             </w:r>
             <w:proofErr w:type="gramStart"/>
             <w:r>
@@ -5924,6 +5874,1089 @@
     </w:p>
     <w:p>
       <w:pPr>
+        <w:tabs>
+          <w:tab w:val="left" w:pos="2206"/>
+        </w:tabs>
+        <w:rPr>
+          <w:rFonts w:cstheme="minorHAnsi"/>
+          <w:lang w:val="ro-RO"/>
+        </w:rPr>
+      </w:pPr>
+    </w:p>
+    <w:p>
+      <w:pPr>
+        <w:numPr>
+          <w:ilvl w:val="0"/>
+          <w:numId w:val="12"/>
+        </w:numPr>
+        <w:rPr>
+          <w:rFonts w:cstheme="minorHAnsi"/>
+        </w:rPr>
+      </w:pPr>
+      <w:r>
+        <w:rPr>
+          <w:rFonts w:cstheme="minorHAnsi"/>
+          <w:b/>
+          <w:bCs/>
+          <w:lang w:val="ro-RO"/>
+        </w:rPr>
+        <w:t xml:space="preserve">(2p) </w:t>
+      </w:r>
+      <w:r>
+        <w:rPr>
+          <w:rFonts w:cstheme="minorHAnsi"/>
+          <w:lang w:val="ro-RO"/>
+        </w:rPr>
+        <w:t>Formularea în limbaj natural a cel puțin 5 cereri, specifice DW, cu grad de</w:t>
+      </w:r>
+      <w:r>
+        <w:rPr>
+          <w:rFonts w:cstheme="minorHAnsi"/>
+        </w:rPr>
+        <w:t> </w:t>
+      </w:r>
+      <w:r>
+        <w:rPr>
+          <w:rFonts w:cstheme="minorHAnsi"/>
+          <w:lang w:val="ro-RO"/>
+        </w:rPr>
+        <w:t>complexitate diferit, concretizate în rapoarte (grafice) ce vor fi create în următoarele etape.</w:t>
+      </w:r>
+      <w:r>
+        <w:rPr>
+          <w:rFonts w:cstheme="minorHAnsi"/>
+        </w:rPr>
+        <w:t> </w:t>
+      </w:r>
+    </w:p>
+    <w:p>
+      <w:pPr>
+        <w:ind w:left="360"/>
+        <w:jc w:val="both"/>
+        <w:rPr>
+          <w:b/>
+          <w:bCs/>
+        </w:rPr>
+      </w:pPr>
+      <w:r>
+        <w:rPr>
+          <w:b/>
+          <w:bCs/>
+        </w:rPr>
+        <w:t>Cerere 1:</w:t>
+      </w:r>
+    </w:p>
+    <w:p>
+      <w:pPr>
+        <w:ind w:left="360"/>
+        <w:jc w:val="both"/>
+      </w:pPr>
+      <w:r>
+        <w:tab/>
+      </w:r>
+      <w:proofErr w:type="spellStart"/>
+      <w:r>
+        <w:t>Afișează</w:t>
+      </w:r>
+      <w:proofErr w:type="spellEnd"/>
+      <w:r>
+        <w:t xml:space="preserve"> </w:t>
+      </w:r>
+      <w:proofErr w:type="spellStart"/>
+      <w:r>
+        <w:t>veniturile</w:t>
+      </w:r>
+      <w:proofErr w:type="spellEnd"/>
+      <w:r>
+        <w:t xml:space="preserve"> </w:t>
+      </w:r>
+      <w:proofErr w:type="spellStart"/>
+      <w:r>
+        <w:t>lunare</w:t>
+      </w:r>
+      <w:proofErr w:type="spellEnd"/>
+      <w:r>
+        <w:t xml:space="preserve"> cumulate </w:t>
+      </w:r>
+      <w:proofErr w:type="spellStart"/>
+      <w:r>
+        <w:t>pentru</w:t>
+      </w:r>
+      <w:proofErr w:type="spellEnd"/>
+      <w:r>
+        <w:t xml:space="preserve"> </w:t>
+      </w:r>
+      <w:proofErr w:type="spellStart"/>
+      <w:r>
+        <w:t>anii</w:t>
+      </w:r>
+      <w:proofErr w:type="spellEnd"/>
+      <w:r>
+        <w:t xml:space="preserve"> 2024 </w:t>
+      </w:r>
+      <w:proofErr w:type="spellStart"/>
+      <w:r>
+        <w:t>și</w:t>
+      </w:r>
+      <w:proofErr w:type="spellEnd"/>
+      <w:r>
+        <w:t xml:space="preserve"> 2025.</w:t>
+      </w:r>
+    </w:p>
+    <w:p>
+      <w:pPr>
+        <w:ind w:firstLine="360"/>
+        <w:jc w:val="both"/>
+        <w:rPr>
+          <w:b/>
+          <w:bCs/>
+        </w:rPr>
+      </w:pPr>
+      <w:proofErr w:type="spellStart"/>
+      <w:r>
+        <w:rPr>
+          <w:b/>
+          <w:bCs/>
+        </w:rPr>
+        <w:t>Reprezentare</w:t>
+      </w:r>
+      <w:proofErr w:type="spellEnd"/>
+      <w:r>
+        <w:rPr>
+          <w:b/>
+          <w:bCs/>
+        </w:rPr>
+        <w:t xml:space="preserve"> </w:t>
+      </w:r>
+      <w:proofErr w:type="spellStart"/>
+      <w:r>
+        <w:rPr>
+          <w:b/>
+          <w:bCs/>
+        </w:rPr>
+        <w:t>grafică</w:t>
+      </w:r>
+      <w:proofErr w:type="spellEnd"/>
+      <w:r>
+        <w:rPr>
+          <w:b/>
+          <w:bCs/>
+        </w:rPr>
+        <w:t>:</w:t>
+      </w:r>
+    </w:p>
+    <w:p>
+      <w:pPr>
+        <w:pStyle w:val="NormalWeb"/>
+        <w:numPr>
+          <w:ilvl w:val="1"/>
+          <w:numId w:val="31"/>
+        </w:numPr>
+        <w:spacing w:before="100" w:beforeAutospacing="1" w:after="100" w:afterAutospacing="1" w:line="240" w:lineRule="auto"/>
+        <w:jc w:val="both"/>
+        <w:rPr>
+          <w:rFonts w:asciiTheme="minorHAnsi" w:hAnsiTheme="minorHAnsi" w:cstheme="minorHAnsi"/>
+          <w:sz w:val="22"/>
+          <w:szCs w:val="22"/>
+        </w:rPr>
+      </w:pPr>
+      <w:proofErr w:type="spellStart"/>
+      <w:r>
+        <w:rPr>
+          <w:rFonts w:asciiTheme="minorHAnsi" w:hAnsiTheme="minorHAnsi" w:cstheme="minorHAnsi"/>
+          <w:b/>
+          <w:bCs/>
+          <w:sz w:val="22"/>
+          <w:szCs w:val="22"/>
+        </w:rPr>
+        <w:t>Grafic</w:t>
+      </w:r>
+      <w:proofErr w:type="spellEnd"/>
+      <w:r>
+        <w:rPr>
+          <w:rFonts w:asciiTheme="minorHAnsi" w:hAnsiTheme="minorHAnsi" w:cstheme="minorHAnsi"/>
+          <w:b/>
+          <w:bCs/>
+          <w:sz w:val="22"/>
+          <w:szCs w:val="22"/>
+        </w:rPr>
+        <w:t xml:space="preserve">: </w:t>
+      </w:r>
+      <w:proofErr w:type="spellStart"/>
+      <w:r>
+        <w:rPr>
+          <w:rFonts w:asciiTheme="minorHAnsi" w:hAnsiTheme="minorHAnsi" w:cstheme="minorHAnsi"/>
+          <w:b/>
+          <w:bCs/>
+          <w:sz w:val="22"/>
+          <w:szCs w:val="22"/>
+        </w:rPr>
+        <w:t>Evoluția</w:t>
+      </w:r>
+      <w:proofErr w:type="spellEnd"/>
+      <w:r>
+        <w:rPr>
+          <w:rFonts w:asciiTheme="minorHAnsi" w:hAnsiTheme="minorHAnsi" w:cstheme="minorHAnsi"/>
+          <w:b/>
+          <w:bCs/>
+          <w:sz w:val="22"/>
+          <w:szCs w:val="22"/>
+        </w:rPr>
+        <w:t xml:space="preserve"> </w:t>
+      </w:r>
+      <w:proofErr w:type="spellStart"/>
+      <w:r>
+        <w:rPr>
+          <w:rFonts w:asciiTheme="minorHAnsi" w:hAnsiTheme="minorHAnsi" w:cstheme="minorHAnsi"/>
+          <w:b/>
+          <w:bCs/>
+          <w:sz w:val="22"/>
+          <w:szCs w:val="22"/>
+        </w:rPr>
+        <w:t>Veniturilor</w:t>
+      </w:r>
+      <w:proofErr w:type="spellEnd"/>
+      <w:r>
+        <w:rPr>
+          <w:rFonts w:asciiTheme="minorHAnsi" w:hAnsiTheme="minorHAnsi" w:cstheme="minorHAnsi"/>
+          <w:b/>
+          <w:bCs/>
+          <w:sz w:val="22"/>
+          <w:szCs w:val="22"/>
+        </w:rPr>
+        <w:t xml:space="preserve"> Cumulate (Grouped Bar Chart)</w:t>
+      </w:r>
+    </w:p>
+    <w:p>
+      <w:pPr>
+        <w:pStyle w:val="NormalWeb"/>
+        <w:numPr>
+          <w:ilvl w:val="0"/>
+          <w:numId w:val="33"/>
+        </w:numPr>
+        <w:spacing w:before="100" w:beforeAutospacing="1" w:after="100" w:afterAutospacing="1" w:line="240" w:lineRule="auto"/>
+        <w:jc w:val="both"/>
+        <w:rPr>
+          <w:rFonts w:asciiTheme="minorHAnsi" w:hAnsiTheme="minorHAnsi" w:cstheme="minorHAnsi"/>
+          <w:sz w:val="22"/>
+          <w:szCs w:val="22"/>
+        </w:rPr>
+      </w:pPr>
+      <w:r>
+        <w:rPr>
+          <w:rFonts w:asciiTheme="minorHAnsi" w:hAnsiTheme="minorHAnsi" w:cstheme="minorHAnsi"/>
+          <w:b/>
+          <w:bCs/>
+          <w:sz w:val="22"/>
+          <w:szCs w:val="22"/>
+        </w:rPr>
+        <w:t>Scop:</w:t>
+      </w:r>
+      <w:r>
+        <w:rPr>
+          <w:rFonts w:asciiTheme="minorHAnsi" w:hAnsiTheme="minorHAnsi" w:cstheme="minorHAnsi"/>
+          <w:sz w:val="22"/>
+          <w:szCs w:val="22"/>
+        </w:rPr>
+        <w:t xml:space="preserve"> </w:t>
+      </w:r>
+      <w:proofErr w:type="spellStart"/>
+      <w:r>
+        <w:rPr>
+          <w:rFonts w:asciiTheme="minorHAnsi" w:hAnsiTheme="minorHAnsi" w:cstheme="minorHAnsi"/>
+          <w:sz w:val="22"/>
+          <w:szCs w:val="22"/>
+        </w:rPr>
+        <w:t>Să</w:t>
+      </w:r>
+      <w:proofErr w:type="spellEnd"/>
+      <w:r>
+        <w:rPr>
+          <w:rFonts w:asciiTheme="minorHAnsi" w:hAnsiTheme="minorHAnsi" w:cstheme="minorHAnsi"/>
+          <w:sz w:val="22"/>
+          <w:szCs w:val="22"/>
+        </w:rPr>
+        <w:t xml:space="preserve"> compare </w:t>
+      </w:r>
+      <w:proofErr w:type="spellStart"/>
+      <w:r>
+        <w:rPr>
+          <w:rFonts w:asciiTheme="minorHAnsi" w:hAnsiTheme="minorHAnsi" w:cstheme="minorHAnsi"/>
+          <w:sz w:val="22"/>
+          <w:szCs w:val="22"/>
+        </w:rPr>
+        <w:t>veniturile</w:t>
+      </w:r>
+      <w:proofErr w:type="spellEnd"/>
+      <w:r>
+        <w:rPr>
+          <w:rFonts w:asciiTheme="minorHAnsi" w:hAnsiTheme="minorHAnsi" w:cstheme="minorHAnsi"/>
+          <w:sz w:val="22"/>
+          <w:szCs w:val="22"/>
+        </w:rPr>
+        <w:t xml:space="preserve"> </w:t>
+      </w:r>
+      <w:proofErr w:type="spellStart"/>
+      <w:r>
+        <w:rPr>
+          <w:rFonts w:asciiTheme="minorHAnsi" w:hAnsiTheme="minorHAnsi" w:cstheme="minorHAnsi"/>
+          <w:sz w:val="22"/>
+          <w:szCs w:val="22"/>
+        </w:rPr>
+        <w:t>totale</w:t>
+      </w:r>
+      <w:proofErr w:type="spellEnd"/>
+      <w:r>
+        <w:rPr>
+          <w:rFonts w:asciiTheme="minorHAnsi" w:hAnsiTheme="minorHAnsi" w:cstheme="minorHAnsi"/>
+          <w:sz w:val="22"/>
+          <w:szCs w:val="22"/>
+        </w:rPr>
+        <w:t xml:space="preserve"> cumulate de la </w:t>
+      </w:r>
+      <w:proofErr w:type="spellStart"/>
+      <w:r>
+        <w:rPr>
+          <w:rFonts w:asciiTheme="minorHAnsi" w:hAnsiTheme="minorHAnsi" w:cstheme="minorHAnsi"/>
+          <w:sz w:val="22"/>
+          <w:szCs w:val="22"/>
+        </w:rPr>
+        <w:t>începutul</w:t>
+      </w:r>
+      <w:proofErr w:type="spellEnd"/>
+      <w:r>
+        <w:rPr>
+          <w:rFonts w:asciiTheme="minorHAnsi" w:hAnsiTheme="minorHAnsi" w:cstheme="minorHAnsi"/>
+          <w:sz w:val="22"/>
+          <w:szCs w:val="22"/>
+        </w:rPr>
+        <w:t xml:space="preserve"> </w:t>
+      </w:r>
+      <w:proofErr w:type="spellStart"/>
+      <w:r>
+        <w:rPr>
+          <w:rFonts w:asciiTheme="minorHAnsi" w:hAnsiTheme="minorHAnsi" w:cstheme="minorHAnsi"/>
+          <w:sz w:val="22"/>
+          <w:szCs w:val="22"/>
+        </w:rPr>
+        <w:t>anului</w:t>
+      </w:r>
+      <w:proofErr w:type="spellEnd"/>
+      <w:r>
+        <w:rPr>
+          <w:rFonts w:asciiTheme="minorHAnsi" w:hAnsiTheme="minorHAnsi" w:cstheme="minorHAnsi"/>
+          <w:sz w:val="22"/>
+          <w:szCs w:val="22"/>
+        </w:rPr>
+        <w:t xml:space="preserve"> </w:t>
+      </w:r>
+      <w:proofErr w:type="spellStart"/>
+      <w:r>
+        <w:rPr>
+          <w:rFonts w:asciiTheme="minorHAnsi" w:hAnsiTheme="minorHAnsi" w:cstheme="minorHAnsi"/>
+          <w:sz w:val="22"/>
+          <w:szCs w:val="22"/>
+        </w:rPr>
+        <w:t>până</w:t>
+      </w:r>
+      <w:proofErr w:type="spellEnd"/>
+      <w:r>
+        <w:rPr>
+          <w:rFonts w:asciiTheme="minorHAnsi" w:hAnsiTheme="minorHAnsi" w:cstheme="minorHAnsi"/>
+          <w:sz w:val="22"/>
+          <w:szCs w:val="22"/>
+        </w:rPr>
+        <w:t xml:space="preserve"> </w:t>
+      </w:r>
+      <w:proofErr w:type="spellStart"/>
+      <w:r>
+        <w:rPr>
+          <w:rFonts w:asciiTheme="minorHAnsi" w:hAnsiTheme="minorHAnsi" w:cstheme="minorHAnsi"/>
+          <w:sz w:val="22"/>
+          <w:szCs w:val="22"/>
+        </w:rPr>
+        <w:t>în</w:t>
+      </w:r>
+      <w:proofErr w:type="spellEnd"/>
+      <w:r>
+        <w:rPr>
+          <w:rFonts w:asciiTheme="minorHAnsi" w:hAnsiTheme="minorHAnsi" w:cstheme="minorHAnsi"/>
+          <w:sz w:val="22"/>
+          <w:szCs w:val="22"/>
+        </w:rPr>
+        <w:t xml:space="preserve"> luna </w:t>
+      </w:r>
+      <w:proofErr w:type="spellStart"/>
+      <w:r>
+        <w:rPr>
+          <w:rFonts w:asciiTheme="minorHAnsi" w:hAnsiTheme="minorHAnsi" w:cstheme="minorHAnsi"/>
+          <w:sz w:val="22"/>
+          <w:szCs w:val="22"/>
+        </w:rPr>
+        <w:t>curentă</w:t>
+      </w:r>
+      <w:proofErr w:type="spellEnd"/>
+      <w:r>
+        <w:rPr>
+          <w:rFonts w:asciiTheme="minorHAnsi" w:hAnsiTheme="minorHAnsi" w:cstheme="minorHAnsi"/>
+          <w:sz w:val="22"/>
+          <w:szCs w:val="22"/>
+        </w:rPr>
+        <w:t xml:space="preserve">, </w:t>
+      </w:r>
+      <w:proofErr w:type="spellStart"/>
+      <w:r>
+        <w:rPr>
+          <w:rFonts w:asciiTheme="minorHAnsi" w:hAnsiTheme="minorHAnsi" w:cstheme="minorHAnsi"/>
+          <w:sz w:val="22"/>
+          <w:szCs w:val="22"/>
+        </w:rPr>
+        <w:t>între</w:t>
+      </w:r>
+      <w:proofErr w:type="spellEnd"/>
+      <w:r>
+        <w:rPr>
+          <w:rFonts w:asciiTheme="minorHAnsi" w:hAnsiTheme="minorHAnsi" w:cstheme="minorHAnsi"/>
+          <w:sz w:val="22"/>
+          <w:szCs w:val="22"/>
+        </w:rPr>
+        <w:t xml:space="preserve"> </w:t>
+      </w:r>
+      <w:proofErr w:type="spellStart"/>
+      <w:r>
+        <w:rPr>
+          <w:rFonts w:asciiTheme="minorHAnsi" w:hAnsiTheme="minorHAnsi" w:cstheme="minorHAnsi"/>
+          <w:sz w:val="22"/>
+          <w:szCs w:val="22"/>
+        </w:rPr>
+        <w:t>anul</w:t>
+      </w:r>
+      <w:proofErr w:type="spellEnd"/>
+      <w:r>
+        <w:rPr>
+          <w:rFonts w:asciiTheme="minorHAnsi" w:hAnsiTheme="minorHAnsi" w:cstheme="minorHAnsi"/>
+          <w:sz w:val="22"/>
+          <w:szCs w:val="22"/>
+        </w:rPr>
+        <w:t xml:space="preserve"> 2024 </w:t>
+      </w:r>
+      <w:proofErr w:type="spellStart"/>
+      <w:r>
+        <w:rPr>
+          <w:rFonts w:asciiTheme="minorHAnsi" w:hAnsiTheme="minorHAnsi" w:cstheme="minorHAnsi"/>
+          <w:sz w:val="22"/>
+          <w:szCs w:val="22"/>
+        </w:rPr>
+        <w:t>și</w:t>
+      </w:r>
+      <w:proofErr w:type="spellEnd"/>
+      <w:r>
+        <w:rPr>
+          <w:rFonts w:asciiTheme="minorHAnsi" w:hAnsiTheme="minorHAnsi" w:cstheme="minorHAnsi"/>
+          <w:sz w:val="22"/>
+          <w:szCs w:val="22"/>
+        </w:rPr>
+        <w:t xml:space="preserve"> 2025. </w:t>
+      </w:r>
+    </w:p>
+    <w:p>
+      <w:pPr>
+        <w:pStyle w:val="NormalWeb"/>
+        <w:numPr>
+          <w:ilvl w:val="0"/>
+          <w:numId w:val="33"/>
+        </w:numPr>
+        <w:spacing w:before="100" w:beforeAutospacing="1" w:after="100" w:afterAutospacing="1" w:line="240" w:lineRule="auto"/>
+        <w:jc w:val="both"/>
+        <w:rPr>
+          <w:rFonts w:asciiTheme="minorHAnsi" w:hAnsiTheme="minorHAnsi" w:cstheme="minorHAnsi"/>
+          <w:sz w:val="22"/>
+          <w:szCs w:val="22"/>
+        </w:rPr>
+      </w:pPr>
+      <w:r>
+        <w:rPr>
+          <w:rFonts w:asciiTheme="minorHAnsi" w:hAnsiTheme="minorHAnsi" w:cstheme="minorHAnsi"/>
+          <w:b/>
+          <w:bCs/>
+          <w:sz w:val="22"/>
+          <w:szCs w:val="22"/>
+        </w:rPr>
+        <w:t>Axa X (</w:t>
+      </w:r>
+      <w:proofErr w:type="spellStart"/>
+      <w:r>
+        <w:rPr>
+          <w:rFonts w:asciiTheme="minorHAnsi" w:hAnsiTheme="minorHAnsi" w:cstheme="minorHAnsi"/>
+          <w:b/>
+          <w:bCs/>
+          <w:sz w:val="22"/>
+          <w:szCs w:val="22"/>
+        </w:rPr>
+        <w:t>Orizontală</w:t>
+      </w:r>
+      <w:proofErr w:type="spellEnd"/>
+      <w:r>
+        <w:rPr>
+          <w:rFonts w:asciiTheme="minorHAnsi" w:hAnsiTheme="minorHAnsi" w:cstheme="minorHAnsi"/>
+          <w:b/>
+          <w:bCs/>
+          <w:sz w:val="22"/>
+          <w:szCs w:val="22"/>
+        </w:rPr>
+        <w:t>):</w:t>
+      </w:r>
+      <w:r>
+        <w:rPr>
+          <w:rFonts w:asciiTheme="minorHAnsi" w:hAnsiTheme="minorHAnsi" w:cstheme="minorHAnsi"/>
+          <w:sz w:val="22"/>
+          <w:szCs w:val="22"/>
+        </w:rPr>
+        <w:t xml:space="preserve"> Lunile </w:t>
+      </w:r>
+      <w:proofErr w:type="spellStart"/>
+      <w:r>
+        <w:rPr>
+          <w:rFonts w:asciiTheme="minorHAnsi" w:hAnsiTheme="minorHAnsi" w:cstheme="minorHAnsi"/>
+          <w:sz w:val="22"/>
+          <w:szCs w:val="22"/>
+        </w:rPr>
+        <w:t>anului</w:t>
+      </w:r>
+      <w:proofErr w:type="spellEnd"/>
+      <w:r>
+        <w:rPr>
+          <w:rFonts w:asciiTheme="minorHAnsi" w:hAnsiTheme="minorHAnsi" w:cstheme="minorHAnsi"/>
+          <w:sz w:val="22"/>
+          <w:szCs w:val="22"/>
+        </w:rPr>
+        <w:t xml:space="preserve"> (Ian - Dec).</w:t>
+      </w:r>
+    </w:p>
+    <w:p>
+      <w:pPr>
+        <w:pStyle w:val="NormalWeb"/>
+        <w:numPr>
+          <w:ilvl w:val="0"/>
+          <w:numId w:val="33"/>
+        </w:numPr>
+        <w:spacing w:before="100" w:beforeAutospacing="1" w:after="100" w:afterAutospacing="1" w:line="240" w:lineRule="auto"/>
+        <w:jc w:val="both"/>
+        <w:rPr>
+          <w:rFonts w:asciiTheme="minorHAnsi" w:hAnsiTheme="minorHAnsi" w:cstheme="minorHAnsi"/>
+          <w:sz w:val="22"/>
+          <w:szCs w:val="22"/>
+        </w:rPr>
+      </w:pPr>
+      <w:r>
+        <w:rPr>
+          <w:rFonts w:asciiTheme="minorHAnsi" w:hAnsiTheme="minorHAnsi" w:cstheme="minorHAnsi"/>
+          <w:b/>
+          <w:bCs/>
+          <w:sz w:val="22"/>
+          <w:szCs w:val="22"/>
+        </w:rPr>
+        <w:t>Axa Y (</w:t>
+      </w:r>
+      <w:proofErr w:type="spellStart"/>
+      <w:r>
+        <w:rPr>
+          <w:rFonts w:asciiTheme="minorHAnsi" w:hAnsiTheme="minorHAnsi" w:cstheme="minorHAnsi"/>
+          <w:b/>
+          <w:bCs/>
+          <w:sz w:val="22"/>
+          <w:szCs w:val="22"/>
+        </w:rPr>
+        <w:t>Verticală</w:t>
+      </w:r>
+      <w:proofErr w:type="spellEnd"/>
+      <w:r>
+        <w:rPr>
+          <w:rFonts w:asciiTheme="minorHAnsi" w:hAnsiTheme="minorHAnsi" w:cstheme="minorHAnsi"/>
+          <w:b/>
+          <w:bCs/>
+          <w:sz w:val="22"/>
+          <w:szCs w:val="22"/>
+        </w:rPr>
+        <w:t>):</w:t>
+      </w:r>
+      <w:r>
+        <w:rPr>
+          <w:rFonts w:asciiTheme="minorHAnsi" w:hAnsiTheme="minorHAnsi" w:cstheme="minorHAnsi"/>
+          <w:sz w:val="22"/>
+          <w:szCs w:val="22"/>
+        </w:rPr>
+        <w:t xml:space="preserve"> Valori </w:t>
+      </w:r>
+      <w:proofErr w:type="spellStart"/>
+      <w:r>
+        <w:rPr>
+          <w:rFonts w:asciiTheme="minorHAnsi" w:hAnsiTheme="minorHAnsi" w:cstheme="minorHAnsi"/>
+          <w:sz w:val="22"/>
+          <w:szCs w:val="22"/>
+        </w:rPr>
+        <w:t>numerice</w:t>
+      </w:r>
+      <w:proofErr w:type="spellEnd"/>
+      <w:r>
+        <w:rPr>
+          <w:rFonts w:asciiTheme="minorHAnsi" w:hAnsiTheme="minorHAnsi" w:cstheme="minorHAnsi"/>
+          <w:sz w:val="22"/>
+          <w:szCs w:val="22"/>
+        </w:rPr>
+        <w:t xml:space="preserve"> </w:t>
+      </w:r>
+      <w:proofErr w:type="spellStart"/>
+      <w:r>
+        <w:rPr>
+          <w:rFonts w:asciiTheme="minorHAnsi" w:hAnsiTheme="minorHAnsi" w:cstheme="minorHAnsi"/>
+          <w:sz w:val="22"/>
+          <w:szCs w:val="22"/>
+        </w:rPr>
+        <w:t>reprezentând</w:t>
+      </w:r>
+      <w:proofErr w:type="spellEnd"/>
+      <w:r>
+        <w:rPr>
+          <w:rFonts w:asciiTheme="minorHAnsi" w:hAnsiTheme="minorHAnsi" w:cstheme="minorHAnsi"/>
+          <w:sz w:val="22"/>
+          <w:szCs w:val="22"/>
+        </w:rPr>
+        <w:t xml:space="preserve"> </w:t>
+      </w:r>
+      <w:proofErr w:type="spellStart"/>
+      <w:r>
+        <w:rPr>
+          <w:rFonts w:asciiTheme="minorHAnsi" w:hAnsiTheme="minorHAnsi" w:cstheme="minorHAnsi"/>
+          <w:sz w:val="22"/>
+          <w:szCs w:val="22"/>
+        </w:rPr>
+        <w:t>suma</w:t>
+      </w:r>
+      <w:proofErr w:type="spellEnd"/>
+      <w:r>
+        <w:rPr>
+          <w:rFonts w:asciiTheme="minorHAnsi" w:hAnsiTheme="minorHAnsi" w:cstheme="minorHAnsi"/>
+          <w:sz w:val="22"/>
+          <w:szCs w:val="22"/>
+        </w:rPr>
+        <w:t xml:space="preserve"> </w:t>
+      </w:r>
+      <w:proofErr w:type="spellStart"/>
+      <w:r>
+        <w:rPr>
+          <w:rFonts w:asciiTheme="minorHAnsi" w:hAnsiTheme="minorHAnsi" w:cstheme="minorHAnsi"/>
+          <w:sz w:val="22"/>
+          <w:szCs w:val="22"/>
+        </w:rPr>
+        <w:t>totală</w:t>
+      </w:r>
+      <w:proofErr w:type="spellEnd"/>
+      <w:r>
+        <w:rPr>
+          <w:rFonts w:asciiTheme="minorHAnsi" w:hAnsiTheme="minorHAnsi" w:cstheme="minorHAnsi"/>
+          <w:sz w:val="22"/>
+          <w:szCs w:val="22"/>
+        </w:rPr>
+        <w:t xml:space="preserve"> </w:t>
+      </w:r>
+      <w:proofErr w:type="spellStart"/>
+      <w:r>
+        <w:rPr>
+          <w:rFonts w:asciiTheme="minorHAnsi" w:hAnsiTheme="minorHAnsi" w:cstheme="minorHAnsi"/>
+          <w:sz w:val="22"/>
+          <w:szCs w:val="22"/>
+        </w:rPr>
+        <w:t>cumulată</w:t>
+      </w:r>
+      <w:proofErr w:type="spellEnd"/>
+      <w:r>
+        <w:rPr>
+          <w:rFonts w:asciiTheme="minorHAnsi" w:hAnsiTheme="minorHAnsi" w:cstheme="minorHAnsi"/>
+          <w:sz w:val="22"/>
+          <w:szCs w:val="22"/>
+        </w:rPr>
+        <w:t xml:space="preserve">. </w:t>
+      </w:r>
+    </w:p>
+    <w:p>
+      <w:pPr>
+        <w:pStyle w:val="NormalWeb"/>
+        <w:numPr>
+          <w:ilvl w:val="0"/>
+          <w:numId w:val="33"/>
+        </w:numPr>
+        <w:spacing w:before="100" w:beforeAutospacing="1" w:after="100" w:afterAutospacing="1" w:line="240" w:lineRule="auto"/>
+        <w:jc w:val="both"/>
+        <w:rPr>
+          <w:rFonts w:asciiTheme="minorHAnsi" w:hAnsiTheme="minorHAnsi" w:cstheme="minorHAnsi"/>
+          <w:sz w:val="22"/>
+          <w:szCs w:val="22"/>
+        </w:rPr>
+      </w:pPr>
+      <w:proofErr w:type="spellStart"/>
+      <w:r>
+        <w:rPr>
+          <w:rFonts w:asciiTheme="minorHAnsi" w:hAnsiTheme="minorHAnsi" w:cstheme="minorHAnsi"/>
+          <w:b/>
+          <w:bCs/>
+          <w:sz w:val="22"/>
+          <w:szCs w:val="22"/>
+        </w:rPr>
+        <w:t>Reprezentare</w:t>
+      </w:r>
+      <w:proofErr w:type="spellEnd"/>
+      <w:r>
+        <w:rPr>
+          <w:rFonts w:asciiTheme="minorHAnsi" w:hAnsiTheme="minorHAnsi" w:cstheme="minorHAnsi"/>
+          <w:b/>
+          <w:bCs/>
+          <w:sz w:val="22"/>
+          <w:szCs w:val="22"/>
+        </w:rPr>
+        <w:t>:</w:t>
+      </w:r>
+    </w:p>
+    <w:p>
+      <w:pPr>
+        <w:pStyle w:val="NormalWeb"/>
+        <w:numPr>
+          <w:ilvl w:val="1"/>
+          <w:numId w:val="33"/>
+        </w:numPr>
+        <w:spacing w:before="100" w:beforeAutospacing="1" w:after="100" w:afterAutospacing="1" w:line="240" w:lineRule="auto"/>
+        <w:jc w:val="both"/>
+        <w:rPr>
+          <w:rFonts w:asciiTheme="minorHAnsi" w:hAnsiTheme="minorHAnsi" w:cstheme="minorHAnsi"/>
+          <w:sz w:val="22"/>
+          <w:szCs w:val="22"/>
+        </w:rPr>
+      </w:pPr>
+      <w:r>
+        <w:rPr>
+          <w:rFonts w:asciiTheme="minorHAnsi" w:hAnsiTheme="minorHAnsi" w:cstheme="minorHAnsi"/>
+          <w:b/>
+          <w:bCs/>
+          <w:sz w:val="22"/>
+          <w:szCs w:val="22"/>
+        </w:rPr>
+        <w:t xml:space="preserve">Bare </w:t>
+      </w:r>
+      <w:proofErr w:type="spellStart"/>
+      <w:r>
+        <w:rPr>
+          <w:rFonts w:asciiTheme="minorHAnsi" w:hAnsiTheme="minorHAnsi" w:cstheme="minorHAnsi"/>
+          <w:b/>
+          <w:bCs/>
+          <w:sz w:val="22"/>
+          <w:szCs w:val="22"/>
+        </w:rPr>
+        <w:t>Grupate</w:t>
+      </w:r>
+      <w:proofErr w:type="spellEnd"/>
+      <w:r>
+        <w:rPr>
+          <w:rFonts w:asciiTheme="minorHAnsi" w:hAnsiTheme="minorHAnsi" w:cstheme="minorHAnsi"/>
+          <w:b/>
+          <w:bCs/>
+          <w:sz w:val="22"/>
+          <w:szCs w:val="22"/>
+        </w:rPr>
+        <w:t>:</w:t>
+      </w:r>
+      <w:r>
+        <w:rPr>
+          <w:rFonts w:asciiTheme="minorHAnsi" w:hAnsiTheme="minorHAnsi" w:cstheme="minorHAnsi"/>
+          <w:sz w:val="22"/>
+          <w:szCs w:val="22"/>
+        </w:rPr>
+        <w:t xml:space="preserve"> </w:t>
+      </w:r>
+      <w:proofErr w:type="spellStart"/>
+      <w:r>
+        <w:rPr>
+          <w:rFonts w:asciiTheme="minorHAnsi" w:hAnsiTheme="minorHAnsi" w:cstheme="minorHAnsi"/>
+          <w:sz w:val="22"/>
+          <w:szCs w:val="22"/>
+        </w:rPr>
+        <w:t>Pentru</w:t>
+      </w:r>
+      <w:proofErr w:type="spellEnd"/>
+      <w:r>
+        <w:rPr>
+          <w:rFonts w:asciiTheme="minorHAnsi" w:hAnsiTheme="minorHAnsi" w:cstheme="minorHAnsi"/>
+          <w:sz w:val="22"/>
+          <w:szCs w:val="22"/>
+        </w:rPr>
+        <w:t xml:space="preserve"> </w:t>
+      </w:r>
+      <w:proofErr w:type="spellStart"/>
+      <w:r>
+        <w:rPr>
+          <w:rFonts w:asciiTheme="minorHAnsi" w:hAnsiTheme="minorHAnsi" w:cstheme="minorHAnsi"/>
+          <w:sz w:val="22"/>
+          <w:szCs w:val="22"/>
+        </w:rPr>
+        <w:t>fiecare</w:t>
+      </w:r>
+      <w:proofErr w:type="spellEnd"/>
+      <w:r>
+        <w:rPr>
+          <w:rFonts w:asciiTheme="minorHAnsi" w:hAnsiTheme="minorHAnsi" w:cstheme="minorHAnsi"/>
+          <w:sz w:val="22"/>
+          <w:szCs w:val="22"/>
+        </w:rPr>
+        <w:t xml:space="preserve"> </w:t>
+      </w:r>
+      <w:proofErr w:type="spellStart"/>
+      <w:r>
+        <w:rPr>
+          <w:rFonts w:asciiTheme="minorHAnsi" w:hAnsiTheme="minorHAnsi" w:cstheme="minorHAnsi"/>
+          <w:sz w:val="22"/>
+          <w:szCs w:val="22"/>
+        </w:rPr>
+        <w:t>lună</w:t>
+      </w:r>
+      <w:proofErr w:type="spellEnd"/>
+      <w:r>
+        <w:rPr>
+          <w:rFonts w:asciiTheme="minorHAnsi" w:hAnsiTheme="minorHAnsi" w:cstheme="minorHAnsi"/>
+          <w:sz w:val="22"/>
+          <w:szCs w:val="22"/>
+        </w:rPr>
+        <w:t xml:space="preserve"> </w:t>
+      </w:r>
+      <w:proofErr w:type="spellStart"/>
+      <w:r>
+        <w:rPr>
+          <w:rFonts w:asciiTheme="minorHAnsi" w:hAnsiTheme="minorHAnsi" w:cstheme="minorHAnsi"/>
+          <w:sz w:val="22"/>
+          <w:szCs w:val="22"/>
+        </w:rPr>
+        <w:t>există</w:t>
+      </w:r>
+      <w:proofErr w:type="spellEnd"/>
+      <w:r>
+        <w:rPr>
+          <w:rFonts w:asciiTheme="minorHAnsi" w:hAnsiTheme="minorHAnsi" w:cstheme="minorHAnsi"/>
+          <w:sz w:val="22"/>
+          <w:szCs w:val="22"/>
+        </w:rPr>
+        <w:t xml:space="preserve"> </w:t>
+      </w:r>
+      <w:proofErr w:type="spellStart"/>
+      <w:r>
+        <w:rPr>
+          <w:rFonts w:asciiTheme="minorHAnsi" w:hAnsiTheme="minorHAnsi" w:cstheme="minorHAnsi"/>
+          <w:sz w:val="22"/>
+          <w:szCs w:val="22"/>
+        </w:rPr>
+        <w:t>două</w:t>
+      </w:r>
+      <w:proofErr w:type="spellEnd"/>
+      <w:r>
+        <w:rPr>
+          <w:rFonts w:asciiTheme="minorHAnsi" w:hAnsiTheme="minorHAnsi" w:cstheme="minorHAnsi"/>
+          <w:sz w:val="22"/>
+          <w:szCs w:val="22"/>
+        </w:rPr>
+        <w:t xml:space="preserve"> bare </w:t>
+      </w:r>
+      <w:proofErr w:type="spellStart"/>
+      <w:r>
+        <w:rPr>
+          <w:rFonts w:asciiTheme="minorHAnsi" w:hAnsiTheme="minorHAnsi" w:cstheme="minorHAnsi"/>
+          <w:sz w:val="22"/>
+          <w:szCs w:val="22"/>
+        </w:rPr>
+        <w:t>alăturate</w:t>
+      </w:r>
+      <w:proofErr w:type="spellEnd"/>
+      <w:r>
+        <w:rPr>
+          <w:rFonts w:asciiTheme="minorHAnsi" w:hAnsiTheme="minorHAnsi" w:cstheme="minorHAnsi"/>
+          <w:sz w:val="22"/>
+          <w:szCs w:val="22"/>
+        </w:rPr>
+        <w:t>.</w:t>
+      </w:r>
+    </w:p>
+    <w:p>
+      <w:pPr>
+        <w:pStyle w:val="NormalWeb"/>
+        <w:numPr>
+          <w:ilvl w:val="1"/>
+          <w:numId w:val="33"/>
+        </w:numPr>
+        <w:spacing w:before="100" w:beforeAutospacing="1" w:after="100" w:afterAutospacing="1" w:line="240" w:lineRule="auto"/>
+        <w:jc w:val="both"/>
+        <w:rPr>
+          <w:rFonts w:asciiTheme="minorHAnsi" w:hAnsiTheme="minorHAnsi" w:cstheme="minorHAnsi"/>
+          <w:sz w:val="22"/>
+          <w:szCs w:val="22"/>
+        </w:rPr>
+      </w:pPr>
+      <w:r>
+        <w:rPr>
+          <w:rFonts w:asciiTheme="minorHAnsi" w:hAnsiTheme="minorHAnsi" w:cstheme="minorHAnsi"/>
+          <w:b/>
+          <w:bCs/>
+          <w:sz w:val="22"/>
+          <w:szCs w:val="22"/>
+        </w:rPr>
+        <w:t>Bara 1:</w:t>
+      </w:r>
+      <w:r>
+        <w:rPr>
+          <w:rFonts w:asciiTheme="minorHAnsi" w:hAnsiTheme="minorHAnsi" w:cstheme="minorHAnsi"/>
+          <w:sz w:val="22"/>
+          <w:szCs w:val="22"/>
+        </w:rPr>
+        <w:t xml:space="preserve"> </w:t>
+      </w:r>
+      <w:proofErr w:type="spellStart"/>
+      <w:r>
+        <w:rPr>
+          <w:rFonts w:asciiTheme="minorHAnsi" w:hAnsiTheme="minorHAnsi" w:cstheme="minorHAnsi"/>
+          <w:sz w:val="22"/>
+          <w:szCs w:val="22"/>
+        </w:rPr>
+        <w:t>anul</w:t>
+      </w:r>
+      <w:proofErr w:type="spellEnd"/>
+      <w:r>
+        <w:rPr>
+          <w:rFonts w:asciiTheme="minorHAnsi" w:hAnsiTheme="minorHAnsi" w:cstheme="minorHAnsi"/>
+          <w:sz w:val="22"/>
+          <w:szCs w:val="22"/>
+        </w:rPr>
+        <w:t xml:space="preserve"> </w:t>
+      </w:r>
+      <w:proofErr w:type="spellStart"/>
+      <w:r>
+        <w:rPr>
+          <w:rFonts w:asciiTheme="minorHAnsi" w:hAnsiTheme="minorHAnsi" w:cstheme="minorHAnsi"/>
+          <w:sz w:val="22"/>
+          <w:szCs w:val="22"/>
+        </w:rPr>
+        <w:t>trecut</w:t>
+      </w:r>
+      <w:proofErr w:type="spellEnd"/>
+      <w:r>
+        <w:rPr>
+          <w:rFonts w:asciiTheme="minorHAnsi" w:hAnsiTheme="minorHAnsi" w:cstheme="minorHAnsi"/>
+          <w:sz w:val="22"/>
+          <w:szCs w:val="22"/>
+        </w:rPr>
+        <w:t>, 2024</w:t>
+      </w:r>
+    </w:p>
+    <w:p>
+      <w:pPr>
+        <w:pStyle w:val="NormalWeb"/>
+        <w:numPr>
+          <w:ilvl w:val="1"/>
+          <w:numId w:val="33"/>
+        </w:numPr>
+        <w:spacing w:before="100" w:beforeAutospacing="1" w:after="100" w:afterAutospacing="1" w:line="240" w:lineRule="auto"/>
+        <w:jc w:val="both"/>
+        <w:rPr>
+          <w:rFonts w:asciiTheme="minorHAnsi" w:hAnsiTheme="minorHAnsi" w:cstheme="minorHAnsi"/>
+          <w:sz w:val="22"/>
+          <w:szCs w:val="22"/>
+        </w:rPr>
+      </w:pPr>
+      <w:r>
+        <w:rPr>
+          <w:rFonts w:asciiTheme="minorHAnsi" w:hAnsiTheme="minorHAnsi" w:cstheme="minorHAnsi"/>
+          <w:b/>
+          <w:bCs/>
+          <w:sz w:val="22"/>
+          <w:szCs w:val="22"/>
+        </w:rPr>
+        <w:t xml:space="preserve">Bara 2: </w:t>
+      </w:r>
+      <w:proofErr w:type="spellStart"/>
+      <w:r>
+        <w:rPr>
+          <w:rFonts w:asciiTheme="minorHAnsi" w:hAnsiTheme="minorHAnsi" w:cstheme="minorHAnsi"/>
+          <w:sz w:val="22"/>
+          <w:szCs w:val="22"/>
+        </w:rPr>
+        <w:t>anul</w:t>
+      </w:r>
+      <w:proofErr w:type="spellEnd"/>
+      <w:r>
+        <w:rPr>
+          <w:rFonts w:asciiTheme="minorHAnsi" w:hAnsiTheme="minorHAnsi" w:cstheme="minorHAnsi"/>
+          <w:sz w:val="22"/>
+          <w:szCs w:val="22"/>
+        </w:rPr>
+        <w:t xml:space="preserve"> </w:t>
+      </w:r>
+      <w:proofErr w:type="spellStart"/>
+      <w:r>
+        <w:rPr>
+          <w:rFonts w:asciiTheme="minorHAnsi" w:hAnsiTheme="minorHAnsi" w:cstheme="minorHAnsi"/>
+          <w:sz w:val="22"/>
+          <w:szCs w:val="22"/>
+        </w:rPr>
+        <w:t>curent</w:t>
+      </w:r>
+      <w:proofErr w:type="spellEnd"/>
+      <w:r>
+        <w:rPr>
+          <w:rFonts w:asciiTheme="minorHAnsi" w:hAnsiTheme="minorHAnsi" w:cstheme="minorHAnsi"/>
+          <w:sz w:val="22"/>
+          <w:szCs w:val="22"/>
+        </w:rPr>
+        <w:t>, 2025</w:t>
+      </w:r>
+    </w:p>
+    <w:p>
+      <w:pPr>
+        <w:pStyle w:val="NormalWeb"/>
+        <w:jc w:val="both"/>
+        <w:rPr>
+          <w:rFonts w:asciiTheme="majorHAnsi" w:hAnsiTheme="majorHAnsi" w:cstheme="majorHAnsi"/>
+          <w:sz w:val="22"/>
+          <w:szCs w:val="22"/>
+        </w:rPr>
+      </w:pPr>
+    </w:p>
+    <w:p>
+      <w:pPr>
+        <w:ind w:left="360"/>
+        <w:jc w:val="both"/>
+        <w:rPr>
+          <w:b/>
+          <w:bCs/>
+        </w:rPr>
+      </w:pPr>
+      <w:r>
+        <w:rPr>
+          <w:b/>
+          <w:bCs/>
+        </w:rPr>
+        <w:t xml:space="preserve">Cerere </w:t>
+      </w:r>
+      <w:r>
+        <w:rPr>
+          <w:b/>
+          <w:bCs/>
+        </w:rPr>
+        <w:t>2</w:t>
+      </w:r>
+      <w:r>
+        <w:rPr>
+          <w:b/>
+          <w:bCs/>
+        </w:rPr>
+        <w:t>:</w:t>
+      </w:r>
+    </w:p>
+    <w:p>
+      <w:pPr>
         <w:ind w:left="720"/>
         <w:jc w:val="both"/>
       </w:pPr>
@@ -5945,6 +6978,33 @@
       </w:r>
       <w:proofErr w:type="spellStart"/>
       <w:r>
+        <w:t>dintre</w:t>
+      </w:r>
+      <w:proofErr w:type="spellEnd"/>
+      <w:r>
+        <w:t xml:space="preserve"> camera, </w:t>
+      </w:r>
+      <w:proofErr w:type="spellStart"/>
+      <w:r>
+        <w:t>p</w:t>
+      </w:r>
+      <w:r>
+        <w:t>entru</w:t>
+      </w:r>
+      <w:proofErr w:type="spellEnd"/>
+      <w:r>
+        <w:t xml:space="preserve"> </w:t>
+      </w:r>
+      <w:proofErr w:type="spellStart"/>
+      <w:r>
+        <w:t>fiecare</w:t>
+      </w:r>
+      <w:proofErr w:type="spellEnd"/>
+      <w:r>
+        <w:t xml:space="preserve"> </w:t>
+      </w:r>
+      <w:proofErr w:type="spellStart"/>
+      <w:r>
         <w:t>lună</w:t>
       </w:r>
       <w:proofErr w:type="spellEnd"/>
@@ -5965,7 +7025,19 @@
       </w:r>
       <w:proofErr w:type="spellEnd"/>
       <w:r>
-        <w:t xml:space="preserve"> 2024, </w:t>
+        <w:t xml:space="preserve"> 2024</w:t>
+      </w:r>
+      <w:r>
+        <w:t xml:space="preserve"> </w:t>
+      </w:r>
+      <w:r>
+        <w:rPr>
+          <w:lang w:val="ro-RO"/>
+        </w:rPr>
+        <w:t>și</w:t>
+      </w:r>
+      <w:r>
+        <w:t xml:space="preserve"> </w:t>
       </w:r>
       <w:proofErr w:type="spellStart"/>
       <w:r>
@@ -5997,7 +7069,10 @@
       </w:r>
       <w:proofErr w:type="gramEnd"/>
       <w:r>
-        <w:t xml:space="preserve">3) </w:t>
+        <w:t>3)</w:t>
+      </w:r>
+      <w:r>
+        <w:t xml:space="preserve"> </w:t>
       </w:r>
       <w:proofErr w:type="spellStart"/>
       <w:r>
@@ -6005,7 +7080,7 @@
       </w:r>
       <w:proofErr w:type="spellEnd"/>
       <w:r>
-        <w:t xml:space="preserve"> „</w:t>
+        <w:t xml:space="preserve"> “</w:t>
       </w:r>
       <w:proofErr w:type="gramStart"/>
       <w:r>
@@ -6017,54 +7092,6 @@
       </w:r>
       <w:proofErr w:type="spellStart"/>
       <w:r>
-        <w:t>și</w:t>
-      </w:r>
-      <w:proofErr w:type="spellEnd"/>
-      <w:r>
-        <w:t xml:space="preserve"> </w:t>
-      </w:r>
-      <w:proofErr w:type="spellStart"/>
-      <w:r>
-        <w:t>pentru</w:t>
-      </w:r>
-      <w:proofErr w:type="spellEnd"/>
-      <w:r>
-        <w:t xml:space="preserve"> </w:t>
-      </w:r>
-      <w:proofErr w:type="spellStart"/>
-      <w:r>
-        <w:t>fiecare</w:t>
-      </w:r>
-      <w:proofErr w:type="spellEnd"/>
-      <w:r>
-        <w:t xml:space="preserve"> </w:t>
-      </w:r>
-      <w:proofErr w:type="spellStart"/>
-      <w:r>
-        <w:t>dintre</w:t>
-      </w:r>
-      <w:proofErr w:type="spellEnd"/>
-      <w:r>
-        <w:t xml:space="preserve"> </w:t>
-      </w:r>
-      <w:proofErr w:type="spellStart"/>
-      <w:r>
-        <w:t>camerele</w:t>
-      </w:r>
-      <w:proofErr w:type="spellEnd"/>
-      <w:r>
-        <w:t xml:space="preserve"> cu Id-ul </w:t>
-      </w:r>
-      <w:proofErr w:type="spellStart"/>
-      <w:r>
-        <w:t>între</w:t>
-      </w:r>
-      <w:proofErr w:type="spellEnd"/>
-      <w:r>
-        <w:t xml:space="preserve"> 1-5, </w:t>
-      </w:r>
-      <w:proofErr w:type="spellStart"/>
-      <w:r>
         <w:t>să</w:t>
       </w:r>
       <w:proofErr w:type="spellEnd"/>
@@ -6078,6 +7105,108 @@
       <w:proofErr w:type="spellEnd"/>
       <w:r>
         <w:t>:</w:t>
+      </w:r>
+    </w:p>
+    <w:p>
+      <w:pPr>
+        <w:pStyle w:val="ListParagraph"/>
+        <w:numPr>
+          <w:ilvl w:val="0"/>
+          <w:numId w:val="32"/>
+        </w:numPr>
+        <w:jc w:val="both"/>
+      </w:pPr>
+      <w:proofErr w:type="spellStart"/>
+      <w:r>
+        <w:rPr>
+          <w:b/>
+          <w:bCs/>
+        </w:rPr>
+        <w:t>ponderea</w:t>
+      </w:r>
+      <w:proofErr w:type="spellEnd"/>
+      <w:r>
+        <w:rPr>
+          <w:b/>
+          <w:bCs/>
+        </w:rPr>
+        <w:t xml:space="preserve"> </w:t>
+      </w:r>
+      <w:proofErr w:type="spellStart"/>
+      <w:r>
+        <w:rPr>
+          <w:b/>
+          <w:bCs/>
+        </w:rPr>
+        <w:t>procentuală</w:t>
+      </w:r>
+      <w:proofErr w:type="spellEnd"/>
+      <w:r>
+        <w:t xml:space="preserve"> </w:t>
+      </w:r>
+      <w:proofErr w:type="gramStart"/>
+      <w:r>
+        <w:t>a</w:t>
+      </w:r>
+      <w:proofErr w:type="gramEnd"/>
+      <w:r>
+        <w:t xml:space="preserve"> </w:t>
+      </w:r>
+      <w:proofErr w:type="spellStart"/>
+      <w:r>
+        <w:t>acestui</w:t>
+      </w:r>
+      <w:proofErr w:type="spellEnd"/>
+      <w:r>
+        <w:t xml:space="preserve"> </w:t>
+      </w:r>
+      <w:proofErr w:type="spellStart"/>
+      <w:r>
+        <w:t>venit</w:t>
+      </w:r>
+      <w:proofErr w:type="spellEnd"/>
+      <w:r>
+        <w:t xml:space="preserve"> din </w:t>
+      </w:r>
+      <w:proofErr w:type="spellStart"/>
+      <w:r>
+        <w:t>totalul</w:t>
+      </w:r>
+      <w:proofErr w:type="spellEnd"/>
+      <w:r>
+        <w:t xml:space="preserve"> </w:t>
+      </w:r>
+      <w:proofErr w:type="spellStart"/>
+      <w:r>
+        <w:t>veniturilor</w:t>
+      </w:r>
+      <w:proofErr w:type="spellEnd"/>
+      <w:r>
+        <w:t xml:space="preserve"> </w:t>
+      </w:r>
+      <w:proofErr w:type="spellStart"/>
+      <w:r>
+        <w:t>camerei</w:t>
+      </w:r>
+      <w:proofErr w:type="spellEnd"/>
+      <w:r>
+        <w:t xml:space="preserve">, </w:t>
+      </w:r>
+      <w:proofErr w:type="spellStart"/>
+      <w:r>
+        <w:t>în</w:t>
+      </w:r>
+      <w:proofErr w:type="spellEnd"/>
+      <w:r>
+        <w:t xml:space="preserve"> luna </w:t>
+      </w:r>
+      <w:proofErr w:type="spellStart"/>
+      <w:r>
+        <w:t>respectivă</w:t>
+      </w:r>
+      <w:proofErr w:type="spellEnd"/>
+      <w:r>
+        <w:t>;</w:t>
       </w:r>
     </w:p>
     <w:p>
@@ -6094,18 +7223,27 @@
           <w:b/>
           <w:bCs/>
         </w:rPr>
+        <w:t>diferența</w:t>
+      </w:r>
+      <w:proofErr w:type="spellEnd"/>
+      <w:r>
+        <w:t xml:space="preserve"> </w:t>
+      </w:r>
+      <w:proofErr w:type="spellStart"/>
+      <w:r>
+        <w:t>dintre</w:t>
+      </w:r>
+      <w:proofErr w:type="spellEnd"/>
+      <w:r>
+        <w:t xml:space="preserve"> </w:t>
+      </w:r>
+      <w:proofErr w:type="spellStart"/>
+      <w:r>
         <w:t>venitul</w:t>
       </w:r>
       <w:proofErr w:type="spellEnd"/>
       <w:r>
-        <w:rPr>
-          <w:b/>
-          <w:bCs/>
-        </w:rPr>
-        <w:t xml:space="preserve"> total</w:t>
-      </w:r>
-      <w:r>
-        <w:t xml:space="preserve"> </w:t>
+        <w:t xml:space="preserve"> total </w:t>
       </w:r>
       <w:proofErr w:type="spellStart"/>
       <w:r>
@@ -6113,50 +7251,46 @@
       </w:r>
       <w:proofErr w:type="spellEnd"/>
       <w:r>
-        <w:t xml:space="preserve"> </w:t>
-      </w:r>
-      <w:proofErr w:type="spellStart"/>
-      <w:r>
-        <w:t>pentru</w:t>
-      </w:r>
-      <w:proofErr w:type="spellEnd"/>
-      <w:r>
-        <w:t xml:space="preserve"> </w:t>
-      </w:r>
-      <w:proofErr w:type="spellStart"/>
-      <w:r>
-        <w:t>acea</w:t>
-      </w:r>
-      <w:proofErr w:type="spellEnd"/>
-      <w:r>
-        <w:t xml:space="preserve"> </w:t>
-      </w:r>
-      <w:proofErr w:type="spellStart"/>
-      <w:r>
-        <w:rPr>
-          <w:b/>
-          <w:bCs/>
-        </w:rPr>
-        <w:t>metodă</w:t>
-      </w:r>
-      <w:proofErr w:type="spellEnd"/>
-      <w:r>
-        <w:rPr>
-          <w:b/>
-          <w:bCs/>
-        </w:rPr>
+        <w:t xml:space="preserve"> pe </w:t>
+      </w:r>
+      <w:proofErr w:type="spellStart"/>
+      <w:r>
+        <w:t>metoda</w:t>
+      </w:r>
+      <w:proofErr w:type="spellEnd"/>
+      <w:r>
         <w:t xml:space="preserve"> de </w:t>
       </w:r>
       <w:proofErr w:type="spellStart"/>
       <w:r>
-        <w:rPr>
-          <w:b/>
-          <w:bCs/>
-        </w:rPr>
         <w:t>plată</w:t>
       </w:r>
       <w:proofErr w:type="spellEnd"/>
       <w:r>
+        <w:t xml:space="preserve"> </w:t>
+      </w:r>
+      <w:proofErr w:type="spellStart"/>
+      <w:r>
+        <w:t>și</w:t>
+      </w:r>
+      <w:proofErr w:type="spellEnd"/>
+      <w:r>
+        <w:t xml:space="preserve"> media </w:t>
+      </w:r>
+      <w:proofErr w:type="spellStart"/>
+      <w:r>
+        <w:t>veniturilor</w:t>
+      </w:r>
+      <w:proofErr w:type="spellEnd"/>
+      <w:r>
+        <w:t xml:space="preserve"> pe </w:t>
+      </w:r>
+      <w:proofErr w:type="spellStart"/>
+      <w:r>
+        <w:t>cameră</w:t>
+      </w:r>
+      <w:proofErr w:type="spellEnd"/>
+      <w:r>
         <w:t xml:space="preserve">, </w:t>
       </w:r>
       <w:proofErr w:type="spellStart"/>
@@ -6173,696 +7307,1274 @@
       </w:r>
       <w:proofErr w:type="spellEnd"/>
       <w:r>
-        <w:t>;</w:t>
+        <w:t>.</w:t>
       </w:r>
     </w:p>
     <w:p>
       <w:pPr>
+        <w:ind w:firstLine="360"/>
+        <w:jc w:val="both"/>
+        <w:rPr>
+          <w:b/>
+          <w:bCs/>
+        </w:rPr>
+      </w:pPr>
+      <w:proofErr w:type="spellStart"/>
+      <w:r>
+        <w:rPr>
+          <w:b/>
+          <w:bCs/>
+        </w:rPr>
+        <w:t>Reprezentare</w:t>
+      </w:r>
+      <w:proofErr w:type="spellEnd"/>
+      <w:r>
+        <w:rPr>
+          <w:b/>
+          <w:bCs/>
+        </w:rPr>
+        <w:t xml:space="preserve"> </w:t>
+      </w:r>
+      <w:proofErr w:type="spellStart"/>
+      <w:r>
+        <w:rPr>
+          <w:b/>
+          <w:bCs/>
+        </w:rPr>
+        <w:t>grafică</w:t>
+      </w:r>
+      <w:proofErr w:type="spellEnd"/>
+      <w:r>
+        <w:rPr>
+          <w:b/>
+          <w:bCs/>
+        </w:rPr>
+        <w:t>:</w:t>
+      </w:r>
+    </w:p>
+    <w:p>
+      <w:pPr>
+        <w:ind w:firstLine="360"/>
+        <w:jc w:val="both"/>
+        <w:rPr>
+          <w:b/>
+          <w:bCs/>
+        </w:rPr>
+      </w:pPr>
+      <w:r>
+        <w:rPr>
+          <w:lang w:val="ro"/>
+        </w:rPr>
+        <w:t>Pentru fiecare camera vor exista doua grafice:</w:t>
+      </w:r>
+    </w:p>
+    <w:p>
+      <w:pPr>
+        <w:pStyle w:val="ListParagraph"/>
         <w:numPr>
-          <w:ilvl w:val="0"/>
-          <w:numId w:val="29"/>
+          <w:ilvl w:val="2"/>
+          <w:numId w:val="31"/>
         </w:numPr>
         <w:jc w:val="both"/>
-      </w:pPr>
-      <w:proofErr w:type="spellStart"/>
-      <w:r>
-        <w:rPr>
-          <w:b/>
-          <w:bCs/>
-        </w:rPr>
-        <w:t>ponderea</w:t>
-      </w:r>
-      <w:proofErr w:type="spellEnd"/>
-      <w:r>
-        <w:rPr>
-          <w:b/>
-          <w:bCs/>
-        </w:rPr>
-        <w:t xml:space="preserve"> </w:t>
-      </w:r>
-      <w:proofErr w:type="spellStart"/>
-      <w:r>
-        <w:rPr>
-          <w:b/>
-          <w:bCs/>
-        </w:rPr>
-        <w:t>procentuală</w:t>
-      </w:r>
-      <w:proofErr w:type="spellEnd"/>
-      <w:r>
-        <w:t xml:space="preserve"> </w:t>
-      </w:r>
-      <w:proofErr w:type="gramStart"/>
-      <w:r>
-        <w:t>a</w:t>
-      </w:r>
-      <w:proofErr w:type="gramEnd"/>
-      <w:r>
-        <w:t xml:space="preserve"> </w:t>
-      </w:r>
-      <w:proofErr w:type="spellStart"/>
-      <w:r>
-        <w:t>acestui</w:t>
-      </w:r>
-      <w:proofErr w:type="spellEnd"/>
-      <w:r>
-        <w:t xml:space="preserve"> </w:t>
-      </w:r>
-      <w:proofErr w:type="spellStart"/>
-      <w:r>
-        <w:t>venit</w:t>
-      </w:r>
-      <w:proofErr w:type="spellEnd"/>
-      <w:r>
-        <w:t xml:space="preserve"> din </w:t>
-      </w:r>
-      <w:proofErr w:type="spellStart"/>
-      <w:r>
-        <w:t>totalul</w:t>
-      </w:r>
-      <w:proofErr w:type="spellEnd"/>
-      <w:r>
-        <w:t xml:space="preserve"> </w:t>
-      </w:r>
-      <w:proofErr w:type="spellStart"/>
-      <w:r>
-        <w:t>veniturilor</w:t>
-      </w:r>
-      <w:proofErr w:type="spellEnd"/>
-      <w:r>
-        <w:t xml:space="preserve"> </w:t>
-      </w:r>
-      <w:proofErr w:type="spellStart"/>
-      <w:r>
-        <w:t>camerei</w:t>
-      </w:r>
-      <w:proofErr w:type="spellEnd"/>
-      <w:r>
-        <w:t xml:space="preserve">, </w:t>
-      </w:r>
-      <w:proofErr w:type="spellStart"/>
-      <w:r>
-        <w:t>în</w:t>
-      </w:r>
-      <w:proofErr w:type="spellEnd"/>
-      <w:r>
-        <w:t xml:space="preserve"> luna </w:t>
-      </w:r>
-      <w:proofErr w:type="spellStart"/>
-      <w:r>
-        <w:t>respectivă</w:t>
-      </w:r>
-      <w:proofErr w:type="spellEnd"/>
-      <w:r>
-        <w:t>;</w:t>
+        <w:rPr>
+          <w:b/>
+          <w:bCs/>
+        </w:rPr>
+      </w:pPr>
+      <w:proofErr w:type="spellStart"/>
+      <w:r>
+        <w:rPr>
+          <w:b/>
+          <w:bCs/>
+        </w:rPr>
+        <w:t>Grafic</w:t>
+      </w:r>
+      <w:proofErr w:type="spellEnd"/>
+      <w:r>
+        <w:rPr>
+          <w:b/>
+          <w:bCs/>
+        </w:rPr>
+        <w:t xml:space="preserve">: </w:t>
+      </w:r>
+      <w:proofErr w:type="spellStart"/>
+      <w:r>
+        <w:rPr>
+          <w:b/>
+          <w:bCs/>
+        </w:rPr>
+        <w:t>Distribuția</w:t>
+      </w:r>
+      <w:proofErr w:type="spellEnd"/>
+      <w:r>
+        <w:rPr>
+          <w:b/>
+          <w:bCs/>
+        </w:rPr>
+        <w:t xml:space="preserve"> </w:t>
+      </w:r>
+      <w:proofErr w:type="spellStart"/>
+      <w:r>
+        <w:rPr>
+          <w:b/>
+          <w:bCs/>
+        </w:rPr>
+        <w:t>Procentuală</w:t>
+      </w:r>
+      <w:proofErr w:type="spellEnd"/>
+      <w:r>
+        <w:rPr>
+          <w:b/>
+          <w:bCs/>
+        </w:rPr>
+        <w:t xml:space="preserve"> (Stacked 100% Bar Chart)</w:t>
       </w:r>
     </w:p>
     <w:p>
       <w:pPr>
+        <w:pStyle w:val="ListParagraph"/>
+        <w:ind w:left="927"/>
+        <w:jc w:val="both"/>
+      </w:pPr>
+      <w:r>
+        <w:rPr>
+          <w:b/>
+          <w:bCs/>
+        </w:rPr>
+        <w:lastRenderedPageBreak/>
+        <w:t xml:space="preserve">Scop: </w:t>
+      </w:r>
+      <w:proofErr w:type="spellStart"/>
+      <w:r>
+        <w:t>Să</w:t>
+      </w:r>
+      <w:proofErr w:type="spellEnd"/>
+      <w:r>
+        <w:t xml:space="preserve"> </w:t>
+      </w:r>
+      <w:proofErr w:type="spellStart"/>
+      <w:r>
+        <w:t>arate</w:t>
+      </w:r>
+      <w:proofErr w:type="spellEnd"/>
+      <w:r>
+        <w:t xml:space="preserve"> </w:t>
+      </w:r>
+      <w:proofErr w:type="spellStart"/>
+      <w:r>
+        <w:t>proporția</w:t>
+      </w:r>
+      <w:proofErr w:type="spellEnd"/>
+      <w:r>
+        <w:t xml:space="preserve"> </w:t>
+      </w:r>
+      <w:proofErr w:type="spellStart"/>
+      <w:r>
+        <w:t>dintre</w:t>
+      </w:r>
+      <w:proofErr w:type="spellEnd"/>
+      <w:r>
+        <w:t xml:space="preserve"> </w:t>
+      </w:r>
+      <w:proofErr w:type="spellStart"/>
+      <w:r>
+        <w:t>metodele</w:t>
+      </w:r>
+      <w:proofErr w:type="spellEnd"/>
+      <w:r>
+        <w:t xml:space="preserve"> de </w:t>
+      </w:r>
+      <w:proofErr w:type="spellStart"/>
+      <w:r>
+        <w:t>plată</w:t>
+      </w:r>
+      <w:proofErr w:type="spellEnd"/>
+      <w:r>
+        <w:t xml:space="preserve"> (Cash vs. Transfer) </w:t>
+      </w:r>
+      <w:proofErr w:type="spellStart"/>
+      <w:r>
+        <w:t>în</w:t>
+      </w:r>
+      <w:proofErr w:type="spellEnd"/>
+      <w:r>
+        <w:t xml:space="preserve"> </w:t>
+      </w:r>
+      <w:proofErr w:type="spellStart"/>
+      <w:r>
+        <w:t>fiecare</w:t>
+      </w:r>
+      <w:proofErr w:type="spellEnd"/>
+      <w:r>
+        <w:t xml:space="preserve"> </w:t>
+      </w:r>
+      <w:proofErr w:type="spellStart"/>
+      <w:r>
+        <w:t>lună</w:t>
+      </w:r>
+      <w:proofErr w:type="spellEnd"/>
+      <w:r>
+        <w:t>.</w:t>
+      </w:r>
+    </w:p>
+    <w:p>
+      <w:pPr>
+        <w:pStyle w:val="ListParagraph"/>
+        <w:ind w:left="927"/>
+        <w:jc w:val="both"/>
+      </w:pPr>
+      <w:r>
+        <w:rPr>
+          <w:b/>
+          <w:bCs/>
+          <w:lang w:val="ro"/>
+        </w:rPr>
+        <w:t>Axa X (Orizontală):</w:t>
+      </w:r>
+      <w:r>
+        <w:rPr>
+          <w:lang w:val="ro"/>
+        </w:rPr>
+        <w:t xml:space="preserve"> Lunile anului (Ian - Dec).</w:t>
+      </w:r>
+    </w:p>
+    <w:p>
+      <w:pPr>
+        <w:pStyle w:val="ListParagraph"/>
+        <w:ind w:left="927"/>
+        <w:jc w:val="both"/>
+      </w:pPr>
+      <w:r>
+        <w:rPr>
+          <w:b/>
+          <w:bCs/>
+          <w:lang w:val="ro"/>
+        </w:rPr>
+        <w:t>Axa Y (Verticală):</w:t>
+      </w:r>
+      <w:r>
+        <w:rPr>
+          <w:lang w:val="ro"/>
+        </w:rPr>
+        <w:t xml:space="preserve"> Scara procentuală fixă (0% - 100%).</w:t>
+      </w:r>
+    </w:p>
+    <w:p>
+      <w:pPr>
+        <w:pStyle w:val="ListParagraph"/>
+        <w:ind w:left="927"/>
+        <w:jc w:val="both"/>
+      </w:pPr>
+      <w:r>
+        <w:rPr>
+          <w:b/>
+          <w:bCs/>
+          <w:lang w:val="ro"/>
+        </w:rPr>
+        <w:t>Reprezentare:</w:t>
+      </w:r>
+      <w:r>
+        <w:rPr>
+          <w:lang w:val="ro"/>
+        </w:rPr>
+        <w:t xml:space="preserve"> Fiecare lună are o singură bară verticală împărțită în două culori stivuite. Suma celor două segmente este mereu 100%.</w:t>
+      </w:r>
+    </w:p>
+    <w:p>
+      <w:pPr>
+        <w:pStyle w:val="ListParagraph"/>
+        <w:ind w:left="927"/>
+        <w:jc w:val="both"/>
+      </w:pPr>
+    </w:p>
+    <w:p>
+      <w:pPr>
+        <w:pStyle w:val="ListParagraph"/>
         <w:numPr>
-          <w:ilvl w:val="0"/>
-          <w:numId w:val="29"/>
+          <w:ilvl w:val="1"/>
+          <w:numId w:val="31"/>
         </w:numPr>
         <w:jc w:val="both"/>
-      </w:pPr>
-      <w:proofErr w:type="spellStart"/>
-      <w:r>
-        <w:rPr>
-          <w:b/>
-          <w:bCs/>
-        </w:rPr>
-        <w:t>diferența</w:t>
-      </w:r>
-      <w:proofErr w:type="spellEnd"/>
-      <w:r>
-        <w:t xml:space="preserve"> </w:t>
-      </w:r>
-      <w:proofErr w:type="spellStart"/>
-      <w:r>
-        <w:t>dintre</w:t>
-      </w:r>
-      <w:proofErr w:type="spellEnd"/>
-      <w:r>
-        <w:t xml:space="preserve"> </w:t>
-      </w:r>
-      <w:proofErr w:type="spellStart"/>
-      <w:r>
-        <w:t>venitul</w:t>
-      </w:r>
-      <w:proofErr w:type="spellEnd"/>
-      <w:r>
-        <w:t xml:space="preserve"> total </w:t>
-      </w:r>
-      <w:proofErr w:type="spellStart"/>
-      <w:r>
-        <w:t>realizat</w:t>
-      </w:r>
-      <w:proofErr w:type="spellEnd"/>
-      <w:r>
-        <w:t xml:space="preserve"> pe </w:t>
-      </w:r>
-      <w:proofErr w:type="spellStart"/>
-      <w:r>
-        <w:t>metoda</w:t>
-      </w:r>
-      <w:proofErr w:type="spellEnd"/>
-      <w:r>
-        <w:t xml:space="preserve"> de </w:t>
-      </w:r>
-      <w:proofErr w:type="spellStart"/>
-      <w:r>
-        <w:t>plată</w:t>
-      </w:r>
-      <w:proofErr w:type="spellEnd"/>
-      <w:r>
-        <w:t xml:space="preserve"> </w:t>
-      </w:r>
-      <w:proofErr w:type="spellStart"/>
-      <w:r>
-        <w:t>și</w:t>
-      </w:r>
-      <w:proofErr w:type="spellEnd"/>
-      <w:r>
-        <w:t xml:space="preserve"> media </w:t>
-      </w:r>
-      <w:proofErr w:type="spellStart"/>
-      <w:r>
-        <w:t>veniturilor</w:t>
-      </w:r>
-      <w:proofErr w:type="spellEnd"/>
-      <w:r>
-        <w:t xml:space="preserve"> pe </w:t>
-      </w:r>
-      <w:proofErr w:type="spellStart"/>
-      <w:r>
-        <w:t>cameră</w:t>
-      </w:r>
-      <w:proofErr w:type="spellEnd"/>
-      <w:r>
-        <w:t xml:space="preserve">, </w:t>
-      </w:r>
-      <w:proofErr w:type="spellStart"/>
-      <w:r>
-        <w:t>în</w:t>
-      </w:r>
-      <w:proofErr w:type="spellEnd"/>
-      <w:r>
-        <w:t xml:space="preserve"> luna </w:t>
-      </w:r>
-      <w:proofErr w:type="spellStart"/>
-      <w:r>
-        <w:t>respectivă</w:t>
-      </w:r>
-      <w:proofErr w:type="spellEnd"/>
-      <w:r>
-        <w:t>.</w:t>
+        <w:rPr>
+          <w:b/>
+          <w:bCs/>
+        </w:rPr>
+      </w:pPr>
+      <w:proofErr w:type="spellStart"/>
+      <w:r>
+        <w:rPr>
+          <w:b/>
+          <w:bCs/>
+        </w:rPr>
+        <w:t>Grafic</w:t>
+      </w:r>
+      <w:proofErr w:type="spellEnd"/>
+      <w:r>
+        <w:rPr>
+          <w:b/>
+          <w:bCs/>
+        </w:rPr>
+        <w:t xml:space="preserve">: </w:t>
+      </w:r>
+      <w:proofErr w:type="spellStart"/>
+      <w:r>
+        <w:rPr>
+          <w:b/>
+          <w:bCs/>
+        </w:rPr>
+        <w:t>Abaterea</w:t>
+      </w:r>
+      <w:proofErr w:type="spellEnd"/>
+      <w:r>
+        <w:rPr>
+          <w:b/>
+          <w:bCs/>
+        </w:rPr>
+        <w:t xml:space="preserve"> de la Medie (Diverging Bar Chart)</w:t>
       </w:r>
     </w:p>
     <w:p>
       <w:pPr>
-        <w:ind w:left="360"/>
+        <w:pStyle w:val="ListParagraph"/>
+        <w:ind w:left="927"/>
         <w:jc w:val="both"/>
-        <w:rPr>
-          <w:lang w:val="ro-RO"/>
-        </w:rPr>
-      </w:pPr>
+      </w:pPr>
+      <w:r>
+        <w:rPr>
+          <w:b/>
+          <w:bCs/>
+        </w:rPr>
+        <w:t>Scop:</w:t>
+      </w:r>
+      <w:r>
+        <w:t xml:space="preserve"> </w:t>
+      </w:r>
+      <w:proofErr w:type="spellStart"/>
+      <w:r>
+        <w:t>Să</w:t>
+      </w:r>
+      <w:proofErr w:type="spellEnd"/>
+      <w:r>
+        <w:t xml:space="preserve"> </w:t>
+      </w:r>
+      <w:proofErr w:type="spellStart"/>
+      <w:r>
+        <w:t>arate</w:t>
+      </w:r>
+      <w:proofErr w:type="spellEnd"/>
+      <w:r>
+        <w:t xml:space="preserve"> </w:t>
+      </w:r>
+      <w:proofErr w:type="spellStart"/>
+      <w:r>
+        <w:t>dacă</w:t>
+      </w:r>
+      <w:proofErr w:type="spellEnd"/>
+      <w:r>
+        <w:t xml:space="preserve"> o </w:t>
+      </w:r>
+      <w:proofErr w:type="spellStart"/>
+      <w:r>
+        <w:t>metodă</w:t>
+      </w:r>
+      <w:proofErr w:type="spellEnd"/>
+      <w:r>
+        <w:t xml:space="preserve"> de </w:t>
+      </w:r>
+      <w:proofErr w:type="spellStart"/>
+      <w:r>
+        <w:t>plată</w:t>
+      </w:r>
+      <w:proofErr w:type="spellEnd"/>
+      <w:r>
+        <w:t xml:space="preserve"> a </w:t>
+      </w:r>
+      <w:proofErr w:type="spellStart"/>
+      <w:r>
+        <w:t>performat</w:t>
+      </w:r>
+      <w:proofErr w:type="spellEnd"/>
+      <w:r>
+        <w:t xml:space="preserve"> </w:t>
+      </w:r>
+      <w:proofErr w:type="spellStart"/>
+      <w:r>
+        <w:t>peste</w:t>
+      </w:r>
+      <w:proofErr w:type="spellEnd"/>
+      <w:r>
+        <w:t xml:space="preserve"> </w:t>
+      </w:r>
+      <w:proofErr w:type="spellStart"/>
+      <w:r>
+        <w:t>sau</w:t>
+      </w:r>
+      <w:proofErr w:type="spellEnd"/>
+      <w:r>
+        <w:t xml:space="preserve"> sub media </w:t>
+      </w:r>
+      <w:proofErr w:type="spellStart"/>
+      <w:r>
+        <w:t>obișnuită</w:t>
+      </w:r>
+      <w:proofErr w:type="spellEnd"/>
+      <w:r>
+        <w:t xml:space="preserve"> a </w:t>
+      </w:r>
+      <w:proofErr w:type="spellStart"/>
+      <w:r>
+        <w:t>camerei</w:t>
+      </w:r>
+      <w:proofErr w:type="spellEnd"/>
+      <w:r>
+        <w:t xml:space="preserve"> </w:t>
+      </w:r>
+      <w:proofErr w:type="spellStart"/>
+      <w:r>
+        <w:t>în</w:t>
+      </w:r>
+      <w:proofErr w:type="spellEnd"/>
+      <w:r>
+        <w:t xml:space="preserve"> luna </w:t>
+      </w:r>
+      <w:proofErr w:type="spellStart"/>
+      <w:r>
+        <w:t>respectivă</w:t>
+      </w:r>
+      <w:proofErr w:type="spellEnd"/>
+      <w:r>
+        <w:t>.</w:t>
+      </w:r>
     </w:p>
     <w:p>
       <w:pPr>
+        <w:pStyle w:val="ListParagraph"/>
+        <w:ind w:left="927"/>
+        <w:jc w:val="both"/>
+      </w:pPr>
+      <w:r>
+        <w:rPr>
+          <w:b/>
+          <w:bCs/>
+        </w:rPr>
+        <w:t>Axa X (</w:t>
+      </w:r>
+      <w:proofErr w:type="spellStart"/>
+      <w:r>
+        <w:rPr>
+          <w:b/>
+          <w:bCs/>
+        </w:rPr>
+        <w:t>Orizontală</w:t>
+      </w:r>
+      <w:proofErr w:type="spellEnd"/>
+      <w:r>
+        <w:rPr>
+          <w:b/>
+          <w:bCs/>
+        </w:rPr>
+        <w:t>):</w:t>
+      </w:r>
+      <w:r>
+        <w:t xml:space="preserve"> Lunile </w:t>
+      </w:r>
+      <w:proofErr w:type="spellStart"/>
+      <w:r>
+        <w:t>anului</w:t>
+      </w:r>
+      <w:proofErr w:type="spellEnd"/>
+      <w:r>
+        <w:t xml:space="preserve"> (Ian - Dec).</w:t>
+      </w:r>
+    </w:p>
+    <w:p>
+      <w:pPr>
+        <w:pStyle w:val="ListParagraph"/>
+        <w:ind w:left="927"/>
+        <w:jc w:val="both"/>
+      </w:pPr>
+      <w:r>
+        <w:rPr>
+          <w:b/>
+          <w:bCs/>
+        </w:rPr>
+        <w:t>Axa Y (</w:t>
+      </w:r>
+      <w:proofErr w:type="spellStart"/>
+      <w:r>
+        <w:rPr>
+          <w:b/>
+          <w:bCs/>
+        </w:rPr>
+        <w:t>Verticală</w:t>
+      </w:r>
+      <w:proofErr w:type="spellEnd"/>
+      <w:r>
+        <w:rPr>
+          <w:b/>
+          <w:bCs/>
+        </w:rPr>
+        <w:t xml:space="preserve">): </w:t>
+      </w:r>
+      <w:r>
+        <w:t xml:space="preserve">Valori </w:t>
+      </w:r>
+      <w:proofErr w:type="spellStart"/>
+      <w:r>
+        <w:t>numerice</w:t>
+      </w:r>
+      <w:proofErr w:type="spellEnd"/>
+      <w:r>
+        <w:t xml:space="preserve">. Linia de </w:t>
+      </w:r>
+      <w:proofErr w:type="spellStart"/>
+      <w:r>
+        <w:t>referință</w:t>
+      </w:r>
+      <w:proofErr w:type="spellEnd"/>
+      <w:r>
+        <w:t xml:space="preserve"> 0 </w:t>
+      </w:r>
+      <w:proofErr w:type="spellStart"/>
+      <w:r>
+        <w:t>este</w:t>
+      </w:r>
+      <w:proofErr w:type="spellEnd"/>
+      <w:r>
+        <w:t xml:space="preserve"> la </w:t>
+      </w:r>
+      <w:proofErr w:type="spellStart"/>
+      <w:r>
+        <w:t>mijlocul</w:t>
+      </w:r>
+      <w:proofErr w:type="spellEnd"/>
+      <w:r>
+        <w:t xml:space="preserve"> </w:t>
+      </w:r>
+      <w:proofErr w:type="spellStart"/>
+      <w:r>
+        <w:t>axei</w:t>
+      </w:r>
+      <w:proofErr w:type="spellEnd"/>
+      <w:r>
+        <w:t>.</w:t>
+      </w:r>
+    </w:p>
+    <w:p>
+      <w:pPr>
+        <w:pStyle w:val="ListParagraph"/>
+        <w:ind w:left="927"/>
+        <w:jc w:val="both"/>
+        <w:rPr>
+          <w:b/>
+          <w:bCs/>
+        </w:rPr>
+      </w:pPr>
+      <w:proofErr w:type="spellStart"/>
+      <w:r>
+        <w:rPr>
+          <w:b/>
+          <w:bCs/>
+        </w:rPr>
+        <w:t>Reprezentare</w:t>
+      </w:r>
+      <w:proofErr w:type="spellEnd"/>
+      <w:r>
+        <w:rPr>
+          <w:b/>
+          <w:bCs/>
+        </w:rPr>
+        <w:t>:</w:t>
+      </w:r>
+    </w:p>
+    <w:p>
+      <w:pPr>
+        <w:pStyle w:val="ListParagraph"/>
+        <w:ind w:left="927" w:firstLine="513"/>
+        <w:jc w:val="both"/>
+      </w:pPr>
+      <w:r>
+        <w:t xml:space="preserve">Bare orientate </w:t>
+      </w:r>
+      <w:proofErr w:type="spellStart"/>
+      <w:r>
+        <w:t>în</w:t>
+      </w:r>
+      <w:proofErr w:type="spellEnd"/>
+      <w:r>
+        <w:t xml:space="preserve"> SUS (</w:t>
+      </w:r>
+      <w:proofErr w:type="spellStart"/>
+      <w:r>
+        <w:t>pozitive</w:t>
+      </w:r>
+      <w:proofErr w:type="spellEnd"/>
+      <w:r>
+        <w:t xml:space="preserve">) = Venit </w:t>
+      </w:r>
+      <w:proofErr w:type="spellStart"/>
+      <w:r>
+        <w:t>peste</w:t>
+      </w:r>
+      <w:proofErr w:type="spellEnd"/>
+      <w:r>
+        <w:t xml:space="preserve"> </w:t>
+      </w:r>
+      <w:proofErr w:type="spellStart"/>
+      <w:r>
+        <w:t>medie</w:t>
+      </w:r>
+      <w:proofErr w:type="spellEnd"/>
+      <w:r>
+        <w:t>.</w:t>
+      </w:r>
+    </w:p>
+    <w:p>
+      <w:pPr>
+        <w:pStyle w:val="ListParagraph"/>
+        <w:ind w:left="927" w:firstLine="513"/>
+        <w:jc w:val="both"/>
+      </w:pPr>
+      <w:r>
+        <w:t xml:space="preserve">Bare orientate </w:t>
+      </w:r>
+      <w:proofErr w:type="spellStart"/>
+      <w:r>
+        <w:t>în</w:t>
+      </w:r>
+      <w:proofErr w:type="spellEnd"/>
+      <w:r>
+        <w:t xml:space="preserve"> JOS (negative) = Venit sub </w:t>
+      </w:r>
+      <w:proofErr w:type="spellStart"/>
+      <w:r>
+        <w:t>medie</w:t>
+      </w:r>
+      <w:proofErr w:type="spellEnd"/>
+      <w:r>
+        <w:t>.</w:t>
+      </w:r>
+    </w:p>
+    <w:p>
+      <w:pPr>
+        <w:pStyle w:val="ListParagraph"/>
+        <w:ind w:left="1440"/>
+        <w:jc w:val="both"/>
+        <w:rPr>
+          <w:b/>
+          <w:bCs/>
+        </w:rPr>
+      </w:pPr>
+    </w:p>
+    <w:p>
+      <w:pPr>
+        <w:jc w:val="both"/>
+      </w:pPr>
+      <w:r>
+        <w:rPr>
+          <w:b/>
+          <w:bCs/>
+        </w:rPr>
+        <w:t>Cerere 3:</w:t>
+      </w:r>
+    </w:p>
+    <w:p>
+      <w:pPr>
         <w:ind w:left="720"/>
         <w:jc w:val="both"/>
-        <w:rPr>
-          <w:lang w:val="ro-RO"/>
-        </w:rPr>
-      </w:pPr>
-      <w:r>
-        <w:rPr>
-          <w:lang w:val="ro-RO"/>
-        </w:rPr>
-        <w:t>Tehnici de optimizare:</w:t>
+      </w:pPr>
+      <w:r>
+        <w:t xml:space="preserve">Se </w:t>
+      </w:r>
+      <w:proofErr w:type="spellStart"/>
+      <w:r>
+        <w:t>consideră</w:t>
+      </w:r>
+      <w:proofErr w:type="spellEnd"/>
+      <w:r>
+        <w:t xml:space="preserve"> </w:t>
+      </w:r>
+      <w:proofErr w:type="spellStart"/>
+      <w:r>
+        <w:t>clienți</w:t>
+      </w:r>
+      <w:proofErr w:type="spellEnd"/>
+      <w:r>
+        <w:t xml:space="preserve"> VIP </w:t>
+      </w:r>
+      <w:proofErr w:type="spellStart"/>
+      <w:r>
+        <w:t>acei</w:t>
+      </w:r>
+      <w:proofErr w:type="spellEnd"/>
+      <w:r>
+        <w:t xml:space="preserve"> </w:t>
+      </w:r>
+      <w:proofErr w:type="spellStart"/>
+      <w:r>
+        <w:t>clienți</w:t>
+      </w:r>
+      <w:proofErr w:type="spellEnd"/>
+      <w:r>
+        <w:t xml:space="preserve"> care se </w:t>
+      </w:r>
+      <w:proofErr w:type="spellStart"/>
+      <w:r>
+        <w:t>situează</w:t>
+      </w:r>
+      <w:proofErr w:type="spellEnd"/>
+      <w:r>
+        <w:t xml:space="preserve"> </w:t>
+      </w:r>
+      <w:proofErr w:type="spellStart"/>
+      <w:r>
+        <w:t>în</w:t>
+      </w:r>
+      <w:proofErr w:type="spellEnd"/>
+      <w:r>
+        <w:t xml:space="preserve"> </w:t>
+      </w:r>
+      <w:proofErr w:type="spellStart"/>
+      <w:r>
+        <w:t>topul</w:t>
+      </w:r>
+      <w:proofErr w:type="spellEnd"/>
+      <w:r>
+        <w:t xml:space="preserve"> 5% al </w:t>
+      </w:r>
+      <w:proofErr w:type="spellStart"/>
+      <w:r>
+        <w:t>veniturilor</w:t>
+      </w:r>
+      <w:proofErr w:type="spellEnd"/>
+      <w:r>
+        <w:t xml:space="preserve"> generate </w:t>
+      </w:r>
+      <w:proofErr w:type="spellStart"/>
+      <w:r>
+        <w:t>hotelului</w:t>
+      </w:r>
+      <w:proofErr w:type="spellEnd"/>
+      <w:r>
+        <w:t xml:space="preserve">. </w:t>
+      </w:r>
+      <w:proofErr w:type="spellStart"/>
+      <w:r>
+        <w:t>Pentru</w:t>
+      </w:r>
+      <w:proofErr w:type="spellEnd"/>
+      <w:r>
+        <w:t xml:space="preserve"> </w:t>
+      </w:r>
+      <w:proofErr w:type="spellStart"/>
+      <w:r>
+        <w:t>acești</w:t>
+      </w:r>
+      <w:proofErr w:type="spellEnd"/>
+      <w:r>
+        <w:t xml:space="preserve"> </w:t>
+      </w:r>
+      <w:proofErr w:type="spellStart"/>
+      <w:r>
+        <w:t>clienți</w:t>
+      </w:r>
+      <w:proofErr w:type="spellEnd"/>
+      <w:r>
+        <w:t xml:space="preserve">, </w:t>
+      </w:r>
+      <w:proofErr w:type="spellStart"/>
+      <w:r>
+        <w:t>să</w:t>
+      </w:r>
+      <w:proofErr w:type="spellEnd"/>
+      <w:r>
+        <w:t xml:space="preserve"> se determine </w:t>
+      </w:r>
+      <w:proofErr w:type="spellStart"/>
+      <w:r>
+        <w:t>distribuția</w:t>
+      </w:r>
+      <w:proofErr w:type="spellEnd"/>
+      <w:r>
+        <w:t xml:space="preserve"> </w:t>
+      </w:r>
+      <w:proofErr w:type="spellStart"/>
+      <w:r>
+        <w:t>procentuală</w:t>
+      </w:r>
+      <w:proofErr w:type="spellEnd"/>
+      <w:r>
+        <w:t xml:space="preserve"> a </w:t>
+      </w:r>
+      <w:proofErr w:type="spellStart"/>
+      <w:r>
+        <w:t>rezervărilor</w:t>
+      </w:r>
+      <w:proofErr w:type="spellEnd"/>
+      <w:r>
+        <w:t xml:space="preserve"> pe </w:t>
+      </w:r>
+      <w:proofErr w:type="spellStart"/>
+      <w:r>
+        <w:t>fiecare</w:t>
+      </w:r>
+      <w:proofErr w:type="spellEnd"/>
+      <w:r>
+        <w:t xml:space="preserve"> tip de </w:t>
+      </w:r>
+      <w:proofErr w:type="spellStart"/>
+      <w:r>
+        <w:t>cameră</w:t>
+      </w:r>
+      <w:proofErr w:type="spellEnd"/>
+      <w:r>
+        <w:t xml:space="preserve">, </w:t>
+      </w:r>
+      <w:proofErr w:type="spellStart"/>
+      <w:r>
+        <w:t>raportată</w:t>
+      </w:r>
+      <w:proofErr w:type="spellEnd"/>
+      <w:r>
+        <w:t xml:space="preserve"> la </w:t>
+      </w:r>
+      <w:proofErr w:type="spellStart"/>
+      <w:r>
+        <w:t>numărul</w:t>
+      </w:r>
+      <w:proofErr w:type="spellEnd"/>
+      <w:r>
+        <w:t xml:space="preserve"> total de </w:t>
+      </w:r>
+      <w:proofErr w:type="spellStart"/>
+      <w:r>
+        <w:t>rezervări</w:t>
+      </w:r>
+      <w:proofErr w:type="spellEnd"/>
+      <w:r>
+        <w:t xml:space="preserve"> ale </w:t>
+      </w:r>
+      <w:proofErr w:type="spellStart"/>
+      <w:r>
+        <w:t>acestor</w:t>
+      </w:r>
+      <w:proofErr w:type="spellEnd"/>
+      <w:r>
+        <w:t xml:space="preserve"> </w:t>
+      </w:r>
+      <w:proofErr w:type="spellStart"/>
+      <w:r>
+        <w:t>clienți</w:t>
+      </w:r>
+      <w:proofErr w:type="spellEnd"/>
+      <w:r>
+        <w:t>.</w:t>
       </w:r>
     </w:p>
     <w:p>
       <w:pPr>
-        <w:numPr>
-          <w:ilvl w:val="0"/>
-          <w:numId w:val="30"/>
-        </w:numPr>
-        <w:contextualSpacing/>
+        <w:ind w:firstLine="360"/>
         <w:jc w:val="both"/>
-      </w:pPr>
-      <w:r>
-        <w:rPr>
-          <w:lang w:val="ro-RO"/>
-        </w:rPr>
-        <w:t xml:space="preserve">Indecși </w:t>
-      </w:r>
-      <w:proofErr w:type="spellStart"/>
-      <w:r>
-        <w:rPr>
-          <w:lang w:val="ro-RO"/>
-        </w:rPr>
-        <w:t>Bitmap</w:t>
-      </w:r>
-      <w:proofErr w:type="spellEnd"/>
-      <w:r>
-        <w:rPr>
-          <w:lang w:val="ro-RO"/>
-        </w:rPr>
-        <w:t xml:space="preserve"> pe cheile externe din tabela de fapte</w:t>
-      </w:r>
-      <w:r>
+        <w:rPr>
+          <w:b/>
+          <w:bCs/>
+        </w:rPr>
+      </w:pPr>
+      <w:proofErr w:type="spellStart"/>
+      <w:r>
+        <w:rPr>
+          <w:b/>
+          <w:bCs/>
+        </w:rPr>
+        <w:t>Reprezentare</w:t>
+      </w:r>
+      <w:proofErr w:type="spellEnd"/>
+      <w:r>
+        <w:rPr>
+          <w:b/>
+          <w:bCs/>
+        </w:rPr>
+        <w:t xml:space="preserve"> </w:t>
+      </w:r>
+      <w:proofErr w:type="spellStart"/>
+      <w:r>
+        <w:rPr>
+          <w:b/>
+          <w:bCs/>
+        </w:rPr>
+        <w:t>grafică</w:t>
+      </w:r>
+      <w:proofErr w:type="spellEnd"/>
+      <w:r>
+        <w:rPr>
+          <w:b/>
+          <w:bCs/>
+        </w:rPr>
         <w:t>:</w:t>
       </w:r>
     </w:p>
     <w:p>
       <w:pPr>
-        <w:ind w:left="1080"/>
         <w:jc w:val="both"/>
-      </w:pPr>
-      <w:proofErr w:type="spellStart"/>
-      <w:r>
-        <w:t>fact_rezervari</w:t>
-      </w:r>
-      <w:proofErr w:type="spellEnd"/>
-      <w:r>
-        <w:t xml:space="preserve"> (</w:t>
-      </w:r>
-      <w:proofErr w:type="spellStart"/>
-      <w:r>
-        <w:rPr>
-          <w:b/>
-          <w:bCs/>
-        </w:rPr>
-        <w:t>id_camera_dim</w:t>
-      </w:r>
-      <w:proofErr w:type="spellEnd"/>
-      <w:r>
-        <w:t>)</w:t>
-      </w:r>
-    </w:p>
-    <w:tbl>
-      <w:tblPr>
-        <w:tblStyle w:val="TableGrid1"/>
-        <w:tblW w:w="0" w:type="auto"/>
-        <w:tblInd w:w="1080" w:type="dxa"/>
-        <w:tblLook w:val="04A0" w:firstRow="1" w:lastRow="0" w:firstColumn="1" w:lastColumn="0" w:noHBand="0" w:noVBand="1"/>
-      </w:tblPr>
-      <w:tblGrid>
-        <w:gridCol w:w="4894"/>
-        <w:gridCol w:w="5042"/>
-      </w:tblGrid>
-      <w:tr>
-        <w:tc>
-          <w:tcPr>
-            <w:tcW w:w="5508" w:type="dxa"/>
-            <w:shd w:val="clear" w:color="auto" w:fill="B8CCE4"/>
-          </w:tcPr>
-          <w:p>
-            <w:pPr>
-              <w:jc w:val="both"/>
-              <w:rPr>
-                <w:lang w:val="ro-RO"/>
-              </w:rPr>
-            </w:pPr>
-            <w:r>
-              <w:rPr>
-                <w:lang w:val="ro-RO"/>
-              </w:rPr>
-              <w:t>Avantaj</w:t>
-            </w:r>
-          </w:p>
-        </w:tc>
-        <w:tc>
-          <w:tcPr>
-            <w:tcW w:w="5508" w:type="dxa"/>
-            <w:shd w:val="clear" w:color="auto" w:fill="B8CCE4"/>
-          </w:tcPr>
-          <w:p>
-            <w:pPr>
-              <w:jc w:val="both"/>
-              <w:rPr>
-                <w:lang w:val="ro-RO"/>
-              </w:rPr>
-            </w:pPr>
-            <w:r>
-              <w:rPr>
-                <w:lang w:val="ro-RO"/>
-              </w:rPr>
-              <w:t>Dezavantaj</w:t>
-            </w:r>
-          </w:p>
-        </w:tc>
-      </w:tr>
-      <w:tr>
-        <w:tc>
-          <w:tcPr>
-            <w:tcW w:w="5508" w:type="dxa"/>
-          </w:tcPr>
-          <w:p>
-            <w:pPr>
-              <w:jc w:val="both"/>
-            </w:pPr>
-          </w:p>
-          <w:p>
-            <w:pPr>
-              <w:jc w:val="both"/>
-            </w:pPr>
-            <w:proofErr w:type="spellStart"/>
-            <w:r>
-              <w:t>Filtrarea</w:t>
-            </w:r>
-            <w:proofErr w:type="spellEnd"/>
-            <w:r>
-              <w:t xml:space="preserve"> se face mult </w:t>
-            </w:r>
-            <w:proofErr w:type="spellStart"/>
-            <w:r>
-              <w:t>mai</w:t>
-            </w:r>
-            <w:proofErr w:type="spellEnd"/>
-            <w:r>
-              <w:t xml:space="preserve"> rapid, </w:t>
-            </w:r>
-            <w:proofErr w:type="spellStart"/>
-            <w:r>
-              <w:t>datorită</w:t>
-            </w:r>
-            <w:proofErr w:type="spellEnd"/>
-            <w:r>
-              <w:t xml:space="preserve"> </w:t>
-            </w:r>
-            <w:proofErr w:type="spellStart"/>
-            <w:r>
-              <w:t>faptului</w:t>
-            </w:r>
-            <w:proofErr w:type="spellEnd"/>
-            <w:r>
-              <w:t xml:space="preserve"> </w:t>
-            </w:r>
-            <w:proofErr w:type="spellStart"/>
-            <w:r>
-              <w:t>că</w:t>
-            </w:r>
-            <w:proofErr w:type="spellEnd"/>
-            <w:r>
-              <w:t xml:space="preserve"> </w:t>
-            </w:r>
-            <w:proofErr w:type="spellStart"/>
-            <w:r>
-              <w:t>operațiile</w:t>
-            </w:r>
-            <w:proofErr w:type="spellEnd"/>
-            <w:r>
-              <w:t xml:space="preserve"> </w:t>
-            </w:r>
-            <w:proofErr w:type="spellStart"/>
-            <w:r>
-              <w:t>logice</w:t>
-            </w:r>
-            <w:proofErr w:type="spellEnd"/>
-            <w:r>
-              <w:t xml:space="preserve"> se pot </w:t>
-            </w:r>
-            <w:proofErr w:type="spellStart"/>
-            <w:r>
-              <w:t>realiza</w:t>
-            </w:r>
-            <w:proofErr w:type="spellEnd"/>
-            <w:r>
-              <w:t xml:space="preserve"> direct pe </w:t>
-            </w:r>
-            <w:proofErr w:type="spellStart"/>
-            <w:r>
-              <w:t>indecși</w:t>
-            </w:r>
-            <w:proofErr w:type="spellEnd"/>
-            <w:r>
-              <w:t xml:space="preserve">, </w:t>
-            </w:r>
-            <w:proofErr w:type="spellStart"/>
-            <w:r>
-              <w:t>fără</w:t>
-            </w:r>
-            <w:proofErr w:type="spellEnd"/>
-            <w:r>
-              <w:t xml:space="preserve"> a </w:t>
-            </w:r>
-            <w:proofErr w:type="spellStart"/>
-            <w:r>
-              <w:t>mai</w:t>
-            </w:r>
-            <w:proofErr w:type="spellEnd"/>
-            <w:r>
-              <w:t xml:space="preserve"> fi </w:t>
-            </w:r>
-            <w:proofErr w:type="spellStart"/>
-            <w:r>
-              <w:t>nevoie</w:t>
-            </w:r>
-            <w:proofErr w:type="spellEnd"/>
-            <w:r>
-              <w:t xml:space="preserve"> </w:t>
-            </w:r>
-            <w:proofErr w:type="spellStart"/>
-            <w:r>
-              <w:t>să</w:t>
-            </w:r>
-            <w:proofErr w:type="spellEnd"/>
-            <w:r>
-              <w:t xml:space="preserve"> se </w:t>
-            </w:r>
-            <w:proofErr w:type="spellStart"/>
-            <w:r>
-              <w:t>acceseze</w:t>
-            </w:r>
-            <w:proofErr w:type="spellEnd"/>
-            <w:r>
-              <w:t xml:space="preserve"> </w:t>
-            </w:r>
-            <w:proofErr w:type="spellStart"/>
-            <w:r>
-              <w:t>tabelul</w:t>
-            </w:r>
-            <w:proofErr w:type="spellEnd"/>
-            <w:r>
-              <w:t>.</w:t>
-            </w:r>
-          </w:p>
-          <w:p>
-            <w:pPr>
-              <w:jc w:val="both"/>
-              <w:rPr>
-                <w:lang w:val="ro-RO"/>
-              </w:rPr>
-            </w:pPr>
-          </w:p>
-        </w:tc>
-        <w:tc>
-          <w:tcPr>
-            <w:tcW w:w="5508" w:type="dxa"/>
-          </w:tcPr>
-          <w:p>
-            <w:pPr>
-              <w:jc w:val="both"/>
-              <w:rPr>
-                <w:lang w:val="ro-RO"/>
-              </w:rPr>
-            </w:pPr>
-          </w:p>
-          <w:p>
-            <w:pPr>
-              <w:jc w:val="both"/>
-              <w:rPr>
-                <w:lang w:val="ro-RO"/>
-              </w:rPr>
-            </w:pPr>
-            <w:r>
-              <w:rPr>
-                <w:lang w:val="ro-RO"/>
-              </w:rPr>
-              <w:t>O</w:t>
-            </w:r>
-            <w:proofErr w:type="spellStart"/>
-            <w:r>
-              <w:rPr>
-                <w:lang w:val="es-ES"/>
-              </w:rPr>
-              <w:t>cupă</w:t>
-            </w:r>
-            <w:proofErr w:type="spellEnd"/>
-            <w:r>
-              <w:rPr>
-                <w:lang w:val="es-ES"/>
-              </w:rPr>
-              <w:t xml:space="preserve"> </w:t>
-            </w:r>
-            <w:proofErr w:type="spellStart"/>
-            <w:r>
-              <w:rPr>
-                <w:lang w:val="es-ES"/>
-              </w:rPr>
-              <w:t>spațiu</w:t>
-            </w:r>
-            <w:proofErr w:type="spellEnd"/>
-            <w:r>
-              <w:rPr>
-                <w:lang w:val="es-ES"/>
-              </w:rPr>
-              <w:t xml:space="preserve"> </w:t>
-            </w:r>
-            <w:proofErr w:type="spellStart"/>
-            <w:r>
-              <w:rPr>
-                <w:lang w:val="es-ES"/>
-              </w:rPr>
-              <w:t>suplimentar</w:t>
-            </w:r>
-            <w:proofErr w:type="spellEnd"/>
-            <w:r>
-              <w:rPr>
-                <w:lang w:val="es-ES"/>
-              </w:rPr>
-              <w:t xml:space="preserve"> </w:t>
-            </w:r>
-            <w:proofErr w:type="spellStart"/>
-            <w:r>
-              <w:rPr>
-                <w:lang w:val="es-ES"/>
-              </w:rPr>
-              <w:t>și</w:t>
-            </w:r>
-            <w:proofErr w:type="spellEnd"/>
-            <w:r>
-              <w:rPr>
-                <w:lang w:val="es-ES"/>
-              </w:rPr>
-              <w:t xml:space="preserve"> </w:t>
-            </w:r>
-            <w:proofErr w:type="spellStart"/>
-            <w:r>
-              <w:rPr>
-                <w:lang w:val="es-ES"/>
-              </w:rPr>
-              <w:t>inserțiile</w:t>
-            </w:r>
-            <w:proofErr w:type="spellEnd"/>
-            <w:r>
-              <w:rPr>
-                <w:lang w:val="es-ES"/>
-              </w:rPr>
-              <w:t>/</w:t>
-            </w:r>
-            <w:proofErr w:type="spellStart"/>
-            <w:r>
-              <w:rPr>
-                <w:lang w:val="es-ES"/>
-              </w:rPr>
-              <w:t>actualizările</w:t>
-            </w:r>
-            <w:proofErr w:type="spellEnd"/>
-            <w:r>
-              <w:rPr>
-                <w:lang w:val="es-ES"/>
-              </w:rPr>
-              <w:t xml:space="preserve"> </w:t>
-            </w:r>
-            <w:proofErr w:type="spellStart"/>
-            <w:r>
-              <w:rPr>
-                <w:lang w:val="es-ES"/>
-              </w:rPr>
-              <w:t>pot</w:t>
-            </w:r>
-            <w:proofErr w:type="spellEnd"/>
-            <w:r>
-              <w:rPr>
-                <w:lang w:val="es-ES"/>
-              </w:rPr>
-              <w:t xml:space="preserve"> fi </w:t>
-            </w:r>
-            <w:proofErr w:type="spellStart"/>
-            <w:r>
-              <w:rPr>
-                <w:lang w:val="es-ES"/>
-              </w:rPr>
-              <w:t>mai</w:t>
-            </w:r>
-            <w:proofErr w:type="spellEnd"/>
-            <w:r>
-              <w:rPr>
-                <w:lang w:val="es-ES"/>
-              </w:rPr>
-              <w:t xml:space="preserve"> lente.</w:t>
-            </w:r>
-          </w:p>
-        </w:tc>
-      </w:tr>
-    </w:tbl>
-    <w:p>
-      <w:pPr>
-        <w:tabs>
-          <w:tab w:val="left" w:pos="2206"/>
-        </w:tabs>
-        <w:rPr>
-          <w:rFonts w:cstheme="minorHAnsi"/>
-          <w:lang w:val="ro-RO"/>
-        </w:rPr>
-      </w:pPr>
+        <w:rPr>
+          <w:b/>
+          <w:bCs/>
+        </w:rPr>
+      </w:pPr>
+      <w:r>
+        <w:tab/>
+      </w:r>
+      <w:proofErr w:type="spellStart"/>
+      <w:r>
+        <w:rPr>
+          <w:rFonts w:ascii="Calibri" w:eastAsia="Calibri" w:hAnsi="Calibri" w:cs="Calibri"/>
+          <w:b/>
+          <w:bCs/>
+        </w:rPr>
+        <w:t>Grafic</w:t>
+      </w:r>
+      <w:proofErr w:type="spellEnd"/>
+      <w:r>
+        <w:rPr>
+          <w:rFonts w:ascii="Calibri" w:eastAsia="Calibri" w:hAnsi="Calibri" w:cs="Calibri"/>
+          <w:b/>
+          <w:bCs/>
+        </w:rPr>
+        <w:t xml:space="preserve">: </w:t>
+      </w:r>
+      <w:proofErr w:type="spellStart"/>
+      <w:r>
+        <w:rPr>
+          <w:rFonts w:ascii="Calibri" w:eastAsia="Calibri" w:hAnsi="Calibri" w:cs="Calibri"/>
+          <w:b/>
+          <w:bCs/>
+        </w:rPr>
+        <w:t>Distribuția</w:t>
+      </w:r>
+      <w:proofErr w:type="spellEnd"/>
+      <w:r>
+        <w:rPr>
+          <w:rFonts w:ascii="Calibri" w:eastAsia="Calibri" w:hAnsi="Calibri" w:cs="Calibri"/>
+          <w:b/>
+          <w:bCs/>
+        </w:rPr>
+        <w:t xml:space="preserve"> </w:t>
+      </w:r>
+      <w:proofErr w:type="spellStart"/>
+      <w:r>
+        <w:rPr>
+          <w:rFonts w:ascii="Calibri" w:eastAsia="Calibri" w:hAnsi="Calibri" w:cs="Calibri"/>
+          <w:b/>
+          <w:bCs/>
+        </w:rPr>
+        <w:t>tipurilor</w:t>
+      </w:r>
+      <w:proofErr w:type="spellEnd"/>
+      <w:r>
+        <w:rPr>
+          <w:rFonts w:ascii="Calibri" w:eastAsia="Calibri" w:hAnsi="Calibri" w:cs="Calibri"/>
+          <w:b/>
+          <w:bCs/>
+        </w:rPr>
+        <w:t xml:space="preserve"> de </w:t>
+      </w:r>
+      <w:proofErr w:type="spellStart"/>
+      <w:r>
+        <w:rPr>
+          <w:rFonts w:ascii="Calibri" w:eastAsia="Calibri" w:hAnsi="Calibri" w:cs="Calibri"/>
+          <w:b/>
+          <w:bCs/>
+        </w:rPr>
+        <w:t>cameră</w:t>
+      </w:r>
+      <w:proofErr w:type="spellEnd"/>
+      <w:r>
+        <w:rPr>
+          <w:rFonts w:ascii="Calibri" w:eastAsia="Calibri" w:hAnsi="Calibri" w:cs="Calibri"/>
+          <w:b/>
+          <w:bCs/>
+        </w:rPr>
+        <w:t xml:space="preserve"> </w:t>
+      </w:r>
+      <w:proofErr w:type="spellStart"/>
+      <w:r>
+        <w:rPr>
+          <w:rFonts w:ascii="Calibri" w:eastAsia="Calibri" w:hAnsi="Calibri" w:cs="Calibri"/>
+          <w:b/>
+          <w:bCs/>
+        </w:rPr>
+        <w:t>pentru</w:t>
+      </w:r>
+      <w:proofErr w:type="spellEnd"/>
+      <w:r>
+        <w:rPr>
+          <w:rFonts w:ascii="Calibri" w:eastAsia="Calibri" w:hAnsi="Calibri" w:cs="Calibri"/>
+          <w:b/>
+          <w:bCs/>
+        </w:rPr>
+        <w:t xml:space="preserve"> </w:t>
+      </w:r>
+      <w:proofErr w:type="spellStart"/>
+      <w:r>
+        <w:rPr>
+          <w:rFonts w:ascii="Calibri" w:eastAsia="Calibri" w:hAnsi="Calibri" w:cs="Calibri"/>
+          <w:b/>
+          <w:bCs/>
+        </w:rPr>
+        <w:t>clienții</w:t>
+      </w:r>
+      <w:proofErr w:type="spellEnd"/>
+      <w:r>
+        <w:rPr>
+          <w:rFonts w:ascii="Calibri" w:eastAsia="Calibri" w:hAnsi="Calibri" w:cs="Calibri"/>
+          <w:b/>
+          <w:bCs/>
+        </w:rPr>
+        <w:t xml:space="preserve"> VIP (Pie Chart)</w:t>
+      </w:r>
     </w:p>
     <w:p>
       <w:pPr>
-        <w:numPr>
-          <w:ilvl w:val="0"/>
-          <w:numId w:val="12"/>
-        </w:numPr>
-        <w:rPr>
-          <w:rFonts w:cstheme="minorHAnsi"/>
-        </w:rPr>
-      </w:pPr>
-      <w:r>
-        <w:rPr>
-          <w:rFonts w:cstheme="minorHAnsi"/>
-          <w:b/>
-          <w:bCs/>
+        <w:ind w:firstLine="720"/>
+        <w:jc w:val="both"/>
+        <w:rPr>
+          <w:b/>
+          <w:bCs/>
+        </w:rPr>
+      </w:pPr>
+      <w:r>
+        <w:rPr>
+          <w:b/>
+          <w:bCs/>
+        </w:rPr>
+        <w:t xml:space="preserve">Scop: </w:t>
+      </w:r>
+      <w:proofErr w:type="spellStart"/>
+      <w:r>
+        <w:t>Să</w:t>
+      </w:r>
+      <w:proofErr w:type="spellEnd"/>
+      <w:r>
+        <w:t xml:space="preserve"> </w:t>
+      </w:r>
+      <w:proofErr w:type="spellStart"/>
+      <w:r>
+        <w:t>arate</w:t>
+      </w:r>
+      <w:proofErr w:type="spellEnd"/>
+      <w:r>
+        <w:t xml:space="preserve"> </w:t>
+      </w:r>
+      <w:proofErr w:type="spellStart"/>
+      <w:r>
+        <w:t>ponderea</w:t>
+      </w:r>
+      <w:proofErr w:type="spellEnd"/>
+      <w:r>
+        <w:t xml:space="preserve"> </w:t>
+      </w:r>
+      <w:proofErr w:type="spellStart"/>
+      <w:r>
+        <w:t>fiecărei</w:t>
+      </w:r>
+      <w:proofErr w:type="spellEnd"/>
+      <w:r>
+        <w:t xml:space="preserve"> </w:t>
+      </w:r>
+      <w:proofErr w:type="spellStart"/>
+      <w:r>
+        <w:t>categorii</w:t>
+      </w:r>
+      <w:proofErr w:type="spellEnd"/>
+      <w:r>
+        <w:t xml:space="preserve"> de </w:t>
+      </w:r>
+      <w:proofErr w:type="spellStart"/>
+      <w:r>
+        <w:t>cameră</w:t>
+      </w:r>
+      <w:proofErr w:type="spellEnd"/>
+      <w:r>
+        <w:t xml:space="preserve"> din </w:t>
+      </w:r>
+      <w:proofErr w:type="spellStart"/>
+      <w:r>
+        <w:t>totalul</w:t>
+      </w:r>
+      <w:proofErr w:type="spellEnd"/>
+      <w:r>
+        <w:t xml:space="preserve"> </w:t>
+      </w:r>
+      <w:proofErr w:type="spellStart"/>
+      <w:r>
+        <w:t>rezervărilor</w:t>
+      </w:r>
+      <w:proofErr w:type="spellEnd"/>
+      <w:r>
+        <w:t xml:space="preserve"> </w:t>
+      </w:r>
+      <w:proofErr w:type="spellStart"/>
+      <w:r>
+        <w:t>efectuate</w:t>
+      </w:r>
+      <w:proofErr w:type="spellEnd"/>
+      <w:r>
+        <w:t xml:space="preserve"> de</w:t>
+      </w:r>
+      <w:r>
+        <w:t xml:space="preserve"> </w:t>
+      </w:r>
+      <w:r>
+        <w:rPr>
           <w:lang w:val="ro-RO"/>
         </w:rPr>
-        <w:t xml:space="preserve">(2p) </w:t>
-      </w:r>
-      <w:r>
-        <w:rPr>
-          <w:rFonts w:cstheme="minorHAnsi"/>
-          <w:lang w:val="ro-RO"/>
-        </w:rPr>
-        <w:t>Formularea în limbaj natural a cel puțin 5 cereri, specifice DW, cu grad de</w:t>
-      </w:r>
-      <w:r>
-        <w:rPr>
-          <w:rFonts w:cstheme="minorHAnsi"/>
-        </w:rPr>
-        <w:t> </w:t>
+        <w:t>către</w:t>
+      </w:r>
+      <w:r>
+        <w:t xml:space="preserve"> </w:t>
+      </w:r>
+      <w:proofErr w:type="spellStart"/>
+      <w:r>
+        <w:t>clienții</w:t>
+      </w:r>
+      <w:proofErr w:type="spellEnd"/>
+      <w:r>
+        <w:t xml:space="preserve"> VIP.</w:t>
       </w:r>
     </w:p>
     <w:p>
       <w:pPr>
+        <w:ind w:left="720"/>
+        <w:jc w:val="both"/>
+      </w:pPr>
+      <w:proofErr w:type="spellStart"/>
+      <w:r>
+        <w:rPr>
+          <w:b/>
+          <w:bCs/>
+        </w:rPr>
+        <w:t>Reprezentare</w:t>
+      </w:r>
+      <w:proofErr w:type="spellEnd"/>
+      <w:r>
+        <w:rPr>
+          <w:b/>
+          <w:bCs/>
+        </w:rPr>
+        <w:t xml:space="preserve">: </w:t>
+      </w:r>
+      <w:proofErr w:type="spellStart"/>
+      <w:r>
+        <w:t>Diagramă</w:t>
+      </w:r>
+      <w:proofErr w:type="spellEnd"/>
+      <w:r>
+        <w:t xml:space="preserve"> </w:t>
+      </w:r>
+      <w:proofErr w:type="spellStart"/>
+      <w:r>
+        <w:t>circulară</w:t>
+      </w:r>
+      <w:proofErr w:type="spellEnd"/>
+      <w:r>
+        <w:t xml:space="preserve"> </w:t>
+      </w:r>
+      <w:proofErr w:type="spellStart"/>
+      <w:r>
+        <w:t>în</w:t>
+      </w:r>
+      <w:proofErr w:type="spellEnd"/>
+      <w:r>
+        <w:t xml:space="preserve"> care </w:t>
+      </w:r>
+      <w:proofErr w:type="spellStart"/>
+      <w:r>
+        <w:t>fiecare</w:t>
+      </w:r>
+      <w:proofErr w:type="spellEnd"/>
+      <w:r>
+        <w:t xml:space="preserve"> sector (</w:t>
+      </w:r>
+      <w:proofErr w:type="spellStart"/>
+      <w:r>
+        <w:t>felie</w:t>
+      </w:r>
+      <w:proofErr w:type="spellEnd"/>
+      <w:r>
+        <w:t xml:space="preserve">) </w:t>
+      </w:r>
+      <w:proofErr w:type="spellStart"/>
+      <w:r>
+        <w:t>corespunde</w:t>
+      </w:r>
+      <w:proofErr w:type="spellEnd"/>
+      <w:r>
+        <w:t xml:space="preserve"> unui tip de </w:t>
+      </w:r>
+      <w:proofErr w:type="spellStart"/>
+      <w:r>
+        <w:t>cameră</w:t>
+      </w:r>
+      <w:proofErr w:type="spellEnd"/>
+      <w:r>
+        <w:t xml:space="preserve">, </w:t>
+      </w:r>
+      <w:proofErr w:type="spellStart"/>
+      <w:r>
+        <w:t>dimensiunea</w:t>
+      </w:r>
+      <w:proofErr w:type="spellEnd"/>
+      <w:r>
+        <w:t xml:space="preserve"> </w:t>
+      </w:r>
+      <w:proofErr w:type="spellStart"/>
+      <w:r>
+        <w:t>acestuia</w:t>
+      </w:r>
+      <w:proofErr w:type="spellEnd"/>
+      <w:r>
+        <w:t xml:space="preserve"> </w:t>
+      </w:r>
+      <w:proofErr w:type="spellStart"/>
+      <w:r>
+        <w:t>fiind</w:t>
+      </w:r>
+      <w:proofErr w:type="spellEnd"/>
+      <w:r>
+        <w:t xml:space="preserve"> direct </w:t>
+      </w:r>
+      <w:proofErr w:type="spellStart"/>
+      <w:r>
+        <w:t>proporțională</w:t>
+      </w:r>
+      <w:proofErr w:type="spellEnd"/>
+      <w:r>
+        <w:t xml:space="preserve"> cu </w:t>
+      </w:r>
+      <w:proofErr w:type="spellStart"/>
+      <w:r>
+        <w:t>numărul</w:t>
+      </w:r>
+      <w:proofErr w:type="spellEnd"/>
+      <w:r>
+        <w:t xml:space="preserve"> de </w:t>
+      </w:r>
+      <w:proofErr w:type="spellStart"/>
+      <w:r>
+        <w:t>rezervări</w:t>
+      </w:r>
+      <w:proofErr w:type="spellEnd"/>
+      <w:r>
+        <w:t>.</w:t>
+      </w:r>
+    </w:p>
+    <w:p>
+      <w:pPr>
         <w:ind w:firstLine="360"/>
         <w:rPr>
           <w:rFonts w:cstheme="minorHAnsi"/>
         </w:rPr>
       </w:pPr>
-      <w:r>
-        <w:rPr>
-          <w:rFonts w:cstheme="minorHAnsi"/>
-          <w:lang w:val="ro-RO"/>
-        </w:rPr>
-        <w:t>complexitate diferit, concretizate în rapoarte (grafice) ce vor fi create în următoarele etape.</w:t>
-      </w:r>
-      <w:r>
-        <w:rPr>
-          <w:rFonts w:cstheme="minorHAnsi"/>
-        </w:rPr>
-        <w:t> </w:t>
-      </w:r>
     </w:p>
     <w:p>
       <w:pPr>
@@ -9490,6 +11202,96 @@
     </w:lvl>
   </w:abstractNum>
   <w:abstractNum w:abstractNumId="20" w15:restartNumberingAfterBreak="0">
+    <w:nsid w:val="4C761F57"/>
+    <w:multiLevelType w:val="multilevel"/>
+    <w:tmpl w:val="EF36A1BE"/>
+    <w:lvl w:ilvl="0">
+      <w:start w:val="10"/>
+      <w:numFmt w:val="decimal"/>
+      <w:lvlText w:val="%1."/>
+      <w:lvlJc w:val="left"/>
+      <w:pPr>
+        <w:ind w:left="720" w:hanging="360"/>
+      </w:pPr>
+    </w:lvl>
+    <w:lvl w:ilvl="1">
+      <w:start w:val="1"/>
+      <w:numFmt w:val="decimal"/>
+      <w:lvlText w:val="%2."/>
+      <w:lvlJc w:val="left"/>
+      <w:pPr>
+        <w:ind w:left="1352" w:hanging="360"/>
+      </w:pPr>
+      <w:rPr>
+        <w:b/>
+        <w:bCs/>
+      </w:rPr>
+    </w:lvl>
+    <w:lvl w:ilvl="2">
+      <w:start w:val="1"/>
+      <w:numFmt w:val="decimal"/>
+      <w:lvlText w:val="%3."/>
+      <w:lvlJc w:val="left"/>
+      <w:pPr>
+        <w:ind w:left="1352" w:hanging="360"/>
+      </w:pPr>
+    </w:lvl>
+    <w:lvl w:ilvl="3">
+      <w:start w:val="1"/>
+      <w:numFmt w:val="decimal"/>
+      <w:lvlText w:val="%4."/>
+      <w:lvlJc w:val="left"/>
+      <w:pPr>
+        <w:ind w:left="2880" w:hanging="360"/>
+      </w:pPr>
+    </w:lvl>
+    <w:lvl w:ilvl="4">
+      <w:start w:val="1"/>
+      <w:numFmt w:val="decimal"/>
+      <w:lvlText w:val="%5."/>
+      <w:lvlJc w:val="left"/>
+      <w:pPr>
+        <w:ind w:left="3600" w:hanging="360"/>
+      </w:pPr>
+    </w:lvl>
+    <w:lvl w:ilvl="5">
+      <w:start w:val="1"/>
+      <w:numFmt w:val="decimal"/>
+      <w:lvlText w:val="%6."/>
+      <w:lvlJc w:val="left"/>
+      <w:pPr>
+        <w:ind w:left="4320" w:hanging="360"/>
+      </w:pPr>
+    </w:lvl>
+    <w:lvl w:ilvl="6">
+      <w:start w:val="1"/>
+      <w:numFmt w:val="decimal"/>
+      <w:lvlText w:val="%7."/>
+      <w:lvlJc w:val="left"/>
+      <w:pPr>
+        <w:ind w:left="5040" w:hanging="360"/>
+      </w:pPr>
+    </w:lvl>
+    <w:lvl w:ilvl="7">
+      <w:start w:val="1"/>
+      <w:numFmt w:val="decimal"/>
+      <w:lvlText w:val="%8."/>
+      <w:lvlJc w:val="left"/>
+      <w:pPr>
+        <w:ind w:left="5760" w:hanging="360"/>
+      </w:pPr>
+    </w:lvl>
+    <w:lvl w:ilvl="8">
+      <w:start w:val="1"/>
+      <w:numFmt w:val="decimal"/>
+      <w:lvlText w:val="%9."/>
+      <w:lvlJc w:val="left"/>
+      <w:pPr>
+        <w:ind w:left="6480" w:hanging="360"/>
+      </w:pPr>
+    </w:lvl>
+  </w:abstractNum>
+  <w:abstractNum w:abstractNumId="21" w15:restartNumberingAfterBreak="0">
     <w:nsid w:val="53215195"/>
     <w:multiLevelType w:val="multilevel"/>
     <w:tmpl w:val="2B9C6152"/>
@@ -9638,7 +11440,120 @@
       </w:rPr>
     </w:lvl>
   </w:abstractNum>
-  <w:abstractNum w:abstractNumId="21" w15:restartNumberingAfterBreak="0">
+  <w:abstractNum w:abstractNumId="22" w15:restartNumberingAfterBreak="0">
+    <w:nsid w:val="55B25B25"/>
+    <w:multiLevelType w:val="hybridMultilevel"/>
+    <w:tmpl w:val="B9F0C132"/>
+    <w:lvl w:ilvl="0" w:tplc="04090001">
+      <w:start w:val="1"/>
+      <w:numFmt w:val="bullet"/>
+      <w:lvlText w:val=""/>
+      <w:lvlJc w:val="left"/>
+      <w:pPr>
+        <w:ind w:left="720" w:hanging="360"/>
+      </w:pPr>
+      <w:rPr>
+        <w:rFonts w:ascii="Symbol" w:hAnsi="Symbol" w:hint="default"/>
+      </w:rPr>
+    </w:lvl>
+    <w:lvl w:ilvl="1" w:tplc="04090003" w:tentative="1">
+      <w:start w:val="1"/>
+      <w:numFmt w:val="bullet"/>
+      <w:lvlText w:val="o"/>
+      <w:lvlJc w:val="left"/>
+      <w:pPr>
+        <w:ind w:left="1440" w:hanging="360"/>
+      </w:pPr>
+      <w:rPr>
+        <w:rFonts w:ascii="Courier New" w:hAnsi="Courier New" w:cs="Courier New" w:hint="default"/>
+      </w:rPr>
+    </w:lvl>
+    <w:lvl w:ilvl="2" w:tplc="04090005" w:tentative="1">
+      <w:start w:val="1"/>
+      <w:numFmt w:val="bullet"/>
+      <w:lvlText w:val=""/>
+      <w:lvlJc w:val="left"/>
+      <w:pPr>
+        <w:ind w:left="2160" w:hanging="360"/>
+      </w:pPr>
+      <w:rPr>
+        <w:rFonts w:ascii="Wingdings" w:hAnsi="Wingdings" w:hint="default"/>
+      </w:rPr>
+    </w:lvl>
+    <w:lvl w:ilvl="3" w:tplc="04090001" w:tentative="1">
+      <w:start w:val="1"/>
+      <w:numFmt w:val="bullet"/>
+      <w:lvlText w:val=""/>
+      <w:lvlJc w:val="left"/>
+      <w:pPr>
+        <w:ind w:left="2880" w:hanging="360"/>
+      </w:pPr>
+      <w:rPr>
+        <w:rFonts w:ascii="Symbol" w:hAnsi="Symbol" w:hint="default"/>
+      </w:rPr>
+    </w:lvl>
+    <w:lvl w:ilvl="4" w:tplc="04090003" w:tentative="1">
+      <w:start w:val="1"/>
+      <w:numFmt w:val="bullet"/>
+      <w:lvlText w:val="o"/>
+      <w:lvlJc w:val="left"/>
+      <w:pPr>
+        <w:ind w:left="3600" w:hanging="360"/>
+      </w:pPr>
+      <w:rPr>
+        <w:rFonts w:ascii="Courier New" w:hAnsi="Courier New" w:cs="Courier New" w:hint="default"/>
+      </w:rPr>
+    </w:lvl>
+    <w:lvl w:ilvl="5" w:tplc="04090005" w:tentative="1">
+      <w:start w:val="1"/>
+      <w:numFmt w:val="bullet"/>
+      <w:lvlText w:val=""/>
+      <w:lvlJc w:val="left"/>
+      <w:pPr>
+        <w:ind w:left="4320" w:hanging="360"/>
+      </w:pPr>
+      <w:rPr>
+        <w:rFonts w:ascii="Wingdings" w:hAnsi="Wingdings" w:hint="default"/>
+      </w:rPr>
+    </w:lvl>
+    <w:lvl w:ilvl="6" w:tplc="04090001" w:tentative="1">
+      <w:start w:val="1"/>
+      <w:numFmt w:val="bullet"/>
+      <w:lvlText w:val=""/>
+      <w:lvlJc w:val="left"/>
+      <w:pPr>
+        <w:ind w:left="5040" w:hanging="360"/>
+      </w:pPr>
+      <w:rPr>
+        <w:rFonts w:ascii="Symbol" w:hAnsi="Symbol" w:hint="default"/>
+      </w:rPr>
+    </w:lvl>
+    <w:lvl w:ilvl="7" w:tplc="04090003" w:tentative="1">
+      <w:start w:val="1"/>
+      <w:numFmt w:val="bullet"/>
+      <w:lvlText w:val="o"/>
+      <w:lvlJc w:val="left"/>
+      <w:pPr>
+        <w:ind w:left="5760" w:hanging="360"/>
+      </w:pPr>
+      <w:rPr>
+        <w:rFonts w:ascii="Courier New" w:hAnsi="Courier New" w:cs="Courier New" w:hint="default"/>
+      </w:rPr>
+    </w:lvl>
+    <w:lvl w:ilvl="8" w:tplc="04090005" w:tentative="1">
+      <w:start w:val="1"/>
+      <w:numFmt w:val="bullet"/>
+      <w:lvlText w:val=""/>
+      <w:lvlJc w:val="left"/>
+      <w:pPr>
+        <w:ind w:left="6480" w:hanging="360"/>
+      </w:pPr>
+      <w:rPr>
+        <w:rFonts w:ascii="Wingdings" w:hAnsi="Wingdings" w:hint="default"/>
+      </w:rPr>
+    </w:lvl>
+  </w:abstractNum>
+  <w:abstractNum w:abstractNumId="23" w15:restartNumberingAfterBreak="0">
     <w:nsid w:val="567C160E"/>
     <w:multiLevelType w:val="multilevel"/>
     <w:tmpl w:val="77E0515E"/>
@@ -9751,7 +11666,7 @@
       </w:pPr>
     </w:lvl>
   </w:abstractNum>
-  <w:abstractNum w:abstractNumId="22" w15:restartNumberingAfterBreak="0">
+  <w:abstractNum w:abstractNumId="24" w15:restartNumberingAfterBreak="0">
     <w:nsid w:val="576E6663"/>
     <w:multiLevelType w:val="multilevel"/>
     <w:tmpl w:val="43F6A580"/>
@@ -9900,7 +11815,7 @@
       </w:rPr>
     </w:lvl>
   </w:abstractNum>
-  <w:abstractNum w:abstractNumId="23" w15:restartNumberingAfterBreak="0">
+  <w:abstractNum w:abstractNumId="25" w15:restartNumberingAfterBreak="0">
     <w:nsid w:val="599F70D1"/>
     <w:multiLevelType w:val="multilevel"/>
     <w:tmpl w:val="B5D2B33A"/>
@@ -9986,7 +11901,7 @@
       </w:pPr>
     </w:lvl>
   </w:abstractNum>
-  <w:abstractNum w:abstractNumId="24" w15:restartNumberingAfterBreak="0">
+  <w:abstractNum w:abstractNumId="26" w15:restartNumberingAfterBreak="0">
     <w:nsid w:val="63811952"/>
     <w:multiLevelType w:val="multilevel"/>
     <w:tmpl w:val="2C3E8DA4"/>
@@ -10099,7 +12014,7 @@
       </w:pPr>
     </w:lvl>
   </w:abstractNum>
-  <w:abstractNum w:abstractNumId="25" w15:restartNumberingAfterBreak="0">
+  <w:abstractNum w:abstractNumId="27" w15:restartNumberingAfterBreak="0">
     <w:nsid w:val="6A2E468E"/>
     <w:multiLevelType w:val="hybridMultilevel"/>
     <w:tmpl w:val="15269C48"/>
@@ -10185,7 +12100,7 @@
       </w:pPr>
     </w:lvl>
   </w:abstractNum>
-  <w:abstractNum w:abstractNumId="26" w15:restartNumberingAfterBreak="0">
+  <w:abstractNum w:abstractNumId="28" w15:restartNumberingAfterBreak="0">
     <w:nsid w:val="6AAC0EFD"/>
     <w:multiLevelType w:val="multilevel"/>
     <w:tmpl w:val="AFBA03A6"/>
@@ -10298,7 +12213,156 @@
       </w:pPr>
     </w:lvl>
   </w:abstractNum>
-  <w:abstractNum w:abstractNumId="27" w15:restartNumberingAfterBreak="0">
+  <w:abstractNum w:abstractNumId="29" w15:restartNumberingAfterBreak="0">
+    <w:nsid w:val="6E021CB4"/>
+    <w:multiLevelType w:val="multilevel"/>
+    <w:tmpl w:val="AC9C8B48"/>
+    <w:lvl w:ilvl="0">
+      <w:start w:val="1"/>
+      <w:numFmt w:val="bullet"/>
+      <w:lvlText w:val=""/>
+      <w:lvlJc w:val="left"/>
+      <w:pPr>
+        <w:tabs>
+          <w:tab w:val="num" w:pos="720"/>
+        </w:tabs>
+        <w:ind w:left="720" w:hanging="360"/>
+      </w:pPr>
+      <w:rPr>
+        <w:rFonts w:ascii="Symbol" w:hAnsi="Symbol" w:hint="default"/>
+        <w:sz w:val="20"/>
+      </w:rPr>
+    </w:lvl>
+    <w:lvl w:ilvl="1">
+      <w:start w:val="1"/>
+      <w:numFmt w:val="bullet"/>
+      <w:lvlText w:val="o"/>
+      <w:lvlJc w:val="left"/>
+      <w:pPr>
+        <w:tabs>
+          <w:tab w:val="num" w:pos="1440"/>
+        </w:tabs>
+        <w:ind w:left="1440" w:hanging="360"/>
+      </w:pPr>
+      <w:rPr>
+        <w:rFonts w:ascii="Courier New" w:hAnsi="Courier New" w:hint="default"/>
+        <w:sz w:val="20"/>
+      </w:rPr>
+    </w:lvl>
+    <w:lvl w:ilvl="2" w:tentative="1">
+      <w:start w:val="1"/>
+      <w:numFmt w:val="bullet"/>
+      <w:lvlText w:val=""/>
+      <w:lvlJc w:val="left"/>
+      <w:pPr>
+        <w:tabs>
+          <w:tab w:val="num" w:pos="2160"/>
+        </w:tabs>
+        <w:ind w:left="2160" w:hanging="360"/>
+      </w:pPr>
+      <w:rPr>
+        <w:rFonts w:ascii="Wingdings" w:hAnsi="Wingdings" w:hint="default"/>
+        <w:sz w:val="20"/>
+      </w:rPr>
+    </w:lvl>
+    <w:lvl w:ilvl="3" w:tentative="1">
+      <w:start w:val="1"/>
+      <w:numFmt w:val="bullet"/>
+      <w:lvlText w:val=""/>
+      <w:lvlJc w:val="left"/>
+      <w:pPr>
+        <w:tabs>
+          <w:tab w:val="num" w:pos="2880"/>
+        </w:tabs>
+        <w:ind w:left="2880" w:hanging="360"/>
+      </w:pPr>
+      <w:rPr>
+        <w:rFonts w:ascii="Wingdings" w:hAnsi="Wingdings" w:hint="default"/>
+        <w:sz w:val="20"/>
+      </w:rPr>
+    </w:lvl>
+    <w:lvl w:ilvl="4" w:tentative="1">
+      <w:start w:val="1"/>
+      <w:numFmt w:val="bullet"/>
+      <w:lvlText w:val=""/>
+      <w:lvlJc w:val="left"/>
+      <w:pPr>
+        <w:tabs>
+          <w:tab w:val="num" w:pos="3600"/>
+        </w:tabs>
+        <w:ind w:left="3600" w:hanging="360"/>
+      </w:pPr>
+      <w:rPr>
+        <w:rFonts w:ascii="Wingdings" w:hAnsi="Wingdings" w:hint="default"/>
+        <w:sz w:val="20"/>
+      </w:rPr>
+    </w:lvl>
+    <w:lvl w:ilvl="5" w:tentative="1">
+      <w:start w:val="1"/>
+      <w:numFmt w:val="bullet"/>
+      <w:lvlText w:val=""/>
+      <w:lvlJc w:val="left"/>
+      <w:pPr>
+        <w:tabs>
+          <w:tab w:val="num" w:pos="4320"/>
+        </w:tabs>
+        <w:ind w:left="4320" w:hanging="360"/>
+      </w:pPr>
+      <w:rPr>
+        <w:rFonts w:ascii="Wingdings" w:hAnsi="Wingdings" w:hint="default"/>
+        <w:sz w:val="20"/>
+      </w:rPr>
+    </w:lvl>
+    <w:lvl w:ilvl="6" w:tentative="1">
+      <w:start w:val="1"/>
+      <w:numFmt w:val="bullet"/>
+      <w:lvlText w:val=""/>
+      <w:lvlJc w:val="left"/>
+      <w:pPr>
+        <w:tabs>
+          <w:tab w:val="num" w:pos="5040"/>
+        </w:tabs>
+        <w:ind w:left="5040" w:hanging="360"/>
+      </w:pPr>
+      <w:rPr>
+        <w:rFonts w:ascii="Wingdings" w:hAnsi="Wingdings" w:hint="default"/>
+        <w:sz w:val="20"/>
+      </w:rPr>
+    </w:lvl>
+    <w:lvl w:ilvl="7" w:tentative="1">
+      <w:start w:val="1"/>
+      <w:numFmt w:val="bullet"/>
+      <w:lvlText w:val=""/>
+      <w:lvlJc w:val="left"/>
+      <w:pPr>
+        <w:tabs>
+          <w:tab w:val="num" w:pos="5760"/>
+        </w:tabs>
+        <w:ind w:left="5760" w:hanging="360"/>
+      </w:pPr>
+      <w:rPr>
+        <w:rFonts w:ascii="Wingdings" w:hAnsi="Wingdings" w:hint="default"/>
+        <w:sz w:val="20"/>
+      </w:rPr>
+    </w:lvl>
+    <w:lvl w:ilvl="8" w:tentative="1">
+      <w:start w:val="1"/>
+      <w:numFmt w:val="bullet"/>
+      <w:lvlText w:val=""/>
+      <w:lvlJc w:val="left"/>
+      <w:pPr>
+        <w:tabs>
+          <w:tab w:val="num" w:pos="6480"/>
+        </w:tabs>
+        <w:ind w:left="6480" w:hanging="360"/>
+      </w:pPr>
+      <w:rPr>
+        <w:rFonts w:ascii="Wingdings" w:hAnsi="Wingdings" w:hint="default"/>
+        <w:sz w:val="20"/>
+      </w:rPr>
+    </w:lvl>
+  </w:abstractNum>
+  <w:abstractNum w:abstractNumId="30" w15:restartNumberingAfterBreak="0">
     <w:nsid w:val="7563247C"/>
     <w:multiLevelType w:val="multilevel"/>
     <w:tmpl w:val="A94A25C2"/>
@@ -10447,7 +12511,7 @@
       </w:rPr>
     </w:lvl>
   </w:abstractNum>
-  <w:abstractNum w:abstractNumId="28" w15:restartNumberingAfterBreak="0">
+  <w:abstractNum w:abstractNumId="31" w15:restartNumberingAfterBreak="0">
     <w:nsid w:val="79214A9C"/>
     <w:multiLevelType w:val="multilevel"/>
     <w:tmpl w:val="26141A48"/>
@@ -10560,7 +12624,7 @@
       </w:pPr>
     </w:lvl>
   </w:abstractNum>
-  <w:abstractNum w:abstractNumId="29" w15:restartNumberingAfterBreak="0">
+  <w:abstractNum w:abstractNumId="32" w15:restartNumberingAfterBreak="0">
     <w:nsid w:val="7AC82061"/>
     <w:multiLevelType w:val="multilevel"/>
     <w:tmpl w:val="C5827F26"/>
@@ -10713,7 +12777,7 @@
     <w:abstractNumId w:val="6"/>
   </w:num>
   <w:num w:numId="2" w16cid:durableId="1272014729">
-    <w:abstractNumId w:val="28"/>
+    <w:abstractNumId w:val="31"/>
   </w:num>
   <w:num w:numId="3" w16cid:durableId="1907110157">
     <w:abstractNumId w:val="15"/>
@@ -10731,10 +12795,10 @@
     <w:abstractNumId w:val="2"/>
   </w:num>
   <w:num w:numId="8" w16cid:durableId="872426480">
-    <w:abstractNumId w:val="26"/>
+    <w:abstractNumId w:val="28"/>
   </w:num>
   <w:num w:numId="9" w16cid:durableId="842283275">
-    <w:abstractNumId w:val="24"/>
+    <w:abstractNumId w:val="26"/>
   </w:num>
   <w:num w:numId="10" w16cid:durableId="1703941889">
     <w:abstractNumId w:val="11"/>
@@ -10743,16 +12807,16 @@
     <w:abstractNumId w:val="16"/>
   </w:num>
   <w:num w:numId="12" w16cid:durableId="172916457">
-    <w:abstractNumId w:val="21"/>
+    <w:abstractNumId w:val="23"/>
   </w:num>
   <w:num w:numId="13" w16cid:durableId="1986860307">
-    <w:abstractNumId w:val="20"/>
+    <w:abstractNumId w:val="21"/>
   </w:num>
   <w:num w:numId="14" w16cid:durableId="1413619859">
     <w:abstractNumId w:val="14"/>
   </w:num>
   <w:num w:numId="15" w16cid:durableId="1297758594">
-    <w:abstractNumId w:val="22"/>
+    <w:abstractNumId w:val="24"/>
   </w:num>
   <w:num w:numId="16" w16cid:durableId="1453741726">
     <w:abstractNumId w:val="10"/>
@@ -10767,7 +12831,7 @@
     <w:abstractNumId w:val="17"/>
   </w:num>
   <w:num w:numId="20" w16cid:durableId="2002196968">
-    <w:abstractNumId w:val="27"/>
+    <w:abstractNumId w:val="30"/>
   </w:num>
   <w:num w:numId="21" w16cid:durableId="788553314">
     <w:abstractNumId w:val="8"/>
@@ -10785,19 +12849,28 @@
     <w:abstractNumId w:val="12"/>
   </w:num>
   <w:num w:numId="26" w16cid:durableId="546570628">
-    <w:abstractNumId w:val="29"/>
+    <w:abstractNumId w:val="32"/>
   </w:num>
   <w:num w:numId="27" w16cid:durableId="287710992">
     <w:abstractNumId w:val="7"/>
   </w:num>
   <w:num w:numId="28" w16cid:durableId="699554594">
-    <w:abstractNumId w:val="23"/>
+    <w:abstractNumId w:val="25"/>
   </w:num>
   <w:num w:numId="29" w16cid:durableId="1717925833">
     <w:abstractNumId w:val="19"/>
   </w:num>
   <w:num w:numId="30" w16cid:durableId="817402">
-    <w:abstractNumId w:val="25"/>
+    <w:abstractNumId w:val="27"/>
+  </w:num>
+  <w:num w:numId="31" w16cid:durableId="1807046462">
+    <w:abstractNumId w:val="20"/>
+  </w:num>
+  <w:num w:numId="32" w16cid:durableId="1490751167">
+    <w:abstractNumId w:val="22"/>
+  </w:num>
+  <w:num w:numId="33" w16cid:durableId="1714964440">
+    <w:abstractNumId w:val="29"/>
   </w:num>
 </w:numbering>
 </file>

--- a/DW&BI/GirlsPower_Cristea_Bianca_Analiza.docx
+++ b/DW&BI/GirlsPower_Cristea_Bianca_Analiza.docx
@@ -886,21 +886,7 @@
         <w:rPr>
           <w:rFonts w:cstheme="minorHAnsi"/>
         </w:rPr>
-        <w:t xml:space="preserve"> (din OLTP), </w:t>
-      </w:r>
-      <w:proofErr w:type="spellStart"/>
-      <w:r>
-        <w:rPr>
-          <w:rFonts w:cstheme="minorHAnsi"/>
-        </w:rPr>
-        <w:t>nume</w:t>
-      </w:r>
-      <w:proofErr w:type="spellEnd"/>
-      <w:r>
-        <w:rPr>
-          <w:rFonts w:cstheme="minorHAnsi"/>
-        </w:rPr>
-        <w:t xml:space="preserve">, </w:t>
+        <w:t xml:space="preserve"> (din OLTP), nume, </w:t>
       </w:r>
       <w:proofErr w:type="spellStart"/>
       <w:r>
@@ -982,21 +968,7 @@
         <w:rPr>
           <w:rFonts w:cstheme="minorHAnsi"/>
         </w:rPr>
-        <w:t xml:space="preserve">, </w:t>
-      </w:r>
-      <w:proofErr w:type="spellStart"/>
-      <w:r>
-        <w:rPr>
-          <w:rFonts w:cstheme="minorHAnsi"/>
-        </w:rPr>
-        <w:t>nume</w:t>
-      </w:r>
-      <w:proofErr w:type="spellEnd"/>
-      <w:r>
-        <w:rPr>
-          <w:rFonts w:cstheme="minorHAnsi"/>
-        </w:rPr>
-        <w:t xml:space="preserve">, </w:t>
+        <w:t xml:space="preserve">, nume, </w:t>
       </w:r>
       <w:proofErr w:type="spellStart"/>
       <w:r>
@@ -2114,21 +2086,7 @@
         <w:rPr>
           <w:rFonts w:cstheme="minorHAnsi"/>
         </w:rPr>
-        <w:t xml:space="preserve"> pe </w:t>
-      </w:r>
-      <w:proofErr w:type="spellStart"/>
-      <w:r>
-        <w:rPr>
-          <w:rFonts w:cstheme="minorHAnsi"/>
-        </w:rPr>
-        <w:t>baza</w:t>
-      </w:r>
-      <w:proofErr w:type="spellEnd"/>
-      <w:r>
-        <w:rPr>
-          <w:rFonts w:cstheme="minorHAnsi"/>
-        </w:rPr>
-        <w:t xml:space="preserve"> </w:t>
+        <w:t xml:space="preserve"> pe baza </w:t>
       </w:r>
       <w:proofErr w:type="spellStart"/>
       <w:r>
@@ -4045,15 +4003,7 @@
       </w:r>
       <w:proofErr w:type="spellEnd"/>
       <w:r>
-        <w:t xml:space="preserve">: </w:t>
-      </w:r>
-      <w:proofErr w:type="spellStart"/>
-      <w:r>
-        <w:t>nume</w:t>
-      </w:r>
-      <w:proofErr w:type="spellEnd"/>
-      <w:r>
-        <w:t xml:space="preserve">, </w:t>
+        <w:t xml:space="preserve">: nume, </w:t>
       </w:r>
       <w:proofErr w:type="spellStart"/>
       <w:r>
@@ -6862,12 +6812,18 @@
         </w:rPr>
         <w:t>str</w:t>
       </w:r>
-      <w:proofErr w:type="spellEnd"/>
       <w:r>
         <w:rPr>
           <w:lang w:val="ro-RO"/>
         </w:rPr>
-        <w:t xml:space="preserve">ăină </w:t>
+        <w:t>ăină</w:t>
+      </w:r>
+      <w:proofErr w:type="spellEnd"/>
+      <w:r>
+        <w:rPr>
+          <w:lang w:val="ro-RO"/>
+        </w:rPr>
+        <w:t xml:space="preserve"> </w:t>
       </w:r>
       <w:proofErr w:type="spellStart"/>
       <w:r>
@@ -8094,15 +8050,7 @@
       </w:r>
       <w:proofErr w:type="spellEnd"/>
       <w:r>
-        <w:t xml:space="preserve"> a </w:t>
-      </w:r>
-      <w:proofErr w:type="spellStart"/>
-      <w:r>
-        <w:t>unui</w:t>
-      </w:r>
-      <w:proofErr w:type="spellEnd"/>
-      <w:r>
-        <w:t xml:space="preserve"> client </w:t>
+        <w:t xml:space="preserve"> a unui client </w:t>
       </w:r>
       <w:proofErr w:type="spellStart"/>
       <w:r>
@@ -8118,15 +8066,7 @@
       </w:r>
       <w:proofErr w:type="spellEnd"/>
       <w:r>
-        <w:t xml:space="preserve"> an, </w:t>
-      </w:r>
-      <w:proofErr w:type="spellStart"/>
-      <w:r>
-        <w:t>putem</w:t>
-      </w:r>
-      <w:proofErr w:type="spellEnd"/>
-      <w:r>
-        <w:t xml:space="preserve"> </w:t>
+        <w:t xml:space="preserve"> an, putem </w:t>
       </w:r>
       <w:proofErr w:type="spellStart"/>
       <w:r>
@@ -8441,6 +8381,403 @@
     </w:p>
     <w:p>
       <w:pPr>
+        <w:ind w:left="360" w:firstLine="360"/>
+        <w:jc w:val="both"/>
+        <w:rPr>
+          <w:lang w:val="ro-RO"/>
+        </w:rPr>
+      </w:pPr>
+      <w:r>
+        <w:rPr>
+          <w:b/>
+          <w:bCs/>
+          <w:lang w:val="ro-RO"/>
+        </w:rPr>
+        <w:t>Cerere in limbaj natural:</w:t>
+      </w:r>
+    </w:p>
+    <w:p>
+      <w:pPr>
+        <w:ind w:firstLine="720"/>
+        <w:jc w:val="both"/>
+      </w:pPr>
+      <w:proofErr w:type="spellStart"/>
+      <w:r>
+        <w:t>Pentru</w:t>
+      </w:r>
+      <w:proofErr w:type="spellEnd"/>
+      <w:r>
+        <w:t xml:space="preserve"> </w:t>
+      </w:r>
+      <w:proofErr w:type="spellStart"/>
+      <w:r>
+        <w:t>fiecare</w:t>
+      </w:r>
+      <w:proofErr w:type="spellEnd"/>
+      <w:r>
+        <w:t xml:space="preserve"> client care a </w:t>
+      </w:r>
+      <w:proofErr w:type="spellStart"/>
+      <w:r>
+        <w:t>rezervat</w:t>
+      </w:r>
+      <w:proofErr w:type="spellEnd"/>
+      <w:r>
+        <w:t xml:space="preserve"> camera 1001 </w:t>
+      </w:r>
+      <w:proofErr w:type="spellStart"/>
+      <w:r>
+        <w:t>să</w:t>
+      </w:r>
+      <w:proofErr w:type="spellEnd"/>
+      <w:r>
+        <w:t xml:space="preserve"> se </w:t>
+      </w:r>
+      <w:proofErr w:type="spellStart"/>
+      <w:r>
+        <w:t>afle</w:t>
+      </w:r>
+      <w:proofErr w:type="spellEnd"/>
+      <w:r>
+        <w:t>:</w:t>
+      </w:r>
+    </w:p>
+    <w:p>
+      <w:pPr>
+        <w:numPr>
+          <w:ilvl w:val="0"/>
+          <w:numId w:val="42"/>
+        </w:numPr>
+        <w:jc w:val="both"/>
+      </w:pPr>
+      <w:proofErr w:type="spellStart"/>
+      <w:r>
+        <w:t>venitul</w:t>
+      </w:r>
+      <w:proofErr w:type="spellEnd"/>
+      <w:r>
+        <w:t xml:space="preserve"> lunar </w:t>
+      </w:r>
+      <w:proofErr w:type="spellStart"/>
+      <w:r>
+        <w:t>generat</w:t>
+      </w:r>
+      <w:proofErr w:type="spellEnd"/>
+      <w:r>
+        <w:t xml:space="preserve"> </w:t>
+      </w:r>
+      <w:proofErr w:type="spellStart"/>
+      <w:r>
+        <w:t>pentru</w:t>
+      </w:r>
+      <w:proofErr w:type="spellEnd"/>
+      <w:r>
+        <w:t xml:space="preserve"> </w:t>
+      </w:r>
+      <w:proofErr w:type="spellStart"/>
+      <w:r>
+        <w:t>acea</w:t>
+      </w:r>
+      <w:proofErr w:type="spellEnd"/>
+      <w:r>
+        <w:t xml:space="preserve"> </w:t>
+      </w:r>
+      <w:proofErr w:type="spellStart"/>
+      <w:r>
+        <w:t>cameră</w:t>
+      </w:r>
+      <w:proofErr w:type="spellEnd"/>
+    </w:p>
+    <w:p>
+      <w:pPr>
+        <w:numPr>
+          <w:ilvl w:val="0"/>
+          <w:numId w:val="42"/>
+        </w:numPr>
+        <w:jc w:val="both"/>
+      </w:pPr>
+      <w:proofErr w:type="spellStart"/>
+      <w:r>
+        <w:t>clasamentul</w:t>
+      </w:r>
+      <w:proofErr w:type="spellEnd"/>
+      <w:r>
+        <w:t xml:space="preserve"> </w:t>
+      </w:r>
+      <w:proofErr w:type="spellStart"/>
+      <w:r>
+        <w:t>său</w:t>
+      </w:r>
+      <w:proofErr w:type="spellEnd"/>
+      <w:r>
+        <w:t xml:space="preserve"> </w:t>
+      </w:r>
+      <w:proofErr w:type="spellStart"/>
+      <w:r>
+        <w:t>în</w:t>
+      </w:r>
+      <w:proofErr w:type="spellEnd"/>
+      <w:r>
+        <w:t xml:space="preserve"> </w:t>
+      </w:r>
+      <w:proofErr w:type="spellStart"/>
+      <w:r>
+        <w:t>cadrul</w:t>
+      </w:r>
+      <w:proofErr w:type="spellEnd"/>
+      <w:r>
+        <w:t xml:space="preserve"> </w:t>
+      </w:r>
+      <w:proofErr w:type="spellStart"/>
+      <w:r>
+        <w:t>lunii</w:t>
+      </w:r>
+      <w:proofErr w:type="spellEnd"/>
+      <w:r>
+        <w:t xml:space="preserve"> </w:t>
+      </w:r>
+      <w:proofErr w:type="spellStart"/>
+      <w:r>
+        <w:t>în</w:t>
+      </w:r>
+      <w:proofErr w:type="spellEnd"/>
+      <w:r>
+        <w:t xml:space="preserve"> </w:t>
+      </w:r>
+      <w:proofErr w:type="spellStart"/>
+      <w:r>
+        <w:t>funcție</w:t>
+      </w:r>
+      <w:proofErr w:type="spellEnd"/>
+      <w:r>
+        <w:t xml:space="preserve"> de </w:t>
+      </w:r>
+      <w:proofErr w:type="spellStart"/>
+      <w:r>
+        <w:t>venitul</w:t>
+      </w:r>
+      <w:proofErr w:type="spellEnd"/>
+      <w:r>
+        <w:t xml:space="preserve"> lunar </w:t>
+      </w:r>
+      <w:proofErr w:type="spellStart"/>
+      <w:r>
+        <w:t>generat</w:t>
+      </w:r>
+      <w:proofErr w:type="spellEnd"/>
+    </w:p>
+    <w:p>
+      <w:pPr>
+        <w:ind w:firstLine="720"/>
+        <w:jc w:val="both"/>
+      </w:pPr>
+      <w:r>
+        <w:t xml:space="preserve">De </w:t>
+      </w:r>
+      <w:proofErr w:type="spellStart"/>
+      <w:r>
+        <w:t>asemenea</w:t>
+      </w:r>
+      <w:proofErr w:type="spellEnd"/>
+      <w:r>
+        <w:t xml:space="preserve">, </w:t>
+      </w:r>
+      <w:proofErr w:type="spellStart"/>
+      <w:r>
+        <w:t>v</w:t>
+      </w:r>
+      <w:r>
+        <w:t>om</w:t>
+      </w:r>
+      <w:proofErr w:type="spellEnd"/>
+      <w:r>
+        <w:t xml:space="preserve"> </w:t>
+      </w:r>
+      <w:proofErr w:type="spellStart"/>
+      <w:r>
+        <w:t>clasifica</w:t>
+      </w:r>
+      <w:proofErr w:type="spellEnd"/>
+      <w:r>
+        <w:t xml:space="preserve"> </w:t>
+      </w:r>
+      <w:proofErr w:type="spellStart"/>
+      <w:r>
+        <w:t>clienții</w:t>
+      </w:r>
+      <w:proofErr w:type="spellEnd"/>
+      <w:r>
+        <w:t xml:space="preserve"> </w:t>
+      </w:r>
+      <w:proofErr w:type="spellStart"/>
+      <w:r>
+        <w:t>în</w:t>
+      </w:r>
+      <w:proofErr w:type="spellEnd"/>
+      <w:r>
+        <w:t xml:space="preserve"> </w:t>
+      </w:r>
+      <w:proofErr w:type="spellStart"/>
+      <w:r>
+        <w:t>funcție</w:t>
+      </w:r>
+      <w:proofErr w:type="spellEnd"/>
+      <w:r>
+        <w:t xml:space="preserve"> de </w:t>
+      </w:r>
+      <w:proofErr w:type="spellStart"/>
+      <w:r>
+        <w:t>locul</w:t>
+      </w:r>
+      <w:proofErr w:type="spellEnd"/>
+      <w:r>
+        <w:t xml:space="preserve"> lor </w:t>
+      </w:r>
+      <w:proofErr w:type="spellStart"/>
+      <w:r>
+        <w:t>în</w:t>
+      </w:r>
+      <w:proofErr w:type="spellEnd"/>
+      <w:r>
+        <w:t xml:space="preserve"> </w:t>
+      </w:r>
+      <w:proofErr w:type="spellStart"/>
+      <w:r>
+        <w:t>clasament</w:t>
+      </w:r>
+      <w:proofErr w:type="spellEnd"/>
+      <w:r>
+        <w:t xml:space="preserve"> </w:t>
+      </w:r>
+      <w:proofErr w:type="spellStart"/>
+      <w:r>
+        <w:t>asftel</w:t>
+      </w:r>
+      <w:proofErr w:type="spellEnd"/>
+      <w:r>
+        <w:t>:</w:t>
+      </w:r>
+    </w:p>
+    <w:p>
+      <w:pPr>
+        <w:numPr>
+          <w:ilvl w:val="0"/>
+          <w:numId w:val="43"/>
+        </w:numPr>
+        <w:tabs>
+          <w:tab w:val="num" w:pos="720"/>
+        </w:tabs>
+        <w:jc w:val="both"/>
+      </w:pPr>
+      <w:r>
+        <w:t xml:space="preserve">client </w:t>
+      </w:r>
+      <w:r>
+        <w:t xml:space="preserve">„VIP Luna” </w:t>
+      </w:r>
+      <w:proofErr w:type="spellStart"/>
+      <w:r>
+        <w:t>dacă</w:t>
+      </w:r>
+      <w:proofErr w:type="spellEnd"/>
+      <w:r>
+        <w:t xml:space="preserve"> </w:t>
+      </w:r>
+      <w:r>
+        <w:t xml:space="preserve">se </w:t>
+      </w:r>
+      <w:proofErr w:type="spellStart"/>
+      <w:r>
+        <w:t>află</w:t>
+      </w:r>
+      <w:proofErr w:type="spellEnd"/>
+      <w:r>
+        <w:t xml:space="preserve"> pe </w:t>
+      </w:r>
+      <w:proofErr w:type="spellStart"/>
+      <w:r>
+        <w:t>primul</w:t>
+      </w:r>
+      <w:proofErr w:type="spellEnd"/>
+      <w:r>
+        <w:t xml:space="preserve"> loc</w:t>
+      </w:r>
+    </w:p>
+    <w:p>
+      <w:pPr>
+        <w:numPr>
+          <w:ilvl w:val="0"/>
+          <w:numId w:val="43"/>
+        </w:numPr>
+        <w:tabs>
+          <w:tab w:val="num" w:pos="720"/>
+        </w:tabs>
+        <w:jc w:val="both"/>
+      </w:pPr>
+      <w:r>
+        <w:t xml:space="preserve">client </w:t>
+      </w:r>
+      <w:r>
+        <w:t xml:space="preserve">„Top 3” </w:t>
+      </w:r>
+      <w:proofErr w:type="spellStart"/>
+      <w:r>
+        <w:t>dacă</w:t>
+      </w:r>
+      <w:proofErr w:type="spellEnd"/>
+      <w:r>
+        <w:t xml:space="preserve"> </w:t>
+      </w:r>
+      <w:r>
+        <w:t xml:space="preserve">se </w:t>
+      </w:r>
+      <w:proofErr w:type="spellStart"/>
+      <w:r>
+        <w:t>află</w:t>
+      </w:r>
+      <w:proofErr w:type="spellEnd"/>
+      <w:r>
+        <w:t xml:space="preserve"> pe </w:t>
+      </w:r>
+      <w:proofErr w:type="spellStart"/>
+      <w:r>
+        <w:t>primele</w:t>
+      </w:r>
+      <w:proofErr w:type="spellEnd"/>
+      <w:r>
+        <w:t xml:space="preserve"> 3 </w:t>
+      </w:r>
+      <w:proofErr w:type="spellStart"/>
+      <w:r>
+        <w:t>locuri</w:t>
+      </w:r>
+      <w:proofErr w:type="spellEnd"/>
+    </w:p>
+    <w:p>
+      <w:pPr>
+        <w:numPr>
+          <w:ilvl w:val="0"/>
+          <w:numId w:val="43"/>
+        </w:numPr>
+        <w:tabs>
+          <w:tab w:val="num" w:pos="720"/>
+        </w:tabs>
+        <w:jc w:val="both"/>
+      </w:pPr>
+      <w:r>
+        <w:t xml:space="preserve">client </w:t>
+      </w:r>
+      <w:r>
+        <w:t xml:space="preserve">„Standard” </w:t>
+      </w:r>
+      <w:proofErr w:type="spellStart"/>
+      <w:r>
+        <w:t>altfel</w:t>
+      </w:r>
+      <w:proofErr w:type="spellEnd"/>
+    </w:p>
+    <w:p>
+      <w:pPr>
         <w:ind w:left="720"/>
         <w:jc w:val="both"/>
         <w:rPr>
@@ -8449,13 +8786,812 @@
       </w:pPr>
       <w:r>
         <w:rPr>
-          <w:b/>
-          <w:bCs/>
           <w:lang w:val="ro-RO"/>
         </w:rPr>
-        <w:t>Cerere in limbaj natural:</w:t>
+        <w:t>Tehnici de optimizare:</w:t>
       </w:r>
     </w:p>
+    <w:p>
+      <w:pPr>
+        <w:numPr>
+          <w:ilvl w:val="0"/>
+          <w:numId w:val="30"/>
+        </w:numPr>
+        <w:contextualSpacing/>
+        <w:jc w:val="both"/>
+        <w:rPr>
+          <w:b/>
+          <w:bCs/>
+        </w:rPr>
+      </w:pPr>
+      <w:proofErr w:type="spellStart"/>
+      <w:r>
+        <w:rPr>
+          <w:b/>
+          <w:bCs/>
+          <w:lang w:val="ro-RO"/>
+        </w:rPr>
+        <w:lastRenderedPageBreak/>
+        <w:t>Bitmap</w:t>
+      </w:r>
+      <w:proofErr w:type="spellEnd"/>
+      <w:r>
+        <w:rPr>
+          <w:b/>
+          <w:bCs/>
+          <w:lang w:val="ro-RO"/>
+        </w:rPr>
+        <w:t xml:space="preserve"> </w:t>
+      </w:r>
+      <w:proofErr w:type="spellStart"/>
+      <w:r>
+        <w:rPr>
+          <w:b/>
+          <w:bCs/>
+          <w:lang w:val="ro-RO"/>
+        </w:rPr>
+        <w:t>Join</w:t>
+      </w:r>
+      <w:proofErr w:type="spellEnd"/>
+      <w:r>
+        <w:rPr>
+          <w:b/>
+          <w:bCs/>
+          <w:lang w:val="ro-RO"/>
+        </w:rPr>
+        <w:t xml:space="preserve"> Index pe coloana</w:t>
+      </w:r>
+      <w:r>
+        <w:rPr>
+          <w:lang w:val="ro-RO"/>
+        </w:rPr>
+        <w:t xml:space="preserve"> </w:t>
+      </w:r>
+      <w:proofErr w:type="spellStart"/>
+      <w:r>
+        <w:rPr>
+          <w:b/>
+          <w:bCs/>
+          <w:lang w:val="ro-RO"/>
+        </w:rPr>
+        <w:t>dim_camera.nr_camera</w:t>
+      </w:r>
+      <w:proofErr w:type="spellEnd"/>
+    </w:p>
+    <w:p>
+      <w:pPr>
+        <w:ind w:left="1080"/>
+        <w:jc w:val="both"/>
+      </w:pPr>
+      <w:proofErr w:type="spellStart"/>
+      <w:r>
+        <w:t>fact_rezervari</w:t>
+      </w:r>
+      <w:proofErr w:type="spellEnd"/>
+      <w:r>
+        <w:t xml:space="preserve"> </w:t>
+      </w:r>
+      <w:r>
+        <w:rPr>
+          <w:b/>
+          <w:bCs/>
+        </w:rPr>
+        <w:t>(</w:t>
+      </w:r>
+      <w:proofErr w:type="spellStart"/>
+      <w:r>
+        <w:rPr>
+          <w:b/>
+          <w:bCs/>
+        </w:rPr>
+        <w:t>dim_camera</w:t>
+      </w:r>
+      <w:r>
+        <w:rPr>
+          <w:b/>
+          <w:bCs/>
+        </w:rPr>
+        <w:t>.nr_camera</w:t>
+      </w:r>
+      <w:proofErr w:type="spellEnd"/>
+      <w:r>
+        <w:rPr>
+          <w:b/>
+          <w:bCs/>
+        </w:rPr>
+        <w:t>)</w:t>
+      </w:r>
+    </w:p>
+    <w:tbl>
+      <w:tblPr>
+        <w:tblStyle w:val="TableGrid1"/>
+        <w:tblW w:w="0" w:type="auto"/>
+        <w:tblInd w:w="1080" w:type="dxa"/>
+        <w:tblLook w:val="04A0" w:firstRow="1" w:lastRow="0" w:firstColumn="1" w:lastColumn="0" w:noHBand="0" w:noVBand="1"/>
+      </w:tblPr>
+      <w:tblGrid>
+        <w:gridCol w:w="4902"/>
+        <w:gridCol w:w="5034"/>
+      </w:tblGrid>
+      <w:tr>
+        <w:tc>
+          <w:tcPr>
+            <w:tcW w:w="5508" w:type="dxa"/>
+            <w:shd w:val="clear" w:color="auto" w:fill="B8CCE4"/>
+          </w:tcPr>
+          <w:p>
+            <w:pPr>
+              <w:jc w:val="both"/>
+              <w:rPr>
+                <w:lang w:val="ro-RO"/>
+              </w:rPr>
+            </w:pPr>
+            <w:r>
+              <w:rPr>
+                <w:lang w:val="ro-RO"/>
+              </w:rPr>
+              <w:t>Avantaj</w:t>
+            </w:r>
+          </w:p>
+        </w:tc>
+        <w:tc>
+          <w:tcPr>
+            <w:tcW w:w="5508" w:type="dxa"/>
+            <w:shd w:val="clear" w:color="auto" w:fill="B8CCE4"/>
+          </w:tcPr>
+          <w:p>
+            <w:pPr>
+              <w:jc w:val="both"/>
+              <w:rPr>
+                <w:lang w:val="ro-RO"/>
+              </w:rPr>
+            </w:pPr>
+            <w:r>
+              <w:rPr>
+                <w:lang w:val="ro-RO"/>
+              </w:rPr>
+              <w:t>Dezavantaj</w:t>
+            </w:r>
+          </w:p>
+        </w:tc>
+      </w:tr>
+      <w:tr>
+        <w:tc>
+          <w:tcPr>
+            <w:tcW w:w="5508" w:type="dxa"/>
+          </w:tcPr>
+          <w:p>
+            <w:pPr>
+              <w:jc w:val="both"/>
+            </w:pPr>
+          </w:p>
+          <w:p>
+            <w:pPr>
+              <w:jc w:val="both"/>
+            </w:pPr>
+            <w:proofErr w:type="spellStart"/>
+            <w:r>
+              <w:t>Filtrarea</w:t>
+            </w:r>
+            <w:proofErr w:type="spellEnd"/>
+            <w:r>
+              <w:t xml:space="preserve"> se face mult </w:t>
+            </w:r>
+            <w:proofErr w:type="spellStart"/>
+            <w:r>
+              <w:t>mai</w:t>
+            </w:r>
+            <w:proofErr w:type="spellEnd"/>
+            <w:r>
+              <w:t xml:space="preserve"> rapid, </w:t>
+            </w:r>
+            <w:proofErr w:type="spellStart"/>
+            <w:r>
+              <w:t>datorită</w:t>
+            </w:r>
+            <w:proofErr w:type="spellEnd"/>
+            <w:r>
+              <w:t xml:space="preserve"> </w:t>
+            </w:r>
+            <w:proofErr w:type="spellStart"/>
+            <w:r>
+              <w:t>faptului</w:t>
+            </w:r>
+            <w:proofErr w:type="spellEnd"/>
+            <w:r>
+              <w:t xml:space="preserve"> </w:t>
+            </w:r>
+            <w:proofErr w:type="spellStart"/>
+            <w:r>
+              <w:t>că</w:t>
+            </w:r>
+            <w:proofErr w:type="spellEnd"/>
+            <w:r>
+              <w:t xml:space="preserve"> </w:t>
+            </w:r>
+            <w:proofErr w:type="spellStart"/>
+            <w:r>
+              <w:t>operațiile</w:t>
+            </w:r>
+            <w:proofErr w:type="spellEnd"/>
+            <w:r>
+              <w:t xml:space="preserve"> </w:t>
+            </w:r>
+            <w:proofErr w:type="spellStart"/>
+            <w:r>
+              <w:t>logice</w:t>
+            </w:r>
+            <w:proofErr w:type="spellEnd"/>
+            <w:r>
+              <w:t xml:space="preserve"> se pot </w:t>
+            </w:r>
+            <w:proofErr w:type="spellStart"/>
+            <w:r>
+              <w:t>realiza</w:t>
+            </w:r>
+            <w:proofErr w:type="spellEnd"/>
+            <w:r>
+              <w:t xml:space="preserve"> direct pe </w:t>
+            </w:r>
+            <w:proofErr w:type="spellStart"/>
+            <w:r>
+              <w:t>indecși</w:t>
+            </w:r>
+            <w:proofErr w:type="spellEnd"/>
+            <w:r>
+              <w:t xml:space="preserve">, </w:t>
+            </w:r>
+            <w:proofErr w:type="spellStart"/>
+            <w:r>
+              <w:t>fără</w:t>
+            </w:r>
+            <w:proofErr w:type="spellEnd"/>
+            <w:r>
+              <w:t xml:space="preserve"> a </w:t>
+            </w:r>
+            <w:proofErr w:type="spellStart"/>
+            <w:r>
+              <w:t>mai</w:t>
+            </w:r>
+            <w:proofErr w:type="spellEnd"/>
+            <w:r>
+              <w:t xml:space="preserve"> fi </w:t>
+            </w:r>
+            <w:proofErr w:type="spellStart"/>
+            <w:r>
+              <w:t>nevoie</w:t>
+            </w:r>
+            <w:proofErr w:type="spellEnd"/>
+            <w:r>
+              <w:t xml:space="preserve"> </w:t>
+            </w:r>
+            <w:proofErr w:type="spellStart"/>
+            <w:r>
+              <w:t>să</w:t>
+            </w:r>
+            <w:proofErr w:type="spellEnd"/>
+            <w:r>
+              <w:t xml:space="preserve"> se </w:t>
+            </w:r>
+            <w:proofErr w:type="spellStart"/>
+            <w:r>
+              <w:t>scaneze</w:t>
+            </w:r>
+            <w:proofErr w:type="spellEnd"/>
+            <w:r>
+              <w:t xml:space="preserve"> </w:t>
+            </w:r>
+            <w:proofErr w:type="spellStart"/>
+            <w:r>
+              <w:t>întreg</w:t>
+            </w:r>
+            <w:proofErr w:type="spellEnd"/>
+            <w:r>
+              <w:t xml:space="preserve"> </w:t>
+            </w:r>
+            <w:proofErr w:type="spellStart"/>
+            <w:r>
+              <w:t>tabelul</w:t>
+            </w:r>
+            <w:proofErr w:type="spellEnd"/>
+            <w:r>
+              <w:t>.</w:t>
+            </w:r>
+          </w:p>
+          <w:p>
+            <w:pPr>
+              <w:jc w:val="both"/>
+            </w:pPr>
+          </w:p>
+          <w:p>
+            <w:pPr>
+              <w:jc w:val="both"/>
+            </w:pPr>
+            <w:r>
+              <w:rPr>
+                <w:lang w:val="ro"/>
+              </w:rPr>
+              <w:t>P</w:t>
+            </w:r>
+            <w:r>
+              <w:rPr>
+                <w:lang w:val="ro"/>
+              </w:rPr>
+              <w:t xml:space="preserve">ermite </w:t>
+            </w:r>
+            <w:r>
+              <w:rPr>
+                <w:lang w:val="ro"/>
+              </w:rPr>
+              <w:t>cererii</w:t>
+            </w:r>
+            <w:r>
+              <w:rPr>
+                <w:lang w:val="ro"/>
+              </w:rPr>
+              <w:t xml:space="preserve"> să filtreze datele din tabelul de fapte pe baza valorilor din tabelul dimensiuni fără a mai executa fizic operația de JOIN.</w:t>
+            </w:r>
+          </w:p>
+          <w:p>
+            <w:pPr>
+              <w:jc w:val="both"/>
+              <w:rPr>
+                <w:lang w:val="ro-RO"/>
+              </w:rPr>
+            </w:pPr>
+          </w:p>
+        </w:tc>
+        <w:tc>
+          <w:tcPr>
+            <w:tcW w:w="5508" w:type="dxa"/>
+          </w:tcPr>
+          <w:p>
+            <w:pPr>
+              <w:jc w:val="both"/>
+              <w:rPr>
+                <w:lang w:val="ro-RO"/>
+              </w:rPr>
+            </w:pPr>
+          </w:p>
+          <w:p>
+            <w:pPr>
+              <w:jc w:val="both"/>
+              <w:rPr>
+                <w:lang w:val="ro-RO"/>
+              </w:rPr>
+            </w:pPr>
+            <w:r>
+              <w:rPr>
+                <w:lang w:val="ro-RO"/>
+              </w:rPr>
+              <w:t>O</w:t>
+            </w:r>
+            <w:proofErr w:type="spellStart"/>
+            <w:r>
+              <w:rPr>
+                <w:lang w:val="es-ES"/>
+              </w:rPr>
+              <w:t>cupă</w:t>
+            </w:r>
+            <w:proofErr w:type="spellEnd"/>
+            <w:r>
+              <w:rPr>
+                <w:lang w:val="es-ES"/>
+              </w:rPr>
+              <w:t xml:space="preserve"> </w:t>
+            </w:r>
+            <w:proofErr w:type="spellStart"/>
+            <w:r>
+              <w:rPr>
+                <w:lang w:val="es-ES"/>
+              </w:rPr>
+              <w:t>spațiu</w:t>
+            </w:r>
+            <w:proofErr w:type="spellEnd"/>
+            <w:r>
+              <w:rPr>
+                <w:lang w:val="es-ES"/>
+              </w:rPr>
+              <w:t xml:space="preserve"> </w:t>
+            </w:r>
+            <w:proofErr w:type="spellStart"/>
+            <w:r>
+              <w:rPr>
+                <w:lang w:val="es-ES"/>
+              </w:rPr>
+              <w:t>suplimentar</w:t>
+            </w:r>
+            <w:proofErr w:type="spellEnd"/>
+            <w:r>
+              <w:rPr>
+                <w:lang w:val="es-ES"/>
+              </w:rPr>
+              <w:t xml:space="preserve"> </w:t>
+            </w:r>
+            <w:proofErr w:type="spellStart"/>
+            <w:r>
+              <w:rPr>
+                <w:lang w:val="es-ES"/>
+              </w:rPr>
+              <w:t>și</w:t>
+            </w:r>
+            <w:proofErr w:type="spellEnd"/>
+            <w:r>
+              <w:rPr>
+                <w:lang w:val="es-ES"/>
+              </w:rPr>
+              <w:t xml:space="preserve"> </w:t>
+            </w:r>
+            <w:proofErr w:type="spellStart"/>
+            <w:r>
+              <w:rPr>
+                <w:lang w:val="es-ES"/>
+              </w:rPr>
+              <w:t>inserțiile</w:t>
+            </w:r>
+            <w:proofErr w:type="spellEnd"/>
+            <w:r>
+              <w:rPr>
+                <w:lang w:val="es-ES"/>
+              </w:rPr>
+              <w:t>/</w:t>
+            </w:r>
+            <w:proofErr w:type="spellStart"/>
+            <w:r>
+              <w:rPr>
+                <w:lang w:val="es-ES"/>
+              </w:rPr>
+              <w:t>actualizările</w:t>
+            </w:r>
+            <w:proofErr w:type="spellEnd"/>
+            <w:r>
+              <w:rPr>
+                <w:lang w:val="es-ES"/>
+              </w:rPr>
+              <w:t xml:space="preserve"> </w:t>
+            </w:r>
+            <w:proofErr w:type="spellStart"/>
+            <w:r>
+              <w:rPr>
+                <w:lang w:val="es-ES"/>
+              </w:rPr>
+              <w:t>pot</w:t>
+            </w:r>
+            <w:proofErr w:type="spellEnd"/>
+            <w:r>
+              <w:rPr>
+                <w:lang w:val="es-ES"/>
+              </w:rPr>
+              <w:t xml:space="preserve"> fi </w:t>
+            </w:r>
+            <w:proofErr w:type="spellStart"/>
+            <w:r>
+              <w:rPr>
+                <w:lang w:val="es-ES"/>
+              </w:rPr>
+              <w:t>mai</w:t>
+            </w:r>
+            <w:proofErr w:type="spellEnd"/>
+            <w:r>
+              <w:rPr>
+                <w:lang w:val="es-ES"/>
+              </w:rPr>
+              <w:t xml:space="preserve"> lente.</w:t>
+            </w:r>
+          </w:p>
+        </w:tc>
+      </w:tr>
+    </w:tbl>
+    <w:p>
+      <w:pPr>
+        <w:jc w:val="both"/>
+      </w:pPr>
+    </w:p>
+    <w:p>
+      <w:pPr>
+        <w:pStyle w:val="ListParagraph"/>
+        <w:numPr>
+          <w:ilvl w:val="0"/>
+          <w:numId w:val="30"/>
+        </w:numPr>
+        <w:jc w:val="both"/>
+        <w:rPr>
+          <w:b/>
+          <w:bCs/>
+        </w:rPr>
+      </w:pPr>
+      <w:proofErr w:type="spellStart"/>
+      <w:r>
+        <w:rPr>
+          <w:b/>
+          <w:bCs/>
+        </w:rPr>
+        <w:t>Vizualizare</w:t>
+      </w:r>
+      <w:proofErr w:type="spellEnd"/>
+      <w:r>
+        <w:rPr>
+          <w:b/>
+          <w:bCs/>
+        </w:rPr>
+        <w:t xml:space="preserve"> </w:t>
+      </w:r>
+      <w:proofErr w:type="spellStart"/>
+      <w:r>
+        <w:rPr>
+          <w:b/>
+          <w:bCs/>
+        </w:rPr>
+        <w:t>materializată</w:t>
+      </w:r>
+      <w:proofErr w:type="spellEnd"/>
+      <w:r>
+        <w:rPr>
+          <w:b/>
+          <w:bCs/>
+        </w:rPr>
+        <w:t xml:space="preserve"> </w:t>
+      </w:r>
+    </w:p>
+    <w:p>
+      <w:pPr>
+        <w:ind w:left="1069"/>
+        <w:jc w:val="both"/>
+      </w:pPr>
+      <w:proofErr w:type="spellStart"/>
+      <w:r>
+        <w:t>Pentru</w:t>
+      </w:r>
+      <w:proofErr w:type="spellEnd"/>
+      <w:r>
+        <w:t xml:space="preserve"> </w:t>
+      </w:r>
+      <w:proofErr w:type="spellStart"/>
+      <w:r>
+        <w:t>fiecare</w:t>
+      </w:r>
+      <w:proofErr w:type="spellEnd"/>
+      <w:r>
+        <w:t xml:space="preserve"> client care a </w:t>
+      </w:r>
+      <w:proofErr w:type="spellStart"/>
+      <w:r>
+        <w:t>rezervat</w:t>
+      </w:r>
+      <w:proofErr w:type="spellEnd"/>
+      <w:r>
+        <w:t xml:space="preserve"> camera 1001 se </w:t>
+      </w:r>
+      <w:proofErr w:type="spellStart"/>
+      <w:r>
+        <w:t>reține</w:t>
+      </w:r>
+      <w:proofErr w:type="spellEnd"/>
+      <w:r>
+        <w:t xml:space="preserve"> </w:t>
+      </w:r>
+      <w:proofErr w:type="spellStart"/>
+      <w:r>
+        <w:t>venitul</w:t>
+      </w:r>
+      <w:proofErr w:type="spellEnd"/>
+      <w:r>
+        <w:t xml:space="preserve"> total lunar </w:t>
+      </w:r>
+      <w:proofErr w:type="spellStart"/>
+      <w:r>
+        <w:t>generat</w:t>
+      </w:r>
+      <w:proofErr w:type="spellEnd"/>
+      <w:r>
+        <w:t>.</w:t>
+      </w:r>
+    </w:p>
+    <w:tbl>
+      <w:tblPr>
+        <w:tblStyle w:val="TableGrid1"/>
+        <w:tblW w:w="0" w:type="auto"/>
+        <w:tblInd w:w="1080" w:type="dxa"/>
+        <w:tblLook w:val="04A0" w:firstRow="1" w:lastRow="0" w:firstColumn="1" w:lastColumn="0" w:noHBand="0" w:noVBand="1"/>
+      </w:tblPr>
+      <w:tblGrid>
+        <w:gridCol w:w="4962"/>
+        <w:gridCol w:w="4974"/>
+      </w:tblGrid>
+      <w:tr>
+        <w:tc>
+          <w:tcPr>
+            <w:tcW w:w="5508" w:type="dxa"/>
+            <w:shd w:val="clear" w:color="auto" w:fill="B8CCE4"/>
+          </w:tcPr>
+          <w:p>
+            <w:pPr>
+              <w:jc w:val="both"/>
+              <w:rPr>
+                <w:lang w:val="ro-RO"/>
+              </w:rPr>
+            </w:pPr>
+            <w:r>
+              <w:rPr>
+                <w:lang w:val="ro-RO"/>
+              </w:rPr>
+              <w:t>Avantaj</w:t>
+            </w:r>
+          </w:p>
+        </w:tc>
+        <w:tc>
+          <w:tcPr>
+            <w:tcW w:w="5508" w:type="dxa"/>
+            <w:shd w:val="clear" w:color="auto" w:fill="B8CCE4"/>
+          </w:tcPr>
+          <w:p>
+            <w:pPr>
+              <w:jc w:val="both"/>
+              <w:rPr>
+                <w:lang w:val="ro-RO"/>
+              </w:rPr>
+            </w:pPr>
+            <w:r>
+              <w:rPr>
+                <w:lang w:val="ro-RO"/>
+              </w:rPr>
+              <w:t>Dezavantaj</w:t>
+            </w:r>
+          </w:p>
+        </w:tc>
+      </w:tr>
+      <w:tr>
+        <w:tc>
+          <w:tcPr>
+            <w:tcW w:w="5508" w:type="dxa"/>
+          </w:tcPr>
+          <w:p>
+            <w:pPr>
+              <w:jc w:val="both"/>
+            </w:pPr>
+          </w:p>
+          <w:p>
+            <w:pPr>
+              <w:jc w:val="both"/>
+            </w:pPr>
+            <w:proofErr w:type="spellStart"/>
+            <w:r>
+              <w:t>S</w:t>
+            </w:r>
+            <w:r>
+              <w:t>tochează</w:t>
+            </w:r>
+            <w:proofErr w:type="spellEnd"/>
+            <w:r>
+              <w:t xml:space="preserve"> </w:t>
+            </w:r>
+            <w:proofErr w:type="spellStart"/>
+            <w:r>
+              <w:t>rezultatul</w:t>
+            </w:r>
+            <w:proofErr w:type="spellEnd"/>
+            <w:r>
+              <w:t xml:space="preserve"> final al </w:t>
+            </w:r>
+            <w:proofErr w:type="spellStart"/>
+            <w:r>
+              <w:t>agregării</w:t>
+            </w:r>
+            <w:proofErr w:type="spellEnd"/>
+            <w:r>
+              <w:t xml:space="preserve">, nu </w:t>
+            </w:r>
+            <w:proofErr w:type="spellStart"/>
+            <w:r>
+              <w:t>mai</w:t>
+            </w:r>
+            <w:proofErr w:type="spellEnd"/>
+            <w:r>
+              <w:t xml:space="preserve"> </w:t>
+            </w:r>
+            <w:proofErr w:type="spellStart"/>
+            <w:r>
+              <w:t>este</w:t>
+            </w:r>
+            <w:proofErr w:type="spellEnd"/>
+            <w:r>
+              <w:t xml:space="preserve"> </w:t>
+            </w:r>
+            <w:proofErr w:type="spellStart"/>
+            <w:r>
+              <w:t>nevoie</w:t>
+            </w:r>
+            <w:proofErr w:type="spellEnd"/>
+            <w:r>
+              <w:t xml:space="preserve"> de </w:t>
+            </w:r>
+            <w:proofErr w:type="spellStart"/>
+            <w:r>
+              <w:t>calcularea</w:t>
+            </w:r>
+            <w:proofErr w:type="spellEnd"/>
+            <w:r>
+              <w:t xml:space="preserve"> </w:t>
+            </w:r>
+            <w:proofErr w:type="spellStart"/>
+            <w:r>
+              <w:t>sa</w:t>
+            </w:r>
+            <w:proofErr w:type="spellEnd"/>
+            <w:r>
+              <w:t xml:space="preserve"> de </w:t>
+            </w:r>
+            <w:proofErr w:type="spellStart"/>
+            <w:r>
+              <w:t>fiecare</w:t>
+            </w:r>
+            <w:proofErr w:type="spellEnd"/>
+            <w:r>
+              <w:t xml:space="preserve"> data când </w:t>
+            </w:r>
+            <w:proofErr w:type="spellStart"/>
+            <w:r>
+              <w:t>este</w:t>
+            </w:r>
+            <w:proofErr w:type="spellEnd"/>
+            <w:r>
+              <w:t xml:space="preserve"> </w:t>
+            </w:r>
+            <w:proofErr w:type="spellStart"/>
+            <w:r>
+              <w:t>rulată</w:t>
+            </w:r>
+            <w:proofErr w:type="spellEnd"/>
+            <w:r>
+              <w:t xml:space="preserve"> </w:t>
+            </w:r>
+            <w:proofErr w:type="spellStart"/>
+            <w:r>
+              <w:t>cererea</w:t>
+            </w:r>
+            <w:proofErr w:type="spellEnd"/>
+            <w:r>
+              <w:t>.</w:t>
+            </w:r>
+          </w:p>
+          <w:p>
+            <w:pPr>
+              <w:jc w:val="both"/>
+              <w:rPr>
+                <w:lang w:val="ro-RO"/>
+              </w:rPr>
+            </w:pPr>
+          </w:p>
+        </w:tc>
+        <w:tc>
+          <w:tcPr>
+            <w:tcW w:w="5508" w:type="dxa"/>
+          </w:tcPr>
+          <w:p>
+            <w:pPr>
+              <w:jc w:val="both"/>
+              <w:rPr>
+                <w:lang w:val="ro-RO"/>
+              </w:rPr>
+            </w:pPr>
+          </w:p>
+          <w:p>
+            <w:pPr>
+              <w:jc w:val="both"/>
+              <w:rPr>
+                <w:lang w:val="ro-RO"/>
+              </w:rPr>
+            </w:pPr>
+            <w:r>
+              <w:rPr>
+                <w:lang w:val="ro-RO"/>
+              </w:rPr>
+              <w:t>Datele nu sunt mereu de actualitate, necesită REFRESH pentru a aduce date noi în vizualizare.</w:t>
+            </w:r>
+          </w:p>
+        </w:tc>
+      </w:tr>
+    </w:tbl>
     <w:p>
       <w:pPr>
         <w:tabs>
@@ -9085,7 +10221,6 @@
           <w:sz w:val="22"/>
           <w:szCs w:val="22"/>
         </w:rPr>
-        <w:lastRenderedPageBreak/>
         <w:t>Axa X (</w:t>
       </w:r>
       <w:proofErr w:type="spellStart"/>
@@ -9116,25 +10251,7 @@
           <w:sz w:val="22"/>
           <w:szCs w:val="22"/>
         </w:rPr>
-        <w:t xml:space="preserve"> </w:t>
-      </w:r>
-      <w:proofErr w:type="spellStart"/>
-      <w:r>
-        <w:rPr>
-          <w:rFonts w:asciiTheme="minorHAnsi" w:hAnsiTheme="minorHAnsi" w:cstheme="minorHAnsi"/>
-          <w:sz w:val="22"/>
-          <w:szCs w:val="22"/>
-        </w:rPr>
-        <w:t>Lunile</w:t>
-      </w:r>
-      <w:proofErr w:type="spellEnd"/>
-      <w:r>
-        <w:rPr>
-          <w:rFonts w:asciiTheme="minorHAnsi" w:hAnsiTheme="minorHAnsi" w:cstheme="minorHAnsi"/>
-          <w:sz w:val="22"/>
-          <w:szCs w:val="22"/>
-        </w:rPr>
-        <w:t xml:space="preserve"> </w:t>
+        <w:t xml:space="preserve"> Lunile </w:t>
       </w:r>
       <w:proofErr w:type="spellStart"/>
       <w:r>
@@ -9685,6 +10802,7 @@
         <w:rPr>
           <w:lang w:val="es-ES"/>
         </w:rPr>
+        <w:lastRenderedPageBreak/>
         <w:t>Pentru</w:t>
       </w:r>
       <w:proofErr w:type="spellEnd"/>
@@ -11830,7 +12948,6 @@
           <w:bCs/>
           <w:lang w:val="es-ES"/>
         </w:rPr>
-        <w:lastRenderedPageBreak/>
         <w:t>Reprezentare</w:t>
       </w:r>
       <w:proofErr w:type="spellEnd"/>
@@ -12486,6 +13603,7 @@
           <w:bCs/>
           <w:lang w:val="es-ES"/>
         </w:rPr>
+        <w:lastRenderedPageBreak/>
         <w:t xml:space="preserve">         </w:t>
       </w:r>
       <w:proofErr w:type="spellStart"/>
@@ -14703,7 +15821,6 @@
         <w:rPr>
           <w:rFonts w:cstheme="minorHAnsi"/>
         </w:rPr>
-        <w:lastRenderedPageBreak/>
         <w:t>Culori</w:t>
       </w:r>
       <w:proofErr w:type="spellEnd"/>
@@ -16037,6 +17154,155 @@
     </w:lvl>
   </w:abstractNum>
   <w:abstractNum w:abstractNumId="7" w15:restartNumberingAfterBreak="0">
+    <w:nsid w:val="1B914460"/>
+    <w:multiLevelType w:val="multilevel"/>
+    <w:tmpl w:val="92F8E03E"/>
+    <w:lvl w:ilvl="0">
+      <w:start w:val="1"/>
+      <w:numFmt w:val="bullet"/>
+      <w:lvlText w:val=""/>
+      <w:lvlJc w:val="left"/>
+      <w:pPr>
+        <w:tabs>
+          <w:tab w:val="num" w:pos="1440"/>
+        </w:tabs>
+        <w:ind w:left="1440" w:hanging="360"/>
+      </w:pPr>
+      <w:rPr>
+        <w:rFonts w:ascii="Symbol" w:hAnsi="Symbol" w:hint="default"/>
+        <w:sz w:val="20"/>
+      </w:rPr>
+    </w:lvl>
+    <w:lvl w:ilvl="1" w:tentative="1">
+      <w:start w:val="1"/>
+      <w:numFmt w:val="bullet"/>
+      <w:lvlText w:val="o"/>
+      <w:lvlJc w:val="left"/>
+      <w:pPr>
+        <w:tabs>
+          <w:tab w:val="num" w:pos="2160"/>
+        </w:tabs>
+        <w:ind w:left="2160" w:hanging="360"/>
+      </w:pPr>
+      <w:rPr>
+        <w:rFonts w:ascii="Courier New" w:hAnsi="Courier New" w:hint="default"/>
+        <w:sz w:val="20"/>
+      </w:rPr>
+    </w:lvl>
+    <w:lvl w:ilvl="2" w:tentative="1">
+      <w:start w:val="1"/>
+      <w:numFmt w:val="bullet"/>
+      <w:lvlText w:val=""/>
+      <w:lvlJc w:val="left"/>
+      <w:pPr>
+        <w:tabs>
+          <w:tab w:val="num" w:pos="2880"/>
+        </w:tabs>
+        <w:ind w:left="2880" w:hanging="360"/>
+      </w:pPr>
+      <w:rPr>
+        <w:rFonts w:ascii="Wingdings" w:hAnsi="Wingdings" w:hint="default"/>
+        <w:sz w:val="20"/>
+      </w:rPr>
+    </w:lvl>
+    <w:lvl w:ilvl="3" w:tentative="1">
+      <w:start w:val="1"/>
+      <w:numFmt w:val="bullet"/>
+      <w:lvlText w:val=""/>
+      <w:lvlJc w:val="left"/>
+      <w:pPr>
+        <w:tabs>
+          <w:tab w:val="num" w:pos="3600"/>
+        </w:tabs>
+        <w:ind w:left="3600" w:hanging="360"/>
+      </w:pPr>
+      <w:rPr>
+        <w:rFonts w:ascii="Wingdings" w:hAnsi="Wingdings" w:hint="default"/>
+        <w:sz w:val="20"/>
+      </w:rPr>
+    </w:lvl>
+    <w:lvl w:ilvl="4" w:tentative="1">
+      <w:start w:val="1"/>
+      <w:numFmt w:val="bullet"/>
+      <w:lvlText w:val=""/>
+      <w:lvlJc w:val="left"/>
+      <w:pPr>
+        <w:tabs>
+          <w:tab w:val="num" w:pos="4320"/>
+        </w:tabs>
+        <w:ind w:left="4320" w:hanging="360"/>
+      </w:pPr>
+      <w:rPr>
+        <w:rFonts w:ascii="Wingdings" w:hAnsi="Wingdings" w:hint="default"/>
+        <w:sz w:val="20"/>
+      </w:rPr>
+    </w:lvl>
+    <w:lvl w:ilvl="5" w:tentative="1">
+      <w:start w:val="1"/>
+      <w:numFmt w:val="bullet"/>
+      <w:lvlText w:val=""/>
+      <w:lvlJc w:val="left"/>
+      <w:pPr>
+        <w:tabs>
+          <w:tab w:val="num" w:pos="5040"/>
+        </w:tabs>
+        <w:ind w:left="5040" w:hanging="360"/>
+      </w:pPr>
+      <w:rPr>
+        <w:rFonts w:ascii="Wingdings" w:hAnsi="Wingdings" w:hint="default"/>
+        <w:sz w:val="20"/>
+      </w:rPr>
+    </w:lvl>
+    <w:lvl w:ilvl="6" w:tentative="1">
+      <w:start w:val="1"/>
+      <w:numFmt w:val="bullet"/>
+      <w:lvlText w:val=""/>
+      <w:lvlJc w:val="left"/>
+      <w:pPr>
+        <w:tabs>
+          <w:tab w:val="num" w:pos="5760"/>
+        </w:tabs>
+        <w:ind w:left="5760" w:hanging="360"/>
+      </w:pPr>
+      <w:rPr>
+        <w:rFonts w:ascii="Wingdings" w:hAnsi="Wingdings" w:hint="default"/>
+        <w:sz w:val="20"/>
+      </w:rPr>
+    </w:lvl>
+    <w:lvl w:ilvl="7" w:tentative="1">
+      <w:start w:val="1"/>
+      <w:numFmt w:val="bullet"/>
+      <w:lvlText w:val=""/>
+      <w:lvlJc w:val="left"/>
+      <w:pPr>
+        <w:tabs>
+          <w:tab w:val="num" w:pos="6480"/>
+        </w:tabs>
+        <w:ind w:left="6480" w:hanging="360"/>
+      </w:pPr>
+      <w:rPr>
+        <w:rFonts w:ascii="Wingdings" w:hAnsi="Wingdings" w:hint="default"/>
+        <w:sz w:val="20"/>
+      </w:rPr>
+    </w:lvl>
+    <w:lvl w:ilvl="8" w:tentative="1">
+      <w:start w:val="1"/>
+      <w:numFmt w:val="bullet"/>
+      <w:lvlText w:val=""/>
+      <w:lvlJc w:val="left"/>
+      <w:pPr>
+        <w:tabs>
+          <w:tab w:val="num" w:pos="7200"/>
+        </w:tabs>
+        <w:ind w:left="7200" w:hanging="360"/>
+      </w:pPr>
+      <w:rPr>
+        <w:rFonts w:ascii="Wingdings" w:hAnsi="Wingdings" w:hint="default"/>
+        <w:sz w:val="20"/>
+      </w:rPr>
+    </w:lvl>
+  </w:abstractNum>
+  <w:abstractNum w:abstractNumId="8" w15:restartNumberingAfterBreak="0">
     <w:nsid w:val="1C552FE1"/>
     <w:multiLevelType w:val="multilevel"/>
     <w:tmpl w:val="2E3AF132"/>
@@ -16149,7 +17415,7 @@
       </w:pPr>
     </w:lvl>
   </w:abstractNum>
-  <w:abstractNum w:abstractNumId="8" w15:restartNumberingAfterBreak="0">
+  <w:abstractNum w:abstractNumId="9" w15:restartNumberingAfterBreak="0">
     <w:nsid w:val="1E9D2642"/>
     <w:multiLevelType w:val="multilevel"/>
     <w:tmpl w:val="DEB090E4"/>
@@ -16262,7 +17528,7 @@
       </w:pPr>
     </w:lvl>
   </w:abstractNum>
-  <w:abstractNum w:abstractNumId="9" w15:restartNumberingAfterBreak="0">
+  <w:abstractNum w:abstractNumId="10" w15:restartNumberingAfterBreak="0">
     <w:nsid w:val="1EC05276"/>
     <w:multiLevelType w:val="multilevel"/>
     <w:tmpl w:val="6662526E"/>
@@ -16375,7 +17641,7 @@
       </w:rPr>
     </w:lvl>
   </w:abstractNum>
-  <w:abstractNum w:abstractNumId="10" w15:restartNumberingAfterBreak="0">
+  <w:abstractNum w:abstractNumId="11" w15:restartNumberingAfterBreak="0">
     <w:nsid w:val="208427BE"/>
     <w:multiLevelType w:val="multilevel"/>
     <w:tmpl w:val="B5E82E44"/>
@@ -16524,7 +17790,7 @@
       </w:rPr>
     </w:lvl>
   </w:abstractNum>
-  <w:abstractNum w:abstractNumId="11" w15:restartNumberingAfterBreak="0">
+  <w:abstractNum w:abstractNumId="12" w15:restartNumberingAfterBreak="0">
     <w:nsid w:val="21E450F1"/>
     <w:multiLevelType w:val="multilevel"/>
     <w:tmpl w:val="DCE838FC"/>
@@ -16641,7 +17907,7 @@
       </w:pPr>
     </w:lvl>
   </w:abstractNum>
-  <w:abstractNum w:abstractNumId="12" w15:restartNumberingAfterBreak="0">
+  <w:abstractNum w:abstractNumId="13" w15:restartNumberingAfterBreak="0">
     <w:nsid w:val="266B1809"/>
     <w:multiLevelType w:val="hybridMultilevel"/>
     <w:tmpl w:val="85C43CB8"/>
@@ -16754,7 +18020,7 @@
       </w:rPr>
     </w:lvl>
   </w:abstractNum>
-  <w:abstractNum w:abstractNumId="13" w15:restartNumberingAfterBreak="0">
+  <w:abstractNum w:abstractNumId="14" w15:restartNumberingAfterBreak="0">
     <w:nsid w:val="27757871"/>
     <w:multiLevelType w:val="multilevel"/>
     <w:tmpl w:val="CDFA9BE6"/>
@@ -16867,7 +18133,7 @@
       </w:pPr>
     </w:lvl>
   </w:abstractNum>
-  <w:abstractNum w:abstractNumId="14" w15:restartNumberingAfterBreak="0">
+  <w:abstractNum w:abstractNumId="15" w15:restartNumberingAfterBreak="0">
     <w:nsid w:val="2AF941A1"/>
     <w:multiLevelType w:val="multilevel"/>
     <w:tmpl w:val="1696D338"/>
@@ -17016,7 +18282,7 @@
       </w:rPr>
     </w:lvl>
   </w:abstractNum>
-  <w:abstractNum w:abstractNumId="15" w15:restartNumberingAfterBreak="0">
+  <w:abstractNum w:abstractNumId="16" w15:restartNumberingAfterBreak="0">
     <w:nsid w:val="2E5E0C16"/>
     <w:multiLevelType w:val="multilevel"/>
     <w:tmpl w:val="A54857D8"/>
@@ -17129,7 +18395,7 @@
       </w:rPr>
     </w:lvl>
   </w:abstractNum>
-  <w:abstractNum w:abstractNumId="16" w15:restartNumberingAfterBreak="0">
+  <w:abstractNum w:abstractNumId="17" w15:restartNumberingAfterBreak="0">
     <w:nsid w:val="33753D01"/>
     <w:multiLevelType w:val="multilevel"/>
     <w:tmpl w:val="1B0E2A3E"/>
@@ -17242,7 +18508,7 @@
       </w:pPr>
     </w:lvl>
   </w:abstractNum>
-  <w:abstractNum w:abstractNumId="17" w15:restartNumberingAfterBreak="0">
+  <w:abstractNum w:abstractNumId="18" w15:restartNumberingAfterBreak="0">
     <w:nsid w:val="348807B2"/>
     <w:multiLevelType w:val="multilevel"/>
     <w:tmpl w:val="BC0A569A"/>
@@ -17359,7 +18625,7 @@
       </w:pPr>
     </w:lvl>
   </w:abstractNum>
-  <w:abstractNum w:abstractNumId="18" w15:restartNumberingAfterBreak="0">
+  <w:abstractNum w:abstractNumId="19" w15:restartNumberingAfterBreak="0">
     <w:nsid w:val="35023AF7"/>
     <w:multiLevelType w:val="multilevel"/>
     <w:tmpl w:val="905218E8"/>
@@ -17472,7 +18738,7 @@
       </w:pPr>
     </w:lvl>
   </w:abstractNum>
-  <w:abstractNum w:abstractNumId="19" w15:restartNumberingAfterBreak="0">
+  <w:abstractNum w:abstractNumId="20" w15:restartNumberingAfterBreak="0">
     <w:nsid w:val="35BB0865"/>
     <w:multiLevelType w:val="multilevel"/>
     <w:tmpl w:val="51EEADE6"/>
@@ -17585,7 +18851,7 @@
       </w:pPr>
     </w:lvl>
   </w:abstractNum>
-  <w:abstractNum w:abstractNumId="20" w15:restartNumberingAfterBreak="0">
+  <w:abstractNum w:abstractNumId="21" w15:restartNumberingAfterBreak="0">
     <w:nsid w:val="363017A0"/>
     <w:multiLevelType w:val="multilevel"/>
     <w:tmpl w:val="3B385B5C"/>
@@ -17734,7 +19000,156 @@
       </w:rPr>
     </w:lvl>
   </w:abstractNum>
-  <w:abstractNum w:abstractNumId="21" w15:restartNumberingAfterBreak="0">
+  <w:abstractNum w:abstractNumId="22" w15:restartNumberingAfterBreak="0">
+    <w:nsid w:val="39011B45"/>
+    <w:multiLevelType w:val="multilevel"/>
+    <w:tmpl w:val="D758EEF4"/>
+    <w:lvl w:ilvl="0">
+      <w:start w:val="1"/>
+      <w:numFmt w:val="bullet"/>
+      <w:lvlText w:val=""/>
+      <w:lvlJc w:val="left"/>
+      <w:pPr>
+        <w:tabs>
+          <w:tab w:val="num" w:pos="720"/>
+        </w:tabs>
+        <w:ind w:left="720" w:hanging="360"/>
+      </w:pPr>
+      <w:rPr>
+        <w:rFonts w:ascii="Symbol" w:hAnsi="Symbol" w:hint="default"/>
+        <w:sz w:val="20"/>
+      </w:rPr>
+    </w:lvl>
+    <w:lvl w:ilvl="1" w:tentative="1">
+      <w:start w:val="1"/>
+      <w:numFmt w:val="bullet"/>
+      <w:lvlText w:val="o"/>
+      <w:lvlJc w:val="left"/>
+      <w:pPr>
+        <w:tabs>
+          <w:tab w:val="num" w:pos="1440"/>
+        </w:tabs>
+        <w:ind w:left="1440" w:hanging="360"/>
+      </w:pPr>
+      <w:rPr>
+        <w:rFonts w:ascii="Courier New" w:hAnsi="Courier New" w:hint="default"/>
+        <w:sz w:val="20"/>
+      </w:rPr>
+    </w:lvl>
+    <w:lvl w:ilvl="2" w:tentative="1">
+      <w:start w:val="1"/>
+      <w:numFmt w:val="bullet"/>
+      <w:lvlText w:val=""/>
+      <w:lvlJc w:val="left"/>
+      <w:pPr>
+        <w:tabs>
+          <w:tab w:val="num" w:pos="2160"/>
+        </w:tabs>
+        <w:ind w:left="2160" w:hanging="360"/>
+      </w:pPr>
+      <w:rPr>
+        <w:rFonts w:ascii="Wingdings" w:hAnsi="Wingdings" w:hint="default"/>
+        <w:sz w:val="20"/>
+      </w:rPr>
+    </w:lvl>
+    <w:lvl w:ilvl="3" w:tentative="1">
+      <w:start w:val="1"/>
+      <w:numFmt w:val="bullet"/>
+      <w:lvlText w:val=""/>
+      <w:lvlJc w:val="left"/>
+      <w:pPr>
+        <w:tabs>
+          <w:tab w:val="num" w:pos="2880"/>
+        </w:tabs>
+        <w:ind w:left="2880" w:hanging="360"/>
+      </w:pPr>
+      <w:rPr>
+        <w:rFonts w:ascii="Wingdings" w:hAnsi="Wingdings" w:hint="default"/>
+        <w:sz w:val="20"/>
+      </w:rPr>
+    </w:lvl>
+    <w:lvl w:ilvl="4" w:tentative="1">
+      <w:start w:val="1"/>
+      <w:numFmt w:val="bullet"/>
+      <w:lvlText w:val=""/>
+      <w:lvlJc w:val="left"/>
+      <w:pPr>
+        <w:tabs>
+          <w:tab w:val="num" w:pos="3600"/>
+        </w:tabs>
+        <w:ind w:left="3600" w:hanging="360"/>
+      </w:pPr>
+      <w:rPr>
+        <w:rFonts w:ascii="Wingdings" w:hAnsi="Wingdings" w:hint="default"/>
+        <w:sz w:val="20"/>
+      </w:rPr>
+    </w:lvl>
+    <w:lvl w:ilvl="5" w:tentative="1">
+      <w:start w:val="1"/>
+      <w:numFmt w:val="bullet"/>
+      <w:lvlText w:val=""/>
+      <w:lvlJc w:val="left"/>
+      <w:pPr>
+        <w:tabs>
+          <w:tab w:val="num" w:pos="4320"/>
+        </w:tabs>
+        <w:ind w:left="4320" w:hanging="360"/>
+      </w:pPr>
+      <w:rPr>
+        <w:rFonts w:ascii="Wingdings" w:hAnsi="Wingdings" w:hint="default"/>
+        <w:sz w:val="20"/>
+      </w:rPr>
+    </w:lvl>
+    <w:lvl w:ilvl="6" w:tentative="1">
+      <w:start w:val="1"/>
+      <w:numFmt w:val="bullet"/>
+      <w:lvlText w:val=""/>
+      <w:lvlJc w:val="left"/>
+      <w:pPr>
+        <w:tabs>
+          <w:tab w:val="num" w:pos="5040"/>
+        </w:tabs>
+        <w:ind w:left="5040" w:hanging="360"/>
+      </w:pPr>
+      <w:rPr>
+        <w:rFonts w:ascii="Wingdings" w:hAnsi="Wingdings" w:hint="default"/>
+        <w:sz w:val="20"/>
+      </w:rPr>
+    </w:lvl>
+    <w:lvl w:ilvl="7" w:tentative="1">
+      <w:start w:val="1"/>
+      <w:numFmt w:val="bullet"/>
+      <w:lvlText w:val=""/>
+      <w:lvlJc w:val="left"/>
+      <w:pPr>
+        <w:tabs>
+          <w:tab w:val="num" w:pos="5760"/>
+        </w:tabs>
+        <w:ind w:left="5760" w:hanging="360"/>
+      </w:pPr>
+      <w:rPr>
+        <w:rFonts w:ascii="Wingdings" w:hAnsi="Wingdings" w:hint="default"/>
+        <w:sz w:val="20"/>
+      </w:rPr>
+    </w:lvl>
+    <w:lvl w:ilvl="8" w:tentative="1">
+      <w:start w:val="1"/>
+      <w:numFmt w:val="bullet"/>
+      <w:lvlText w:val=""/>
+      <w:lvlJc w:val="left"/>
+      <w:pPr>
+        <w:tabs>
+          <w:tab w:val="num" w:pos="6480"/>
+        </w:tabs>
+        <w:ind w:left="6480" w:hanging="360"/>
+      </w:pPr>
+      <w:rPr>
+        <w:rFonts w:ascii="Wingdings" w:hAnsi="Wingdings" w:hint="default"/>
+        <w:sz w:val="20"/>
+      </w:rPr>
+    </w:lvl>
+  </w:abstractNum>
+  <w:abstractNum w:abstractNumId="23" w15:restartNumberingAfterBreak="0">
     <w:nsid w:val="39B33842"/>
     <w:multiLevelType w:val="multilevel"/>
     <w:tmpl w:val="D56666E0"/>
@@ -17883,7 +19298,7 @@
       </w:rPr>
     </w:lvl>
   </w:abstractNum>
-  <w:abstractNum w:abstractNumId="22" w15:restartNumberingAfterBreak="0">
+  <w:abstractNum w:abstractNumId="24" w15:restartNumberingAfterBreak="0">
     <w:nsid w:val="3C5304C1"/>
     <w:multiLevelType w:val="multilevel"/>
     <w:tmpl w:val="2A046760"/>
@@ -17996,7 +19411,7 @@
       </w:rPr>
     </w:lvl>
   </w:abstractNum>
-  <w:abstractNum w:abstractNumId="23" w15:restartNumberingAfterBreak="0">
+  <w:abstractNum w:abstractNumId="25" w15:restartNumberingAfterBreak="0">
     <w:nsid w:val="3DE35E3C"/>
     <w:multiLevelType w:val="multilevel"/>
     <w:tmpl w:val="E52ED220"/>
@@ -18145,7 +19560,7 @@
       </w:rPr>
     </w:lvl>
   </w:abstractNum>
-  <w:abstractNum w:abstractNumId="24" w15:restartNumberingAfterBreak="0">
+  <w:abstractNum w:abstractNumId="26" w15:restartNumberingAfterBreak="0">
     <w:nsid w:val="4C761F57"/>
     <w:multiLevelType w:val="multilevel"/>
     <w:tmpl w:val="EF36A1BE"/>
@@ -18235,7 +19650,7 @@
       </w:pPr>
     </w:lvl>
   </w:abstractNum>
-  <w:abstractNum w:abstractNumId="25" w15:restartNumberingAfterBreak="0">
+  <w:abstractNum w:abstractNumId="27" w15:restartNumberingAfterBreak="0">
     <w:nsid w:val="4CD72091"/>
     <w:multiLevelType w:val="multilevel"/>
     <w:tmpl w:val="2A08EB78"/>
@@ -18384,7 +19799,7 @@
       </w:rPr>
     </w:lvl>
   </w:abstractNum>
-  <w:abstractNum w:abstractNumId="26" w15:restartNumberingAfterBreak="0">
+  <w:abstractNum w:abstractNumId="28" w15:restartNumberingAfterBreak="0">
     <w:nsid w:val="53215195"/>
     <w:multiLevelType w:val="multilevel"/>
     <w:tmpl w:val="2B9C6152"/>
@@ -18533,7 +19948,7 @@
       </w:rPr>
     </w:lvl>
   </w:abstractNum>
-  <w:abstractNum w:abstractNumId="27" w15:restartNumberingAfterBreak="0">
+  <w:abstractNum w:abstractNumId="29" w15:restartNumberingAfterBreak="0">
     <w:nsid w:val="53B80945"/>
     <w:multiLevelType w:val="multilevel"/>
     <w:tmpl w:val="A1246A74"/>
@@ -18646,7 +20061,7 @@
       </w:rPr>
     </w:lvl>
   </w:abstractNum>
-  <w:abstractNum w:abstractNumId="28" w15:restartNumberingAfterBreak="0">
+  <w:abstractNum w:abstractNumId="30" w15:restartNumberingAfterBreak="0">
     <w:nsid w:val="55B25B25"/>
     <w:multiLevelType w:val="hybridMultilevel"/>
     <w:tmpl w:val="B9F0C132"/>
@@ -18759,7 +20174,7 @@
       </w:rPr>
     </w:lvl>
   </w:abstractNum>
-  <w:abstractNum w:abstractNumId="29" w15:restartNumberingAfterBreak="0">
+  <w:abstractNum w:abstractNumId="31" w15:restartNumberingAfterBreak="0">
     <w:nsid w:val="567C160E"/>
     <w:multiLevelType w:val="multilevel"/>
     <w:tmpl w:val="77E0515E"/>
@@ -18872,7 +20287,7 @@
       </w:pPr>
     </w:lvl>
   </w:abstractNum>
-  <w:abstractNum w:abstractNumId="30" w15:restartNumberingAfterBreak="0">
+  <w:abstractNum w:abstractNumId="32" w15:restartNumberingAfterBreak="0">
     <w:nsid w:val="576E6663"/>
     <w:multiLevelType w:val="multilevel"/>
     <w:tmpl w:val="43F6A580"/>
@@ -19021,7 +20436,7 @@
       </w:rPr>
     </w:lvl>
   </w:abstractNum>
-  <w:abstractNum w:abstractNumId="31" w15:restartNumberingAfterBreak="0">
+  <w:abstractNum w:abstractNumId="33" w15:restartNumberingAfterBreak="0">
     <w:nsid w:val="599F70D1"/>
     <w:multiLevelType w:val="multilevel"/>
     <w:tmpl w:val="B5D2B33A"/>
@@ -19107,7 +20522,7 @@
       </w:pPr>
     </w:lvl>
   </w:abstractNum>
-  <w:abstractNum w:abstractNumId="32" w15:restartNumberingAfterBreak="0">
+  <w:abstractNum w:abstractNumId="34" w15:restartNumberingAfterBreak="0">
     <w:nsid w:val="63811952"/>
     <w:multiLevelType w:val="multilevel"/>
     <w:tmpl w:val="2C3E8DA4"/>
@@ -19220,7 +20635,7 @@
       </w:pPr>
     </w:lvl>
   </w:abstractNum>
-  <w:abstractNum w:abstractNumId="33" w15:restartNumberingAfterBreak="0">
+  <w:abstractNum w:abstractNumId="35" w15:restartNumberingAfterBreak="0">
     <w:nsid w:val="6A2E468E"/>
     <w:multiLevelType w:val="hybridMultilevel"/>
     <w:tmpl w:val="15269C48"/>
@@ -19306,7 +20721,7 @@
       </w:pPr>
     </w:lvl>
   </w:abstractNum>
-  <w:abstractNum w:abstractNumId="34" w15:restartNumberingAfterBreak="0">
+  <w:abstractNum w:abstractNumId="36" w15:restartNumberingAfterBreak="0">
     <w:nsid w:val="6AAC0EFD"/>
     <w:multiLevelType w:val="multilevel"/>
     <w:tmpl w:val="AFBA03A6"/>
@@ -19419,7 +20834,7 @@
       </w:pPr>
     </w:lvl>
   </w:abstractNum>
-  <w:abstractNum w:abstractNumId="35" w15:restartNumberingAfterBreak="0">
+  <w:abstractNum w:abstractNumId="37" w15:restartNumberingAfterBreak="0">
     <w:nsid w:val="6E021CB4"/>
     <w:multiLevelType w:val="multilevel"/>
     <w:tmpl w:val="AC9C8B48"/>
@@ -19568,7 +20983,7 @@
       </w:rPr>
     </w:lvl>
   </w:abstractNum>
-  <w:abstractNum w:abstractNumId="36" w15:restartNumberingAfterBreak="0">
+  <w:abstractNum w:abstractNumId="38" w15:restartNumberingAfterBreak="0">
     <w:nsid w:val="7563247C"/>
     <w:multiLevelType w:val="multilevel"/>
     <w:tmpl w:val="A94A25C2"/>
@@ -19717,7 +21132,7 @@
       </w:rPr>
     </w:lvl>
   </w:abstractNum>
-  <w:abstractNum w:abstractNumId="37" w15:restartNumberingAfterBreak="0">
+  <w:abstractNum w:abstractNumId="39" w15:restartNumberingAfterBreak="0">
     <w:nsid w:val="79214A9C"/>
     <w:multiLevelType w:val="multilevel"/>
     <w:tmpl w:val="26141A48"/>
@@ -19830,7 +21245,7 @@
       </w:pPr>
     </w:lvl>
   </w:abstractNum>
-  <w:abstractNum w:abstractNumId="38" w15:restartNumberingAfterBreak="0">
+  <w:abstractNum w:abstractNumId="40" w15:restartNumberingAfterBreak="0">
     <w:nsid w:val="7AC82061"/>
     <w:multiLevelType w:val="multilevel"/>
     <w:tmpl w:val="C5827F26"/>
@@ -19979,7 +21394,7 @@
       </w:rPr>
     </w:lvl>
   </w:abstractNum>
-  <w:abstractNum w:abstractNumId="39" w15:restartNumberingAfterBreak="0">
+  <w:abstractNum w:abstractNumId="41" w15:restartNumberingAfterBreak="0">
     <w:nsid w:val="7C9409C0"/>
     <w:multiLevelType w:val="multilevel"/>
     <w:tmpl w:val="7792B4DA"/>
@@ -20092,7 +21507,7 @@
       </w:rPr>
     </w:lvl>
   </w:abstractNum>
-  <w:abstractNum w:abstractNumId="40" w15:restartNumberingAfterBreak="0">
+  <w:abstractNum w:abstractNumId="42" w15:restartNumberingAfterBreak="0">
     <w:nsid w:val="7D6E3B52"/>
     <w:multiLevelType w:val="multilevel"/>
     <w:tmpl w:val="F1FE3F20"/>
@@ -20242,109 +21657,109 @@
     </w:lvl>
   </w:abstractNum>
   <w:num w:numId="1" w16cid:durableId="1860771804">
-    <w:abstractNumId w:val="8"/>
+    <w:abstractNumId w:val="9"/>
   </w:num>
   <w:num w:numId="2" w16cid:durableId="1272014729">
-    <w:abstractNumId w:val="37"/>
+    <w:abstractNumId w:val="39"/>
   </w:num>
   <w:num w:numId="3" w16cid:durableId="1907110157">
-    <w:abstractNumId w:val="18"/>
+    <w:abstractNumId w:val="19"/>
   </w:num>
   <w:num w:numId="4" w16cid:durableId="973758537">
     <w:abstractNumId w:val="2"/>
   </w:num>
   <w:num w:numId="5" w16cid:durableId="1564101644">
-    <w:abstractNumId w:val="7"/>
+    <w:abstractNumId w:val="8"/>
   </w:num>
   <w:num w:numId="6" w16cid:durableId="125317720">
-    <w:abstractNumId w:val="16"/>
+    <w:abstractNumId w:val="17"/>
   </w:num>
   <w:num w:numId="7" w16cid:durableId="1618222637">
     <w:abstractNumId w:val="3"/>
   </w:num>
   <w:num w:numId="8" w16cid:durableId="872426480">
+    <w:abstractNumId w:val="36"/>
+  </w:num>
+  <w:num w:numId="9" w16cid:durableId="842283275">
     <w:abstractNumId w:val="34"/>
   </w:num>
-  <w:num w:numId="9" w16cid:durableId="842283275">
+  <w:num w:numId="10" w16cid:durableId="1703941889">
+    <w:abstractNumId w:val="14"/>
+  </w:num>
+  <w:num w:numId="11" w16cid:durableId="27536061">
+    <w:abstractNumId w:val="20"/>
+  </w:num>
+  <w:num w:numId="12" w16cid:durableId="172916457">
+    <w:abstractNumId w:val="31"/>
+  </w:num>
+  <w:num w:numId="13" w16cid:durableId="1986860307">
+    <w:abstractNumId w:val="28"/>
+  </w:num>
+  <w:num w:numId="14" w16cid:durableId="1413619859">
+    <w:abstractNumId w:val="18"/>
+  </w:num>
+  <w:num w:numId="15" w16cid:durableId="1297758594">
     <w:abstractNumId w:val="32"/>
   </w:num>
-  <w:num w:numId="10" w16cid:durableId="1703941889">
+  <w:num w:numId="16" w16cid:durableId="1453741726">
     <w:abstractNumId w:val="13"/>
-  </w:num>
-  <w:num w:numId="11" w16cid:durableId="27536061">
-    <w:abstractNumId w:val="19"/>
-  </w:num>
-  <w:num w:numId="12" w16cid:durableId="172916457">
-    <w:abstractNumId w:val="29"/>
-  </w:num>
-  <w:num w:numId="13" w16cid:durableId="1986860307">
-    <w:abstractNumId w:val="26"/>
-  </w:num>
-  <w:num w:numId="14" w16cid:durableId="1413619859">
-    <w:abstractNumId w:val="17"/>
-  </w:num>
-  <w:num w:numId="15" w16cid:durableId="1297758594">
-    <w:abstractNumId w:val="30"/>
-  </w:num>
-  <w:num w:numId="16" w16cid:durableId="1453741726">
-    <w:abstractNumId w:val="12"/>
   </w:num>
   <w:num w:numId="17" w16cid:durableId="1324818427">
     <w:abstractNumId w:val="1"/>
   </w:num>
   <w:num w:numId="18" w16cid:durableId="836189509">
-    <w:abstractNumId w:val="11"/>
+    <w:abstractNumId w:val="12"/>
   </w:num>
   <w:num w:numId="19" w16cid:durableId="906065261">
-    <w:abstractNumId w:val="20"/>
+    <w:abstractNumId w:val="21"/>
   </w:num>
   <w:num w:numId="20" w16cid:durableId="2002196968">
-    <w:abstractNumId w:val="36"/>
+    <w:abstractNumId w:val="38"/>
   </w:num>
   <w:num w:numId="21" w16cid:durableId="788553314">
-    <w:abstractNumId w:val="10"/>
+    <w:abstractNumId w:val="11"/>
   </w:num>
   <w:num w:numId="22" w16cid:durableId="1746801355">
     <w:abstractNumId w:val="5"/>
   </w:num>
   <w:num w:numId="23" w16cid:durableId="267398050">
-    <w:abstractNumId w:val="21"/>
+    <w:abstractNumId w:val="23"/>
   </w:num>
   <w:num w:numId="24" w16cid:durableId="696733908">
     <w:abstractNumId w:val="4"/>
   </w:num>
   <w:num w:numId="25" w16cid:durableId="1389918439">
-    <w:abstractNumId w:val="14"/>
+    <w:abstractNumId w:val="15"/>
   </w:num>
   <w:num w:numId="26" w16cid:durableId="546570628">
-    <w:abstractNumId w:val="38"/>
+    <w:abstractNumId w:val="40"/>
   </w:num>
   <w:num w:numId="27" w16cid:durableId="287710992">
-    <w:abstractNumId w:val="9"/>
+    <w:abstractNumId w:val="10"/>
   </w:num>
   <w:num w:numId="28" w16cid:durableId="699554594">
-    <w:abstractNumId w:val="31"/>
+    <w:abstractNumId w:val="33"/>
   </w:num>
   <w:num w:numId="29" w16cid:durableId="1717925833">
-    <w:abstractNumId w:val="23"/>
+    <w:abstractNumId w:val="25"/>
   </w:num>
   <w:num w:numId="30" w16cid:durableId="817402">
-    <w:abstractNumId w:val="33"/>
+    <w:abstractNumId w:val="35"/>
   </w:num>
   <w:num w:numId="31" w16cid:durableId="1807046462">
-    <w:abstractNumId w:val="24"/>
+    <w:abstractNumId w:val="26"/>
   </w:num>
   <w:num w:numId="32" w16cid:durableId="1490751167">
-    <w:abstractNumId w:val="28"/>
+    <w:abstractNumId w:val="30"/>
   </w:num>
   <w:num w:numId="33" w16cid:durableId="1714964440">
-    <w:abstractNumId w:val="35"/>
+    <w:abstractNumId w:val="37"/>
   </w:num>
   <w:num w:numId="34" w16cid:durableId="2060130384">
-    <w:abstractNumId w:val="25"/>
+    <w:abstractNumId w:val="27"/>
   </w:num>
   <w:num w:numId="35" w16cid:durableId="2093355020">
-    <w:abstractNumId w:val="40"/>
+    <w:abstractNumId w:val="42"/>
   </w:num>
   <w:num w:numId="36" w16cid:durableId="1343974614">
     <w:abstractNumId w:val="6"/>
@@ -20353,16 +21768,22 @@
     <w:abstractNumId w:val="0"/>
   </w:num>
   <w:num w:numId="38" w16cid:durableId="337998867">
+    <w:abstractNumId w:val="24"/>
+  </w:num>
+  <w:num w:numId="39" w16cid:durableId="1298492444">
+    <w:abstractNumId w:val="29"/>
+  </w:num>
+  <w:num w:numId="40" w16cid:durableId="449708156">
+    <w:abstractNumId w:val="16"/>
+  </w:num>
+  <w:num w:numId="41" w16cid:durableId="2078748959">
+    <w:abstractNumId w:val="41"/>
+  </w:num>
+  <w:num w:numId="42" w16cid:durableId="1328678752">
     <w:abstractNumId w:val="22"/>
   </w:num>
-  <w:num w:numId="39" w16cid:durableId="1298492444">
-    <w:abstractNumId w:val="27"/>
-  </w:num>
-  <w:num w:numId="40" w16cid:durableId="449708156">
-    <w:abstractNumId w:val="15"/>
-  </w:num>
-  <w:num w:numId="41" w16cid:durableId="2078748959">
-    <w:abstractNumId w:val="39"/>
+  <w:num w:numId="43" w16cid:durableId="447625693">
+    <w:abstractNumId w:val="7"/>
   </w:num>
 </w:numbering>
 </file>
